--- a/07-驱动电路/02-LED驱动/恒流LED驱动电路/恒流LED驱动电路.docx
+++ b/07-驱动电路/02-LED驱动/恒流LED驱动电路/恒流LED驱动电路.docx
@@ -3290,6 +3290,20 @@
     </w:p>
     <w:bookmarkEnd w:id="26"/>
     <w:bookmarkEnd w:id="27"/>
+    <w:p>
+      <w:pPr>
+        <w:spacing w:before="360"/>
+        <w:jc w:val="center"/>
+      </w:pPr>
+      <w:r>
+        <w:rPr>
+          <w:rFonts w:ascii="Times New Roman" w:hAnsi="Times New Roman"/>
+          <w:color w:val="555555"/>
+          <w:sz w:val="21"/>
+        </w:rPr>
+        <w:t>材料收集者：杜文杰</w:t>
+      </w:r>
+    </w:p>
     <w:sectPr>
       <w:headerReference r:id="rId9" w:type="default"/>
       <w:footerReference r:id="rId10" w:type="default"/>

--- a/07-驱动电路/02-LED驱动/恒流LED驱动电路/恒流LED驱动电路.docx
+++ b/07-驱动电路/02-LED驱动/恒流LED驱动电路/恒流LED驱动电路.docx
@@ -1,6 +1,6 @@
 
 <file path=word/document.xml><?xml version="1.0" encoding="utf-8"?>
-<w:document xmlns:w="http://schemas.openxmlformats.org/wordprocessingml/2006/main" xmlns:m="http://schemas.openxmlformats.org/officeDocument/2006/math" xmlns:r="http://schemas.openxmlformats.org/officeDocument/2006/relationships" xmlns:o="urn:schemas-microsoft-com:office:office" xmlns:v="urn:schemas-microsoft-com:vml" xmlns:w10="urn:schemas-microsoft-com:office:word" xmlns:a="http://schemas.openxmlformats.org/drawingml/2006/main" xmlns:pic="http://schemas.openxmlformats.org/drawingml/2006/picture" xmlns:wp="http://schemas.openxmlformats.org/drawingml/2006/wordprocessingDrawing">
+<w:document xmlns:m="http://schemas.openxmlformats.org/officeDocument/2006/math" xmlns:r="http://schemas.openxmlformats.org/officeDocument/2006/relationships" xmlns:w="http://schemas.openxmlformats.org/wordprocessingml/2006/main" xmlns:o="urn:schemas-microsoft-com:office:office" xmlns:v="urn:schemas-microsoft-com:vml" xmlns:w10="urn:schemas-microsoft-com:office:word" xmlns:a="http://schemas.openxmlformats.org/drawingml/2006/main" xmlns:pic="http://schemas.openxmlformats.org/drawingml/2006/picture" xmlns:wp="http://schemas.openxmlformats.org/drawingml/2006/wordprocessingDrawing">
   <w:body>
     <w:bookmarkStart w:id="27" w:name="恒流-led-驱动电路"/>
     <w:p>
@@ -9,16 +9,19 @@
       </w:pPr>
       <w:r>
         <w:rPr>
-          <w:rFonts w:hint="eastAsia"/>
+          <w:rFonts w:hint="eastAsia" w:eastAsia="黑体"/>
         </w:rPr>
         <w:t xml:space="preserve">恒流</w:t>
       </w:r>
       <w:r>
+        <w:rPr>
+          <w:rFonts w:eastAsia="黑体"/>
+        </w:rPr>
         <w:t xml:space="preserve"> LED </w:t>
       </w:r>
       <w:r>
         <w:rPr>
-          <w:rFonts w:hint="eastAsia"/>
+          <w:rFonts w:hint="eastAsia" w:eastAsia="黑体"/>
         </w:rPr>
         <w:t xml:space="preserve">驱动电路</w:t>
       </w:r>
@@ -30,7 +33,7 @@
       </w:pPr>
       <w:r>
         <w:rPr>
-          <w:rFonts w:hint="eastAsia"/>
+          <w:rFonts w:hint="eastAsia" w:eastAsia="黑体"/>
         </w:rPr>
         <w:t xml:space="preserve">拓扑描述</w:t>
       </w:r>
@@ -41,16 +44,19 @@
       </w:pPr>
       <w:r>
         <w:rPr>
-          <w:rFonts w:hint="eastAsia"/>
+          <w:rFonts w:hint="eastAsia" w:eastAsia="黑体"/>
         </w:rPr>
         <w:t xml:space="preserve">由</w:t>
       </w:r>
       <w:r>
+        <w:rPr>
+          <w:rFonts w:eastAsia="黑体"/>
+        </w:rPr>
         <w:t xml:space="preserve"> </w:t>
       </w:r>
       <w:r>
         <w:rPr>
-          <w:rFonts w:hint="eastAsia"/>
+          <w:rFonts w:hint="eastAsia" w:eastAsia="黑体"/>
           <w:b/>
           <w:bCs/>
         </w:rPr>
@@ -58,6 +64,7 @@
       </w:r>
       <w:r>
         <w:rPr>
+          <w:rFonts w:eastAsia="黑体"/>
           <w:b/>
           <w:bCs/>
         </w:rPr>
@@ -84,11 +91,14 @@
         </m:sSub>
       </m:oMath>
       <w:r>
+        <w:rPr>
+          <w:rFonts w:eastAsia="黑体"/>
+        </w:rPr>
         <w:t xml:space="preserve">、</w:t>
       </w:r>
       <w:r>
         <w:rPr>
-          <w:rFonts w:hint="eastAsia"/>
+          <w:rFonts w:hint="eastAsia" w:eastAsia="黑体"/>
           <w:b/>
           <w:bCs/>
         </w:rPr>
@@ -96,6 +106,7 @@
       </w:r>
       <w:r>
         <w:rPr>
+          <w:rFonts w:eastAsia="黑体"/>
           <w:b/>
           <w:bCs/>
         </w:rPr>
@@ -128,11 +139,14 @@
         </m:sSub>
       </m:oMath>
       <w:r>
+        <w:rPr>
+          <w:rFonts w:eastAsia="黑体"/>
+        </w:rPr>
         <w:t xml:space="preserve">、</w:t>
       </w:r>
       <w:r>
         <w:rPr>
-          <w:rFonts w:hint="eastAsia"/>
+          <w:rFonts w:hint="eastAsia" w:eastAsia="黑体"/>
           <w:b/>
           <w:bCs/>
         </w:rPr>
@@ -140,6 +154,7 @@
       </w:r>
       <w:r>
         <w:rPr>
+          <w:rFonts w:eastAsia="黑体"/>
           <w:b/>
           <w:bCs/>
         </w:rPr>
@@ -160,20 +175,26 @@
         </m:sSub>
       </m:oMath>
       <w:r>
+        <w:rPr>
+          <w:rFonts w:eastAsia="黑体"/>
+        </w:rPr>
         <w:t xml:space="preserve"> </w:t>
       </w:r>
       <w:r>
         <w:rPr>
-          <w:rFonts w:hint="eastAsia"/>
+          <w:rFonts w:hint="eastAsia" w:eastAsia="黑体"/>
         </w:rPr>
         <w:t xml:space="preserve">与</w:t>
       </w:r>
       <w:r>
+        <w:rPr>
+          <w:rFonts w:eastAsia="黑体"/>
+        </w:rPr>
         <w:t xml:space="preserve"> </w:t>
       </w:r>
       <w:r>
         <w:rPr>
-          <w:rFonts w:hint="eastAsia"/>
+          <w:rFonts w:hint="eastAsia" w:eastAsia="黑体"/>
           <w:b/>
           <w:bCs/>
         </w:rPr>
@@ -181,6 +202,7 @@
       </w:r>
       <w:r>
         <w:rPr>
+          <w:rFonts w:eastAsia="黑体"/>
           <w:b/>
           <w:bCs/>
         </w:rPr>
@@ -202,7 +224,7 @@
       </m:oMath>
       <w:r>
         <w:rPr>
-          <w:rFonts w:hint="eastAsia"/>
+          <w:rFonts w:hint="eastAsia" w:eastAsia="黑体"/>
           <w:b/>
           <w:bCs/>
         </w:rPr>
@@ -210,6 +232,7 @@
       </w:r>
       <w:r>
         <w:rPr>
+          <w:rFonts w:eastAsia="黑体"/>
           <w:b/>
           <w:bCs/>
         </w:rPr>
@@ -217,7 +240,7 @@
       </w:r>
       <w:r>
         <w:rPr>
-          <w:rFonts w:hint="eastAsia"/>
+          <w:rFonts w:hint="eastAsia" w:eastAsia="黑体"/>
           <w:b/>
           <w:bCs/>
         </w:rPr>
@@ -225,6 +248,7 @@
       </w:r>
       <w:r>
         <w:rPr>
+          <w:rFonts w:eastAsia="黑体"/>
           <w:b/>
           <w:bCs/>
         </w:rPr>
@@ -232,7 +256,7 @@
       </w:r>
       <w:r>
         <w:rPr>
-          <w:rFonts w:hint="eastAsia"/>
+          <w:rFonts w:hint="eastAsia" w:eastAsia="黑体"/>
           <w:b/>
           <w:bCs/>
         </w:rPr>
@@ -240,31 +264,37 @@
       </w:r>
       <w:r>
         <w:rPr>
-          <w:rFonts w:hint="eastAsia"/>
+          <w:rFonts w:hint="eastAsia" w:eastAsia="黑体"/>
         </w:rPr>
         <w:t xml:space="preserve">（或专用恒流</w:t>
       </w:r>
       <w:r>
+        <w:rPr>
+          <w:rFonts w:eastAsia="黑体"/>
+        </w:rPr>
         <w:t xml:space="preserve"> </w:t>
       </w:r>
       <w:r>
         <w:rPr>
-          <w:rFonts w:hint="eastAsia"/>
+          <w:rFonts w:hint="eastAsia" w:eastAsia="黑体"/>
         </w:rPr>
         <w:t xml:space="preserve">IC）构成的闭环恒流网络。电路共有</w:t>
       </w:r>
       <w:r>
+        <w:rPr>
+          <w:rFonts w:eastAsia="黑体"/>
+        </w:rPr>
         <w:t xml:space="preserve"> 4 </w:t>
       </w:r>
       <w:r>
         <w:rPr>
-          <w:rFonts w:hint="eastAsia"/>
+          <w:rFonts w:hint="eastAsia" w:eastAsia="黑体"/>
         </w:rPr>
         <w:t xml:space="preserve">个关键节点：</w:t>
       </w:r>
       <w:r>
         <w:rPr>
-          <w:rFonts w:hint="eastAsia"/>
+          <w:rFonts w:hint="eastAsia" w:eastAsia="黑体"/>
           <w:b/>
           <w:bCs/>
         </w:rPr>
@@ -272,6 +302,7 @@
       </w:r>
       <w:r>
         <w:rPr>
+          <w:rFonts w:eastAsia="黑体"/>
           <w:b/>
           <w:bCs/>
         </w:rPr>
@@ -279,7 +310,7 @@
       </w:r>
       <w:r>
         <w:rPr>
-          <w:rFonts w:hint="eastAsia"/>
+          <w:rFonts w:hint="eastAsia" w:eastAsia="黑体"/>
           <w:b/>
           <w:bCs/>
         </w:rPr>
@@ -287,6 +318,7 @@
       </w:r>
       <w:r>
         <w:rPr>
+          <w:rFonts w:eastAsia="黑体"/>
           <w:b/>
           <w:bCs/>
         </w:rPr>
@@ -311,22 +343,25 @@
       </m:oMath>
       <w:r>
         <w:rPr>
-          <w:rFonts w:hint="eastAsia"/>
+          <w:rFonts w:hint="eastAsia" w:eastAsia="黑体"/>
         </w:rPr>
         <w:t xml:space="preserve">（LED</w:t>
       </w:r>
       <w:r>
+        <w:rPr>
+          <w:rFonts w:eastAsia="黑体"/>
+        </w:rPr>
         <w:t xml:space="preserve"> </w:t>
       </w:r>
       <w:r>
         <w:rPr>
-          <w:rFonts w:hint="eastAsia"/>
+          <w:rFonts w:hint="eastAsia" w:eastAsia="黑体"/>
         </w:rPr>
         <w:t xml:space="preserve">串阳极）；</w:t>
       </w:r>
       <w:r>
         <w:rPr>
-          <w:rFonts w:hint="eastAsia"/>
+          <w:rFonts w:hint="eastAsia" w:eastAsia="黑体"/>
           <w:b/>
           <w:bCs/>
         </w:rPr>
@@ -334,6 +369,7 @@
       </w:r>
       <w:r>
         <w:rPr>
+          <w:rFonts w:eastAsia="黑体"/>
           <w:b/>
           <w:bCs/>
         </w:rPr>
@@ -341,7 +377,7 @@
       </w:r>
       <w:r>
         <w:rPr>
-          <w:rFonts w:hint="eastAsia"/>
+          <w:rFonts w:hint="eastAsia" w:eastAsia="黑体"/>
           <w:b/>
           <w:bCs/>
         </w:rPr>
@@ -349,20 +385,26 @@
       </w:r>
       <w:r>
         <w:rPr>
-          <w:rFonts w:hint="eastAsia"/>
+          <w:rFonts w:hint="eastAsia" w:eastAsia="黑体"/>
         </w:rPr>
         <w:t xml:space="preserve">（LED</w:t>
       </w:r>
       <w:r>
+        <w:rPr>
+          <w:rFonts w:eastAsia="黑体"/>
+        </w:rPr>
         <w:t xml:space="preserve"> </w:t>
       </w:r>
       <w:r>
         <w:rPr>
-          <w:rFonts w:hint="eastAsia"/>
+          <w:rFonts w:hint="eastAsia" w:eastAsia="黑体"/>
         </w:rPr>
         <w:t xml:space="preserve">串阴极与</w:t>
       </w:r>
       <w:r>
+        <w:rPr>
+          <w:rFonts w:eastAsia="黑体"/>
+        </w:rPr>
         <w:t xml:space="preserve"> </w:t>
       </w:r>
       <m:oMath>
@@ -380,26 +422,32 @@
         </m:sSub>
       </m:oMath>
       <w:r>
+        <w:rPr>
+          <w:rFonts w:eastAsia="黑体"/>
+        </w:rPr>
         <w:t xml:space="preserve"> </w:t>
       </w:r>
       <w:r>
         <w:rPr>
-          <w:rFonts w:hint="eastAsia"/>
+          <w:rFonts w:hint="eastAsia" w:eastAsia="黑体"/>
         </w:rPr>
         <w:t xml:space="preserve">漏极/集电极</w:t>
       </w:r>
       <w:r>
+        <w:rPr>
+          <w:rFonts w:eastAsia="黑体"/>
+        </w:rPr>
         <w:t xml:space="preserve"> C </w:t>
       </w:r>
       <w:r>
         <w:rPr>
-          <w:rFonts w:hint="eastAsia"/>
+          <w:rFonts w:hint="eastAsia" w:eastAsia="黑体"/>
         </w:rPr>
         <w:t xml:space="preserve">相连）；</w:t>
       </w:r>
       <w:r>
         <w:rPr>
-          <w:rFonts w:hint="eastAsia"/>
+          <w:rFonts w:hint="eastAsia" w:eastAsia="黑体"/>
           <w:b/>
           <w:bCs/>
         </w:rPr>
@@ -407,6 +455,7 @@
       </w:r>
       <w:r>
         <w:rPr>
+          <w:rFonts w:eastAsia="黑体"/>
           <w:b/>
           <w:bCs/>
         </w:rPr>
@@ -414,7 +463,7 @@
       </w:r>
       <w:r>
         <w:rPr>
-          <w:rFonts w:hint="eastAsia"/>
+          <w:rFonts w:hint="eastAsia" w:eastAsia="黑体"/>
           <w:b/>
           <w:bCs/>
         </w:rPr>
@@ -422,7 +471,7 @@
       </w:r>
       <w:r>
         <w:rPr>
-          <w:rFonts w:hint="eastAsia"/>
+          <w:rFonts w:hint="eastAsia" w:eastAsia="黑体"/>
         </w:rPr>
         <w:t xml:space="preserve">（</w:t>
       </w:r>
@@ -441,15 +490,21 @@
         </m:sSub>
       </m:oMath>
       <w:r>
+        <w:rPr>
+          <w:rFonts w:eastAsia="黑体"/>
+        </w:rPr>
         <w:t xml:space="preserve"> </w:t>
       </w:r>
       <w:r>
         <w:rPr>
-          <w:rFonts w:hint="eastAsia"/>
+          <w:rFonts w:hint="eastAsia" w:eastAsia="黑体"/>
         </w:rPr>
         <w:t xml:space="preserve">源极/发射极</w:t>
       </w:r>
       <w:r>
+        <w:rPr>
+          <w:rFonts w:eastAsia="黑体"/>
+        </w:rPr>
         <w:t xml:space="preserve"> E、</w:t>
       </w:r>
       <m:oMath>
@@ -479,11 +534,14 @@
         </m:sSub>
       </m:oMath>
       <w:r>
+        <w:rPr>
+          <w:rFonts w:eastAsia="黑体"/>
+        </w:rPr>
         <w:t xml:space="preserve"> </w:t>
       </w:r>
       <w:r>
         <w:rPr>
-          <w:rFonts w:hint="eastAsia"/>
+          <w:rFonts w:hint="eastAsia" w:eastAsia="黑体"/>
         </w:rPr>
         <w:t xml:space="preserve">上端、</w:t>
       </w:r>
@@ -502,17 +560,20 @@
         </m:sSub>
       </m:oMath>
       <w:r>
+        <w:rPr>
+          <w:rFonts w:eastAsia="黑体"/>
+        </w:rPr>
         <w:t xml:space="preserve"> </w:t>
       </w:r>
       <w:r>
         <w:rPr>
-          <w:rFonts w:hint="eastAsia"/>
+          <w:rFonts w:hint="eastAsia" w:eastAsia="黑体"/>
         </w:rPr>
         <w:t xml:space="preserve">采样输入三者相连）；</w:t>
       </w:r>
       <w:r>
         <w:rPr>
-          <w:rFonts w:hint="eastAsia"/>
+          <w:rFonts w:hint="eastAsia" w:eastAsia="黑体"/>
           <w:b/>
           <w:bCs/>
         </w:rPr>
@@ -520,6 +581,7 @@
       </w:r>
       <w:r>
         <w:rPr>
+          <w:rFonts w:eastAsia="黑体"/>
           <w:b/>
           <w:bCs/>
         </w:rPr>
@@ -527,7 +589,7 @@
       </w:r>
       <w:r>
         <w:rPr>
-          <w:rFonts w:hint="eastAsia"/>
+          <w:rFonts w:hint="eastAsia" w:eastAsia="黑体"/>
           <w:b/>
           <w:bCs/>
         </w:rPr>
@@ -535,6 +597,7 @@
       </w:r>
       <w:r>
         <w:rPr>
+          <w:rFonts w:eastAsia="黑体"/>
           <w:b/>
           <w:bCs/>
         </w:rPr>
@@ -542,7 +605,7 @@
       </w:r>
       <w:r>
         <w:rPr>
-          <w:rFonts w:hint="eastAsia"/>
+          <w:rFonts w:hint="eastAsia" w:eastAsia="黑体"/>
         </w:rPr>
         <w:t xml:space="preserve">（</w:t>
       </w:r>
@@ -573,11 +636,14 @@
         </m:sSub>
       </m:oMath>
       <w:r>
+        <w:rPr>
+          <w:rFonts w:eastAsia="黑体"/>
+        </w:rPr>
         <w:t xml:space="preserve"> </w:t>
       </w:r>
       <w:r>
         <w:rPr>
-          <w:rFonts w:hint="eastAsia"/>
+          <w:rFonts w:hint="eastAsia" w:eastAsia="黑体"/>
         </w:rPr>
         <w:t xml:space="preserve">下端、</w:t>
       </w:r>
@@ -596,15 +662,21 @@
         </m:sSub>
       </m:oMath>
       <w:r>
+        <w:rPr>
+          <w:rFonts w:eastAsia="黑体"/>
+        </w:rPr>
         <w:t xml:space="preserve"> </w:t>
       </w:r>
       <w:r>
         <w:rPr>
-          <w:rFonts w:hint="eastAsia"/>
+          <w:rFonts w:hint="eastAsia" w:eastAsia="黑体"/>
         </w:rPr>
         <w:t xml:space="preserve">地、基准</w:t>
       </w:r>
       <w:r>
+        <w:rPr>
+          <w:rFonts w:eastAsia="黑体"/>
+        </w:rPr>
         <w:t xml:space="preserve"> </w:t>
       </w:r>
       <m:oMath>
@@ -628,11 +700,14 @@
         </m:sSub>
       </m:oMath>
       <w:r>
+        <w:rPr>
+          <w:rFonts w:eastAsia="黑体"/>
+        </w:rPr>
         <w:t xml:space="preserve"> </w:t>
       </w:r>
       <w:r>
         <w:rPr>
-          <w:rFonts w:hint="eastAsia"/>
+          <w:rFonts w:hint="eastAsia" w:eastAsia="黑体"/>
         </w:rPr>
         <w:t xml:space="preserve">负端相连）。</w:t>
       </w:r>
@@ -641,12 +716,13 @@
       <w:pPr/>
       <w:r>
         <w:rPr>
-          <w:rFonts w:hint="eastAsia"/>
+          <w:rFonts w:hint="eastAsia" w:eastAsia="黑体"/>
         </w:rPr>
         <w:t xml:space="preserve">各元件管脚连接：</w:t>
       </w:r>
       <w:r>
         <w:rPr>
+          <w:rFonts w:eastAsia="黑体"/>
           <w:b/>
           <w:bCs/>
         </w:rPr>
@@ -654,27 +730,33 @@
       </w:r>
       <w:r>
         <w:rPr>
-          <w:rFonts w:hint="eastAsia"/>
+          <w:rFonts w:hint="eastAsia" w:eastAsia="黑体"/>
           <w:b/>
           <w:bCs/>
         </w:rPr>
         <w:t xml:space="preserve">串</w:t>
       </w:r>
       <w:r>
+        <w:rPr>
+          <w:rFonts w:eastAsia="黑体"/>
+        </w:rPr>
         <w:t xml:space="preserve"> </w:t>
       </w:r>
       <w:r>
         <w:rPr>
-          <w:rFonts w:hint="eastAsia"/>
+          <w:rFonts w:hint="eastAsia" w:eastAsia="黑体"/>
         </w:rPr>
         <w:t xml:space="preserve">阳极接节点①电源正端、阴极接节点②LED</w:t>
       </w:r>
       <w:r>
+        <w:rPr>
+          <w:rFonts w:eastAsia="黑体"/>
+        </w:rPr>
         <w:t xml:space="preserve"> </w:t>
       </w:r>
       <w:r>
         <w:rPr>
-          <w:rFonts w:hint="eastAsia"/>
+          <w:rFonts w:hint="eastAsia" w:eastAsia="黑体"/>
         </w:rPr>
         <w:t xml:space="preserve">串下节点；</w:t>
       </w:r>
@@ -693,42 +775,57 @@
         </m:sSub>
       </m:oMath>
       <w:r>
+        <w:rPr>
+          <w:rFonts w:eastAsia="黑体"/>
+        </w:rPr>
         <w:t xml:space="preserve"> </w:t>
       </w:r>
       <w:r>
         <w:rPr>
-          <w:rFonts w:hint="eastAsia"/>
+          <w:rFonts w:hint="eastAsia" w:eastAsia="黑体"/>
         </w:rPr>
         <w:t xml:space="preserve">漏极/集电极</w:t>
       </w:r>
       <w:r>
+        <w:rPr>
+          <w:rFonts w:eastAsia="黑体"/>
+        </w:rPr>
         <w:t xml:space="preserve"> C </w:t>
       </w:r>
       <w:r>
         <w:rPr>
-          <w:rFonts w:hint="eastAsia"/>
+          <w:rFonts w:hint="eastAsia" w:eastAsia="黑体"/>
         </w:rPr>
         <w:t xml:space="preserve">接节点②、源极/发射极</w:t>
       </w:r>
       <w:r>
+        <w:rPr>
+          <w:rFonts w:eastAsia="黑体"/>
+        </w:rPr>
         <w:t xml:space="preserve"> E </w:t>
       </w:r>
       <w:r>
         <w:rPr>
-          <w:rFonts w:hint="eastAsia"/>
+          <w:rFonts w:hint="eastAsia" w:eastAsia="黑体"/>
         </w:rPr>
         <w:t xml:space="preserve">接节点③采样节点、栅极/基极</w:t>
       </w:r>
       <w:r>
+        <w:rPr>
+          <w:rFonts w:eastAsia="黑体"/>
+        </w:rPr>
         <w:t xml:space="preserve"> B </w:t>
       </w:r>
       <w:r>
         <w:rPr>
-          <w:rFonts w:hint="eastAsia"/>
+          <w:rFonts w:hint="eastAsia" w:eastAsia="黑体"/>
         </w:rPr>
         <w:t xml:space="preserve">接</w:t>
       </w:r>
       <w:r>
+        <w:rPr>
+          <w:rFonts w:eastAsia="黑体"/>
+        </w:rPr>
         <w:t xml:space="preserve"> </w:t>
       </w:r>
       <m:oMath>
@@ -746,11 +843,14 @@
         </m:sSub>
       </m:oMath>
       <w:r>
+        <w:rPr>
+          <w:rFonts w:eastAsia="黑体"/>
+        </w:rPr>
         <w:t xml:space="preserve"> </w:t>
       </w:r>
       <w:r>
         <w:rPr>
-          <w:rFonts w:hint="eastAsia"/>
+          <w:rFonts w:hint="eastAsia" w:eastAsia="黑体"/>
         </w:rPr>
         <w:t xml:space="preserve">输出；</w:t>
       </w:r>
@@ -781,11 +881,14 @@
         </m:sSub>
       </m:oMath>
       <w:r>
+        <w:rPr>
+          <w:rFonts w:eastAsia="黑体"/>
+        </w:rPr>
         <w:t xml:space="preserve"> </w:t>
       </w:r>
       <w:r>
         <w:rPr>
-          <w:rFonts w:hint="eastAsia"/>
+          <w:rFonts w:hint="eastAsia" w:eastAsia="黑体"/>
         </w:rPr>
         <w:t xml:space="preserve">一端接节点③、另一端接节点④地；</w:t>
       </w:r>
@@ -804,33 +907,45 @@
         </m:sSub>
       </m:oMath>
       <w:r>
+        <w:rPr>
+          <w:rFonts w:eastAsia="黑体"/>
+        </w:rPr>
         <w:t xml:space="preserve"> </w:t>
       </w:r>
       <w:r>
         <w:rPr>
-          <w:rFonts w:hint="eastAsia"/>
+          <w:rFonts w:hint="eastAsia" w:eastAsia="黑体"/>
         </w:rPr>
         <w:t xml:space="preserve">的</w:t>
       </w:r>
       <w:r>
+        <w:rPr>
+          <w:rFonts w:eastAsia="黑体"/>
+        </w:rPr>
         <w:t xml:space="preserve"> IN− </w:t>
       </w:r>
       <w:r>
         <w:rPr>
-          <w:rFonts w:hint="eastAsia"/>
+          <w:rFonts w:hint="eastAsia" w:eastAsia="黑体"/>
         </w:rPr>
         <w:t xml:space="preserve">接节点③采样节点、IN+</w:t>
       </w:r>
       <w:r>
+        <w:rPr>
+          <w:rFonts w:eastAsia="黑体"/>
+        </w:rPr>
         <w:t xml:space="preserve"> </w:t>
       </w:r>
       <w:r>
         <w:rPr>
-          <w:rFonts w:hint="eastAsia"/>
+          <w:rFonts w:hint="eastAsia" w:eastAsia="黑体"/>
         </w:rPr>
         <w:t xml:space="preserve">接基准</w:t>
       </w:r>
       <w:r>
+        <w:rPr>
+          <w:rFonts w:eastAsia="黑体"/>
+        </w:rPr>
         <w:t xml:space="preserve"> </w:t>
       </w:r>
       <m:oMath>
@@ -854,15 +969,21 @@
         </m:sSub>
       </m:oMath>
       <w:r>
+        <w:rPr>
+          <w:rFonts w:eastAsia="黑体"/>
+        </w:rPr>
         <w:t xml:space="preserve">、OUT </w:t>
       </w:r>
       <w:r>
         <w:rPr>
-          <w:rFonts w:hint="eastAsia"/>
+          <w:rFonts w:hint="eastAsia" w:eastAsia="黑体"/>
         </w:rPr>
         <w:t xml:space="preserve">接</w:t>
       </w:r>
       <w:r>
+        <w:rPr>
+          <w:rFonts w:eastAsia="黑体"/>
+        </w:rPr>
         <w:t xml:space="preserve"> </w:t>
       </w:r>
       <m:oMath>
@@ -880,35 +1001,44 @@
         </m:sSub>
       </m:oMath>
       <w:r>
+        <w:rPr>
+          <w:rFonts w:eastAsia="黑体"/>
+        </w:rPr>
         <w:t xml:space="preserve"> </w:t>
       </w:r>
       <w:r>
         <w:rPr>
-          <w:rFonts w:hint="eastAsia"/>
+          <w:rFonts w:hint="eastAsia" w:eastAsia="黑体"/>
         </w:rPr>
         <w:t xml:space="preserve">栅极/基极、V+</w:t>
       </w:r>
       <w:r>
+        <w:rPr>
+          <w:rFonts w:eastAsia="黑体"/>
+        </w:rPr>
         <w:t xml:space="preserve"> </w:t>
       </w:r>
       <w:r>
         <w:rPr>
-          <w:rFonts w:hint="eastAsia"/>
+          <w:rFonts w:hint="eastAsia" w:eastAsia="黑体"/>
         </w:rPr>
         <w:t xml:space="preserve">接节点①（正电源）、V−</w:t>
       </w:r>
       <w:r>
+        <w:rPr>
+          <w:rFonts w:eastAsia="黑体"/>
+        </w:rPr>
         <w:t xml:space="preserve"> </w:t>
       </w:r>
       <w:r>
         <w:rPr>
-          <w:rFonts w:hint="eastAsia"/>
+          <w:rFonts w:hint="eastAsia" w:eastAsia="黑体"/>
         </w:rPr>
         <w:t xml:space="preserve">接节点④（地/负电源）；</w:t>
       </w:r>
       <w:r>
         <w:rPr>
-          <w:rFonts w:hint="eastAsia"/>
+          <w:rFonts w:hint="eastAsia" w:eastAsia="黑体"/>
           <w:b/>
           <w:bCs/>
         </w:rPr>
@@ -916,6 +1046,7 @@
       </w:r>
       <w:r>
         <w:rPr>
+          <w:rFonts w:eastAsia="黑体"/>
           <w:b/>
           <w:bCs/>
         </w:rPr>
@@ -942,15 +1073,21 @@
         </m:sSub>
       </m:oMath>
       <w:r>
+        <w:rPr>
+          <w:rFonts w:eastAsia="黑体"/>
+        </w:rPr>
         <w:t xml:space="preserve"> </w:t>
       </w:r>
       <w:r>
         <w:rPr>
-          <w:rFonts w:hint="eastAsia"/>
+          <w:rFonts w:hint="eastAsia" w:eastAsia="黑体"/>
         </w:rPr>
         <w:t xml:space="preserve">正端接</w:t>
       </w:r>
       <w:r>
+        <w:rPr>
+          <w:rFonts w:eastAsia="黑体"/>
+        </w:rPr>
         <w:t xml:space="preserve"> </w:t>
       </w:r>
       <m:oMath>
@@ -968,20 +1105,26 @@
         </m:sSub>
       </m:oMath>
       <w:r>
+        <w:rPr>
+          <w:rFonts w:eastAsia="黑体"/>
+        </w:rPr>
         <w:t xml:space="preserve"> </w:t>
       </w:r>
       <w:r>
         <w:rPr>
-          <w:rFonts w:hint="eastAsia"/>
+          <w:rFonts w:hint="eastAsia" w:eastAsia="黑体"/>
         </w:rPr>
         <w:t xml:space="preserve">的</w:t>
       </w:r>
       <w:r>
+        <w:rPr>
+          <w:rFonts w:eastAsia="黑体"/>
+        </w:rPr>
         <w:t xml:space="preserve"> </w:t>
       </w:r>
       <w:r>
         <w:rPr>
-          <w:rFonts w:hint="eastAsia"/>
+          <w:rFonts w:hint="eastAsia" w:eastAsia="黑体"/>
         </w:rPr>
         <w:t xml:space="preserve">IN+、负端接节点④地。</w:t>
       </w:r>
@@ -990,7 +1133,7 @@
       <w:pPr/>
       <w:r>
         <w:rPr>
-          <w:rFonts w:hint="eastAsia"/>
+          <w:rFonts w:hint="eastAsia" w:eastAsia="黑体"/>
         </w:rPr>
         <w:t xml:space="preserve">由此构成”闭环线性恒流”组态：</w:t>
       </w:r>
@@ -1009,15 +1152,21 @@
         </m:sSub>
       </m:oMath>
       <w:r>
+        <w:rPr>
+          <w:rFonts w:eastAsia="黑体"/>
+        </w:rPr>
         <w:t xml:space="preserve"> </w:t>
       </w:r>
       <w:r>
         <w:rPr>
-          <w:rFonts w:hint="eastAsia"/>
+          <w:rFonts w:hint="eastAsia" w:eastAsia="黑体"/>
         </w:rPr>
         <w:t xml:space="preserve">将采样电阻</w:t>
       </w:r>
       <w:r>
+        <w:rPr>
+          <w:rFonts w:eastAsia="黑体"/>
+        </w:rPr>
         <w:t xml:space="preserve"> </w:t>
       </w:r>
       <m:oMath>
@@ -1047,15 +1196,21 @@
         </m:sSub>
       </m:oMath>
       <w:r>
+        <w:rPr>
+          <w:rFonts w:eastAsia="黑体"/>
+        </w:rPr>
         <w:t xml:space="preserve"> </w:t>
       </w:r>
       <w:r>
         <w:rPr>
-          <w:rFonts w:hint="eastAsia"/>
+          <w:rFonts w:hint="eastAsia" w:eastAsia="黑体"/>
         </w:rPr>
         <w:t xml:space="preserve">上的压降</w:t>
       </w:r>
       <w:r>
+        <w:rPr>
+          <w:rFonts w:eastAsia="黑体"/>
+        </w:rPr>
         <w:t xml:space="preserve"> </w:t>
       </w:r>
       <m:oMath>
@@ -1133,15 +1288,21 @@
         </m:sSub>
       </m:oMath>
       <w:r>
+        <w:rPr>
+          <w:rFonts w:eastAsia="黑体"/>
+        </w:rPr>
         <w:t xml:space="preserve"> </w:t>
       </w:r>
       <w:r>
         <w:rPr>
-          <w:rFonts w:hint="eastAsia"/>
+          <w:rFonts w:hint="eastAsia" w:eastAsia="黑体"/>
         </w:rPr>
         <w:t xml:space="preserve">与基准</w:t>
       </w:r>
       <w:r>
+        <w:rPr>
+          <w:rFonts w:eastAsia="黑体"/>
+        </w:rPr>
         <w:t xml:space="preserve"> </w:t>
       </w:r>
       <m:oMath>
@@ -1165,15 +1326,21 @@
         </m:sSub>
       </m:oMath>
       <w:r>
+        <w:rPr>
+          <w:rFonts w:eastAsia="黑体"/>
+        </w:rPr>
         <w:t xml:space="preserve"> </w:t>
       </w:r>
       <w:r>
         <w:rPr>
-          <w:rFonts w:hint="eastAsia"/>
+          <w:rFonts w:hint="eastAsia" w:eastAsia="黑体"/>
         </w:rPr>
         <w:t xml:space="preserve">比较，调节调整管</w:t>
       </w:r>
       <w:r>
+        <w:rPr>
+          <w:rFonts w:eastAsia="黑体"/>
+        </w:rPr>
         <w:t xml:space="preserve"> </w:t>
       </w:r>
       <m:oMath>
@@ -1191,15 +1358,21 @@
         </m:sSub>
       </m:oMath>
       <w:r>
+        <w:rPr>
+          <w:rFonts w:eastAsia="黑体"/>
+        </w:rPr>
         <w:t xml:space="preserve"> </w:t>
       </w:r>
       <w:r>
         <w:rPr>
-          <w:rFonts w:hint="eastAsia"/>
+          <w:rFonts w:hint="eastAsia" w:eastAsia="黑体"/>
         </w:rPr>
         <w:t xml:space="preserve">导通程度使</w:t>
       </w:r>
       <w:r>
+        <w:rPr>
+          <w:rFonts w:eastAsia="黑体"/>
+        </w:rPr>
         <w:t xml:space="preserve"> </w:t>
       </w:r>
       <m:oMath>
@@ -1277,20 +1450,26 @@
         </m:sSub>
       </m:oMath>
       <w:r>
+        <w:rPr>
+          <w:rFonts w:eastAsia="黑体"/>
+        </w:rPr>
         <w:t xml:space="preserve"> </w:t>
       </w:r>
       <w:r>
         <w:rPr>
-          <w:rFonts w:hint="eastAsia"/>
+          <w:rFonts w:hint="eastAsia" w:eastAsia="黑体"/>
         </w:rPr>
         <w:t xml:space="preserve">恒定，从而在电源电压与温度波动下保持</w:t>
       </w:r>
       <w:r>
+        <w:rPr>
+          <w:rFonts w:eastAsia="黑体"/>
+        </w:rPr>
         <w:t xml:space="preserve"> LED </w:t>
       </w:r>
       <w:r>
         <w:rPr>
-          <w:rFonts w:hint="eastAsia"/>
+          <w:rFonts w:hint="eastAsia" w:eastAsia="黑体"/>
         </w:rPr>
         <w:t xml:space="preserve">电流稳定，避免亮度漂移或损坏。</w:t>
       </w:r>
@@ -1303,7 +1482,7 @@
       </w:pPr>
       <w:r>
         <w:rPr>
-          <w:rFonts w:hint="eastAsia"/>
+          <w:rFonts w:hint="eastAsia" w:eastAsia="黑体"/>
         </w:rPr>
         <w:t xml:space="preserve">工作原理</w:t>
       </w:r>
@@ -1314,16 +1493,19 @@
       </w:pPr>
       <w:r>
         <w:rPr>
-          <w:rFonts w:hint="eastAsia"/>
+          <w:rFonts w:hint="eastAsia" w:eastAsia="黑体"/>
         </w:rPr>
         <w:t xml:space="preserve">反馈回路检测采样电阻上的压降并与其内部的固定基准比较，偏差经误差放大器放大后控制调整管导通程度，从而把流过</w:t>
       </w:r>
       <w:r>
+        <w:rPr>
+          <w:rFonts w:eastAsia="黑体"/>
+        </w:rPr>
         <w:t xml:space="preserve"> LED </w:t>
       </w:r>
       <w:r>
         <w:rPr>
-          <w:rFonts w:hint="eastAsia"/>
+          <w:rFonts w:hint="eastAsia" w:eastAsia="黑体"/>
         </w:rPr>
         <w:t xml:space="preserve">的电流稳定在设定值。电流设定值通常由采样电阻阻值决定。</w:t>
       </w:r>
@@ -1336,7 +1518,7 @@
       </w:pPr>
       <w:r>
         <w:rPr>
-          <w:rFonts w:hint="eastAsia"/>
+          <w:rFonts w:hint="eastAsia" w:eastAsia="黑体"/>
         </w:rPr>
         <w:t xml:space="preserve">关键计算公式</w:t>
       </w:r>
@@ -1350,16 +1532,19 @@
       </w:pPr>
       <w:r>
         <w:rPr>
-          <w:rFonts w:hint="eastAsia"/>
+          <w:rFonts w:hint="eastAsia" w:eastAsia="黑体"/>
         </w:rPr>
         <w:t xml:space="preserve">输出恒定电流（专用</w:t>
       </w:r>
       <w:r>
+        <w:rPr>
+          <w:rFonts w:eastAsia="黑体"/>
+        </w:rPr>
         <w:t xml:space="preserve"> </w:t>
       </w:r>
       <w:r>
         <w:rPr>
-          <w:rFonts w:hint="eastAsia"/>
+          <w:rFonts w:hint="eastAsia" w:eastAsia="黑体"/>
         </w:rPr>
         <w:t xml:space="preserve">IC）：</w:t>
       </w:r>
@@ -1461,7 +1646,7 @@
       </w:pPr>
       <w:r>
         <w:rPr>
-          <w:rFonts w:hint="eastAsia"/>
+          <w:rFonts w:hint="eastAsia" w:eastAsia="黑体"/>
         </w:rPr>
         <w:t xml:space="preserve">采样电阻功耗：</w:t>
       </w:r>
@@ -1562,7 +1747,7 @@
       </w:pPr>
       <w:r>
         <w:rPr>
-          <w:rFonts w:hint="eastAsia"/>
+          <w:rFonts w:hint="eastAsia" w:eastAsia="黑体"/>
         </w:rPr>
         <w:t xml:space="preserve">采样电压：</w:t>
       </w:r>
@@ -1667,7 +1852,7 @@
       </w:pPr>
       <w:r>
         <w:rPr>
-          <w:rFonts w:hint="eastAsia"/>
+          <w:rFonts w:hint="eastAsia" w:eastAsia="黑体"/>
         </w:rPr>
         <w:t xml:space="preserve">线性型驱动管耗散（降压容余）：</w:t>
       </w:r>
@@ -1812,7 +1997,7 @@
             </w:pPr>
             <w:r>
               <w:rPr>
-                <w:rFonts w:hint="eastAsia"/>
+                <w:rFonts w:hint="eastAsia" w:eastAsia="黑体"/>
               </w:rPr>
               <w:t xml:space="preserve">符号</w:t>
             </w:r>
@@ -1826,7 +2011,7 @@
             </w:pPr>
             <w:r>
               <w:rPr>
-                <w:rFonts w:hint="eastAsia"/>
+                <w:rFonts w:hint="eastAsia" w:eastAsia="黑体"/>
               </w:rPr>
               <w:t xml:space="preserve">含义</w:t>
             </w:r>
@@ -1840,7 +2025,7 @@
             </w:pPr>
             <w:r>
               <w:rPr>
-                <w:rFonts w:hint="eastAsia"/>
+                <w:rFonts w:hint="eastAsia" w:eastAsia="黑体"/>
               </w:rPr>
               <w:t xml:space="preserve">单位</w:t>
             </w:r>
@@ -1875,6 +2060,9 @@
               </m:sSub>
             </m:oMath>
             <w:r>
+              <w:rPr>
+                <w:rFonts w:eastAsia="黑体"/>
+              </w:rPr>
               <w:t xml:space="preserve">​</w:t>
             </w:r>
           </w:p>
@@ -1887,7 +2075,7 @@
             </w:pPr>
             <w:r>
               <w:rPr>
-                <w:rFonts w:hint="eastAsia"/>
+                <w:rFonts w:hint="eastAsia" w:eastAsia="黑体"/>
               </w:rPr>
               <w:t xml:space="preserve">恒流输出电流</w:t>
             </w:r>
@@ -1900,6 +2088,9 @@
               <w:pStyle w:val="Compact"/>
             </w:pPr>
             <w:r>
+              <w:rPr>
+                <w:rFonts w:eastAsia="黑体"/>
+              </w:rPr>
               <w:t xml:space="preserve">A</w:t>
             </w:r>
           </w:p>
@@ -1933,6 +2124,9 @@
               </m:sSub>
             </m:oMath>
             <w:r>
+              <w:rPr>
+                <w:rFonts w:eastAsia="黑体"/>
+              </w:rPr>
               <w:t xml:space="preserve">​</w:t>
             </w:r>
           </w:p>
@@ -1944,11 +2138,14 @@
               <w:pStyle w:val="Compact"/>
             </w:pPr>
             <w:r>
+              <w:rPr>
+                <w:rFonts w:eastAsia="黑体"/>
+              </w:rPr>
               <w:t xml:space="preserve">IC </w:t>
             </w:r>
             <w:r>
               <w:rPr>
-                <w:rFonts w:hint="eastAsia"/>
+                <w:rFonts w:hint="eastAsia" w:eastAsia="黑体"/>
               </w:rPr>
               <w:t xml:space="preserve">内部参考电压</w:t>
             </w:r>
@@ -1961,6 +2158,9 @@
               <w:pStyle w:val="Compact"/>
             </w:pPr>
             <w:r>
+              <w:rPr>
+                <w:rFonts w:eastAsia="黑体"/>
+              </w:rPr>
               <w:t xml:space="preserve">V</w:t>
             </w:r>
           </w:p>
@@ -2000,6 +2200,9 @@
               </m:sSub>
             </m:oMath>
             <w:r>
+              <w:rPr>
+                <w:rFonts w:eastAsia="黑体"/>
+              </w:rPr>
               <w:t xml:space="preserve">​</w:t>
             </w:r>
           </w:p>
@@ -2012,7 +2215,7 @@
             </w:pPr>
             <w:r>
               <w:rPr>
-                <w:rFonts w:hint="eastAsia"/>
+                <w:rFonts w:hint="eastAsia" w:eastAsia="黑体"/>
               </w:rPr>
               <w:t xml:space="preserve">采样电阻</w:t>
             </w:r>
@@ -2025,6 +2228,9 @@
               <w:pStyle w:val="Compact"/>
             </w:pPr>
             <w:r>
+              <w:rPr>
+                <w:rFonts w:eastAsia="黑体"/>
+              </w:rPr>
               <w:t xml:space="preserve">Ω</w:t>
             </w:r>
           </w:p>
@@ -2064,6 +2270,9 @@
               </m:sSub>
             </m:oMath>
             <w:r>
+              <w:rPr>
+                <w:rFonts w:eastAsia="黑体"/>
+              </w:rPr>
               <w:t xml:space="preserve">​</w:t>
             </w:r>
           </w:p>
@@ -2076,7 +2285,7 @@
             </w:pPr>
             <w:r>
               <w:rPr>
-                <w:rFonts w:hint="eastAsia"/>
+                <w:rFonts w:hint="eastAsia" w:eastAsia="黑体"/>
               </w:rPr>
               <w:t xml:space="preserve">采样电压</w:t>
             </w:r>
@@ -2089,6 +2298,9 @@
               <w:pStyle w:val="Compact"/>
             </w:pPr>
             <w:r>
+              <w:rPr>
+                <w:rFonts w:eastAsia="黑体"/>
+              </w:rPr>
               <w:t xml:space="preserve">V</w:t>
             </w:r>
           </w:p>
@@ -2119,6 +2331,9 @@
               </m:sSub>
             </m:oMath>
             <w:r>
+              <w:rPr>
+                <w:rFonts w:eastAsia="黑体"/>
+              </w:rPr>
               <w:t xml:space="preserve">​</w:t>
             </w:r>
           </w:p>
@@ -2131,7 +2346,7 @@
             </w:pPr>
             <w:r>
               <w:rPr>
-                <w:rFonts w:hint="eastAsia"/>
+                <w:rFonts w:hint="eastAsia" w:eastAsia="黑体"/>
               </w:rPr>
               <w:t xml:space="preserve">输入电压</w:t>
             </w:r>
@@ -2144,6 +2359,9 @@
               <w:pStyle w:val="Compact"/>
             </w:pPr>
             <w:r>
+              <w:rPr>
+                <w:rFonts w:eastAsia="黑体"/>
+              </w:rPr>
               <w:t xml:space="preserve">V</w:t>
             </w:r>
           </w:p>
@@ -2171,6 +2389,9 @@
               </m:sSub>
             </m:oMath>
             <w:r>
+              <w:rPr>
+                <w:rFonts w:eastAsia="黑体"/>
+              </w:rPr>
               <w:t xml:space="preserve">​</w:t>
             </w:r>
           </w:p>
@@ -2182,11 +2403,14 @@
               <w:pStyle w:val="Compact"/>
             </w:pPr>
             <w:r>
+              <w:rPr>
+                <w:rFonts w:eastAsia="黑体"/>
+              </w:rPr>
               <w:t xml:space="preserve">LED </w:t>
             </w:r>
             <w:r>
               <w:rPr>
-                <w:rFonts w:hint="eastAsia"/>
+                <w:rFonts w:hint="eastAsia" w:eastAsia="黑体"/>
               </w:rPr>
               <w:t xml:space="preserve">总正向压降</w:t>
             </w:r>
@@ -2199,6 +2423,9 @@
               <w:pStyle w:val="Compact"/>
             </w:pPr>
             <w:r>
+              <w:rPr>
+                <w:rFonts w:eastAsia="黑体"/>
+              </w:rPr>
               <w:t xml:space="preserve">V</w:t>
             </w:r>
           </w:p>
@@ -2229,6 +2456,9 @@
               </m:sSub>
             </m:oMath>
             <w:r>
+              <w:rPr>
+                <w:rFonts w:eastAsia="黑体"/>
+              </w:rPr>
               <w:t xml:space="preserve">​</w:t>
             </w:r>
           </w:p>
@@ -2241,7 +2471,7 @@
             </w:pPr>
             <w:r>
               <w:rPr>
-                <w:rFonts w:hint="eastAsia"/>
+                <w:rFonts w:hint="eastAsia" w:eastAsia="黑体"/>
               </w:rPr>
               <w:t xml:space="preserve">采样电阻功耗</w:t>
             </w:r>
@@ -2254,6 +2484,9 @@
               <w:pStyle w:val="Compact"/>
             </w:pPr>
             <w:r>
+              <w:rPr>
+                <w:rFonts w:eastAsia="黑体"/>
+              </w:rPr>
               <w:t xml:space="preserve">W</w:t>
             </w:r>
           </w:p>
@@ -2290,6 +2523,9 @@
               </m:sSub>
             </m:oMath>
             <w:r>
+              <w:rPr>
+                <w:rFonts w:eastAsia="黑体"/>
+              </w:rPr>
               <w:t xml:space="preserve">​</w:t>
             </w:r>
           </w:p>
@@ -2302,7 +2538,7 @@
             </w:pPr>
             <w:r>
               <w:rPr>
-                <w:rFonts w:hint="eastAsia"/>
+                <w:rFonts w:hint="eastAsia" w:eastAsia="黑体"/>
               </w:rPr>
               <w:t xml:space="preserve">调节管耗散</w:t>
             </w:r>
@@ -2315,6 +2551,9 @@
               <w:pStyle w:val="Compact"/>
             </w:pPr>
             <w:r>
+              <w:rPr>
+                <w:rFonts w:eastAsia="黑体"/>
+              </w:rPr>
               <w:t xml:space="preserve">W</w:t>
             </w:r>
           </w:p>
@@ -2329,7 +2568,7 @@
       </w:pPr>
       <w:r>
         <w:rPr>
-          <w:rFonts w:hint="eastAsia"/>
+          <w:rFonts w:hint="eastAsia" w:eastAsia="黑体"/>
         </w:rPr>
         <w:t xml:space="preserve">元件调整影响</w:t>
       </w:r>
@@ -2344,7 +2583,7 @@
       </w:pPr>
       <w:r>
         <w:rPr>
-          <w:rFonts w:hint="eastAsia"/>
+          <w:rFonts w:hint="eastAsia" w:eastAsia="黑体"/>
           <w:b/>
           <w:bCs/>
         </w:rPr>
@@ -2352,6 +2591,7 @@
       </w:r>
       <w:r>
         <w:rPr>
+          <w:rFonts w:eastAsia="黑体"/>
           <w:b/>
           <w:bCs/>
         </w:rPr>
@@ -2385,6 +2625,7 @@
       </m:oMath>
       <w:r>
         <w:rPr>
+          <w:rFonts w:eastAsia="黑体"/>
           <w:b/>
           <w:bCs/>
         </w:rPr>
@@ -2392,21 +2633,27 @@
       </w:r>
       <w:r>
         <w:rPr>
-          <w:rFonts w:hint="eastAsia"/>
+          <w:rFonts w:hint="eastAsia" w:eastAsia="黑体"/>
           <w:b/>
           <w:bCs/>
         </w:rPr>
         <w:t xml:space="preserve">减小</w:t>
       </w:r>
       <w:r>
+        <w:rPr>
+          <w:rFonts w:eastAsia="黑体"/>
+        </w:rPr>
         <w:t xml:space="preserve"> </w:t>
       </w:r>
       <w:r>
+        <w:rPr>
+          <w:rFonts w:eastAsia="黑体"/>
+        </w:rPr>
         <w:t xml:space="preserve">→ </w:t>
       </w:r>
       <w:r>
         <w:rPr>
-          <w:rFonts w:hint="eastAsia"/>
+          <w:rFonts w:hint="eastAsia" w:eastAsia="黑体"/>
         </w:rPr>
         <w:t xml:space="preserve">输出电流增大（</w:t>
       </w:r>
@@ -2486,7 +2733,7 @@
       </m:oMath>
       <w:r>
         <w:rPr>
-          <w:rFonts w:hint="eastAsia"/>
+          <w:rFonts w:hint="eastAsia" w:eastAsia="黑体"/>
         </w:rPr>
         <w:t xml:space="preserve">）。</w:t>
       </w:r>
@@ -2501,7 +2748,7 @@
       </w:pPr>
       <w:r>
         <w:rPr>
-          <w:rFonts w:hint="eastAsia"/>
+          <w:rFonts w:hint="eastAsia" w:eastAsia="黑体"/>
           <w:b/>
           <w:bCs/>
         </w:rPr>
@@ -2509,6 +2756,7 @@
       </w:r>
       <w:r>
         <w:rPr>
+          <w:rFonts w:eastAsia="黑体"/>
           <w:b/>
           <w:bCs/>
         </w:rPr>
@@ -2536,6 +2784,7 @@
       </m:oMath>
       <w:r>
         <w:rPr>
+          <w:rFonts w:eastAsia="黑体"/>
           <w:b/>
           <w:bCs/>
         </w:rPr>
@@ -2543,21 +2792,27 @@
       </w:r>
       <w:r>
         <w:rPr>
-          <w:rFonts w:hint="eastAsia"/>
+          <w:rFonts w:hint="eastAsia" w:eastAsia="黑体"/>
           <w:b/>
           <w:bCs/>
         </w:rPr>
         <w:t xml:space="preserve">越高</w:t>
       </w:r>
       <w:r>
+        <w:rPr>
+          <w:rFonts w:eastAsia="黑体"/>
+        </w:rPr>
         <w:t xml:space="preserve"> </w:t>
       </w:r>
       <w:r>
+        <w:rPr>
+          <w:rFonts w:eastAsia="黑体"/>
+        </w:rPr>
         <w:t xml:space="preserve">→ </w:t>
       </w:r>
       <w:r>
         <w:rPr>
-          <w:rFonts w:hint="eastAsia"/>
+          <w:rFonts w:hint="eastAsia" w:eastAsia="黑体"/>
         </w:rPr>
         <w:t xml:space="preserve">采样电阻压降越大，电流精度越高但采样损耗增大。</w:t>
       </w:r>
@@ -2572,21 +2827,27 @@
       </w:pPr>
       <w:r>
         <w:rPr>
-          <w:rFonts w:hint="eastAsia"/>
+          <w:rFonts w:hint="eastAsia" w:eastAsia="黑体"/>
           <w:b/>
           <w:bCs/>
         </w:rPr>
         <w:t xml:space="preserve">输入电压升高（线性型）</w:t>
       </w:r>
       <w:r>
+        <w:rPr>
+          <w:rFonts w:eastAsia="黑体"/>
+        </w:rPr>
         <w:t xml:space="preserve"> </w:t>
       </w:r>
       <w:r>
+        <w:rPr>
+          <w:rFonts w:eastAsia="黑体"/>
+        </w:rPr>
         <w:t xml:space="preserve">→ </w:t>
       </w:r>
       <w:r>
         <w:rPr>
-          <w:rFonts w:hint="eastAsia"/>
+          <w:rFonts w:hint="eastAsia" w:eastAsia="黑体"/>
         </w:rPr>
         <w:t xml:space="preserve">调节管压降与发热增大，需保证散热。</w:t>
       </w:r>
@@ -2601,21 +2862,27 @@
       </w:pPr>
       <w:r>
         <w:rPr>
-          <w:rFonts w:hint="eastAsia"/>
+          <w:rFonts w:hint="eastAsia" w:eastAsia="黑体"/>
           <w:b/>
           <w:bCs/>
         </w:rPr>
         <w:t xml:space="preserve">采样电阻精度/温漂提高</w:t>
       </w:r>
       <w:r>
+        <w:rPr>
+          <w:rFonts w:eastAsia="黑体"/>
+        </w:rPr>
         <w:t xml:space="preserve"> </w:t>
       </w:r>
       <w:r>
+        <w:rPr>
+          <w:rFonts w:eastAsia="黑体"/>
+        </w:rPr>
         <w:t xml:space="preserve">→ </w:t>
       </w:r>
       <w:r>
         <w:rPr>
-          <w:rFonts w:hint="eastAsia"/>
+          <w:rFonts w:hint="eastAsia" w:eastAsia="黑体"/>
         </w:rPr>
         <w:t xml:space="preserve">电流稳定性与一致性改善。</w:t>
       </w:r>
@@ -2628,7 +2895,7 @@
       </w:pPr>
       <w:r>
         <w:rPr>
-          <w:rFonts w:hint="eastAsia"/>
+          <w:rFonts w:hint="eastAsia" w:eastAsia="黑体"/>
         </w:rPr>
         <w:t xml:space="preserve">典型参数示例</w:t>
       </w:r>
@@ -2643,11 +2910,14 @@
       </w:pPr>
       <w:r>
         <w:rPr>
-          <w:rFonts w:hint="eastAsia"/>
+          <w:rFonts w:hint="eastAsia" w:eastAsia="黑体"/>
         </w:rPr>
         <w:t xml:space="preserve">取</w:t>
       </w:r>
       <w:r>
+        <w:rPr>
+          <w:rFonts w:eastAsia="黑体"/>
+        </w:rPr>
         <w:t xml:space="preserve"> </w:t>
       </w:r>
       <m:oMath>
@@ -2691,11 +2961,14 @@
       </m:oMath>
       <w:r>
         <w:rPr>
-          <w:rFonts w:hint="eastAsia"/>
+          <w:rFonts w:hint="eastAsia" w:eastAsia="黑体"/>
         </w:rPr>
         <w:t xml:space="preserve">、目标</w:t>
       </w:r>
       <w:r>
+        <w:rPr>
+          <w:rFonts w:eastAsia="黑体"/>
+        </w:rPr>
         <w:t xml:space="preserve"> </w:t>
       </w:r>
       <m:oMath>
@@ -2739,7 +3012,7 @@
       </m:oMath>
       <w:r>
         <w:rPr>
-          <w:rFonts w:hint="eastAsia"/>
+          <w:rFonts w:hint="eastAsia" w:eastAsia="黑体"/>
         </w:rPr>
         <w:t xml:space="preserve">：</w:t>
       </w:r>
@@ -2807,7 +3080,7 @@
       </m:oMath>
       <w:r>
         <w:rPr>
-          <w:rFonts w:hint="eastAsia"/>
+          <w:rFonts w:hint="eastAsia" w:eastAsia="黑体"/>
         </w:rPr>
         <w:t xml:space="preserve">，</w:t>
       </w:r>
@@ -2875,6 +3148,9 @@
         </m:r>
       </m:oMath>
       <w:r>
+        <w:rPr>
+          <w:rFonts w:eastAsia="黑体"/>
+        </w:rPr>
         <w:t xml:space="preserve">。</w:t>
       </w:r>
     </w:p>
@@ -2888,11 +3164,14 @@
       </w:pPr>
       <w:r>
         <w:rPr>
-          <w:rFonts w:hint="eastAsia"/>
+          <w:rFonts w:hint="eastAsia" w:eastAsia="黑体"/>
         </w:rPr>
         <w:t xml:space="preserve">取</w:t>
       </w:r>
       <w:r>
+        <w:rPr>
+          <w:rFonts w:eastAsia="黑体"/>
+        </w:rPr>
         <w:t xml:space="preserve"> </w:t>
       </w:r>
       <m:oMath>
@@ -2935,6 +3214,9 @@
         </m:r>
       </m:oMath>
       <w:r>
+        <w:rPr>
+          <w:rFonts w:eastAsia="黑体"/>
+        </w:rPr>
         <w:t xml:space="preserve">、</w:t>
       </w:r>
       <m:oMath>
@@ -2983,7 +3265,7 @@
       </m:oMath>
       <w:r>
         <w:rPr>
-          <w:rFonts w:hint="eastAsia"/>
+          <w:rFonts w:hint="eastAsia" w:eastAsia="黑体"/>
         </w:rPr>
         <w:t xml:space="preserve">：</w:t>
       </w:r>
@@ -3045,6 +3327,9 @@
         </m:r>
       </m:oMath>
       <w:r>
+        <w:rPr>
+          <w:rFonts w:eastAsia="黑体"/>
+        </w:rPr>
         <w:t xml:space="preserve">。</w:t>
       </w:r>
     </w:p>
@@ -3056,7 +3341,7 @@
       </w:pPr>
       <w:r>
         <w:rPr>
-          <w:rFonts w:hint="eastAsia"/>
+          <w:rFonts w:hint="eastAsia" w:eastAsia="黑体"/>
         </w:rPr>
         <w:t xml:space="preserve">常见器件型号</w:t>
       </w:r>
@@ -3071,16 +3356,19 @@
       </w:pPr>
       <w:r>
         <w:rPr>
-          <w:rFonts w:hint="eastAsia"/>
+          <w:rFonts w:hint="eastAsia" w:eastAsia="黑体"/>
         </w:rPr>
         <w:t xml:space="preserve">线性恒流</w:t>
       </w:r>
       <w:r>
+        <w:rPr>
+          <w:rFonts w:eastAsia="黑体"/>
+        </w:rPr>
         <w:t xml:space="preserve"> </w:t>
       </w:r>
       <w:r>
         <w:rPr>
-          <w:rFonts w:hint="eastAsia"/>
+          <w:rFonts w:hint="eastAsia" w:eastAsia="黑体"/>
         </w:rPr>
         <w:t xml:space="preserve">IC：LM317（恒流接法）、NCP3066、AL5809、CL2N3。</w:t>
       </w:r>
@@ -3095,16 +3383,19 @@
       </w:pPr>
       <w:r>
         <w:rPr>
-          <w:rFonts w:hint="eastAsia"/>
+          <w:rFonts w:hint="eastAsia" w:eastAsia="黑体"/>
         </w:rPr>
         <w:t xml:space="preserve">开关型恒流</w:t>
       </w:r>
       <w:r>
+        <w:rPr>
+          <w:rFonts w:eastAsia="黑体"/>
+        </w:rPr>
         <w:t xml:space="preserve"> </w:t>
       </w:r>
       <w:r>
         <w:rPr>
-          <w:rFonts w:hint="eastAsia"/>
+          <w:rFonts w:hint="eastAsia" w:eastAsia="黑体"/>
         </w:rPr>
         <w:t xml:space="preserve">IC：PT4115、LM3404、AL8860。</w:t>
       </w:r>
@@ -3119,25 +3410,31 @@
       </w:pPr>
       <w:r>
         <w:rPr>
-          <w:rFonts w:hint="eastAsia"/>
+          <w:rFonts w:hint="eastAsia" w:eastAsia="黑体"/>
         </w:rPr>
         <w:t xml:space="preserve">采样电阻：1206</w:t>
       </w:r>
       <w:r>
+        <w:rPr>
+          <w:rFonts w:eastAsia="黑体"/>
+        </w:rPr>
         <w:t xml:space="preserve"> / 2512 </w:t>
       </w:r>
       <w:r>
         <w:rPr>
-          <w:rFonts w:hint="eastAsia"/>
+          <w:rFonts w:hint="eastAsia" w:eastAsia="黑体"/>
         </w:rPr>
         <w:t xml:space="preserve">大功率低阻检流电阻（如</w:t>
       </w:r>
       <w:r>
+        <w:rPr>
+          <w:rFonts w:eastAsia="黑体"/>
+        </w:rPr>
         <w:t xml:space="preserve"> 0.1 Ω </w:t>
       </w:r>
       <w:r>
         <w:rPr>
-          <w:rFonts w:hint="eastAsia"/>
+          <w:rFonts w:hint="eastAsia" w:eastAsia="黑体"/>
         </w:rPr>
         <w:t xml:space="preserve">1%）。</w:t>
       </w:r>
@@ -3150,7 +3447,7 @@
       </w:pPr>
       <w:r>
         <w:rPr>
-          <w:rFonts w:hint="eastAsia"/>
+          <w:rFonts w:hint="eastAsia" w:eastAsia="黑体"/>
         </w:rPr>
         <w:t xml:space="preserve">注意事项</w:t>
       </w:r>
@@ -3165,7 +3462,7 @@
       </w:pPr>
       <w:r>
         <w:rPr>
-          <w:rFonts w:hint="eastAsia"/>
+          <w:rFonts w:hint="eastAsia" w:eastAsia="黑体"/>
         </w:rPr>
         <w:t xml:space="preserve">采样电阻需选用低温漂、功率充足的型号，否则电流漂移与发热影响精度。</w:t>
       </w:r>
@@ -3179,11 +3476,14 @@
         </w:numPr>
       </w:pPr>
       <w:r>
+        <w:rPr>
+          <w:rFonts w:eastAsia="黑体"/>
+        </w:rPr>
         <w:t xml:space="preserve">LED </w:t>
       </w:r>
       <w:r>
         <w:rPr>
-          <w:rFonts w:hint="eastAsia"/>
+          <w:rFonts w:hint="eastAsia" w:eastAsia="黑体"/>
         </w:rPr>
         <w:t xml:space="preserve">串联数量需与输入电压范围匹配，保证调节管/开关管工作在线性可调范围。</w:t>
       </w:r>
@@ -3198,7 +3498,7 @@
       </w:pPr>
       <w:r>
         <w:rPr>
-          <w:rFonts w:hint="eastAsia"/>
+          <w:rFonts w:hint="eastAsia" w:eastAsia="黑体"/>
         </w:rPr>
         <w:t xml:space="preserve">开关型方案效率高，但需关注电感、续流二极管与纹波。</w:t>
       </w:r>
@@ -3212,11 +3512,14 @@
         </w:numPr>
       </w:pPr>
       <w:r>
+        <w:rPr>
+          <w:rFonts w:eastAsia="黑体"/>
+        </w:rPr>
         <w:t xml:space="preserve">LED </w:t>
       </w:r>
       <w:r>
         <w:rPr>
-          <w:rFonts w:hint="eastAsia"/>
+          <w:rFonts w:hint="eastAsia" w:eastAsia="黑体"/>
         </w:rPr>
         <w:t xml:space="preserve">为电流器件，严禁直接用恒压源驱动而不限流。</w:t>
       </w:r>
@@ -3229,7 +3532,7 @@
       </w:pPr>
       <w:r>
         <w:rPr>
-          <w:rFonts w:hint="eastAsia"/>
+          <w:rFonts w:hint="eastAsia" w:eastAsia="黑体"/>
         </w:rPr>
         <w:t xml:space="preserve">参考资料</w:t>
       </w:r>
@@ -3243,6 +3546,9 @@
         </w:numPr>
       </w:pPr>
       <w:r>
+        <w:rPr>
+          <w:rFonts w:eastAsia="黑体"/>
+        </w:rPr>
         <w:t xml:space="preserve">Wikipedia: LED circuit。</w:t>
       </w:r>
     </w:p>
@@ -3255,11 +3561,14 @@
         </w:numPr>
       </w:pPr>
       <w:r>
+        <w:rPr>
+          <w:rFonts w:eastAsia="黑体"/>
+        </w:rPr>
         <w:t xml:space="preserve">PT4115 / LM3404 / AL8860 </w:t>
       </w:r>
       <w:r>
         <w:rPr>
-          <w:rFonts w:hint="eastAsia"/>
+          <w:rFonts w:hint="eastAsia" w:eastAsia="黑体"/>
         </w:rPr>
         <w:t xml:space="preserve">数据手册。</w:t>
       </w:r>
@@ -3274,16 +3583,19 @@
       </w:pPr>
       <w:r>
         <w:rPr>
-          <w:rFonts w:hint="eastAsia"/>
+          <w:rFonts w:hint="eastAsia" w:eastAsia="黑体"/>
         </w:rPr>
         <w:t xml:space="preserve">《开关电源设计》（Abraham</w:t>
       </w:r>
       <w:r>
+        <w:rPr>
+          <w:rFonts w:eastAsia="黑体"/>
+        </w:rPr>
         <w:t xml:space="preserve"> </w:t>
       </w:r>
       <w:r>
         <w:rPr>
-          <w:rFonts w:hint="eastAsia"/>
+          <w:rFonts w:hint="eastAsia" w:eastAsia="黑体"/>
         </w:rPr>
         <w:t xml:space="preserve">Pressman）。</w:t>
       </w:r>
@@ -3297,11 +3609,11 @@
       </w:pPr>
       <w:r>
         <w:rPr>
-          <w:rFonts w:ascii="Times New Roman" w:hAnsi="Times New Roman"/>
+          <w:rFonts w:ascii="Times New Roman" w:hAnsi="Times New Roman" w:eastAsia="黑体"/>
           <w:color w:val="555555"/>
           <w:sz w:val="21"/>
         </w:rPr>
-        <w:t>材料收集者：杜文杰</w:t>
+        <w:t>材料收集者：杜文杰，WX手机：19519196569，QQ:3478827729</w:t>
       </w:r>
     </w:p>
     <w:sectPr>
@@ -3321,7 +3633,7 @@
 </file>
 
 <file path=word/footer1.xml><?xml version="1.0" encoding="utf-8"?>
-<w:ftr xmlns:m="http://schemas.openxmlformats.org/officeDocument/2006/math" xmlns:mc="http://schemas.openxmlformats.org/markup-compatibility/2006" xmlns:mo="http://schemas.microsoft.com/office/mac/office/2008/main" xmlns:mv="urn:schemas-microsoft-com:mac:vml" xmlns:o="urn:schemas-microsoft-com:office:office" xmlns:r="http://schemas.openxmlformats.org/officeDocument/2006/relationships" xmlns:v="urn:schemas-microsoft-com:vml" xmlns:w10="urn:schemas-microsoft-com:office:word" xmlns:w14="http://schemas.microsoft.com/office/word/2010/wordml" xmlns:w="http://schemas.openxmlformats.org/wordprocessingml/2006/main" xmlns:wne="http://schemas.microsoft.com/office/word/2006/wordml" xmlns:wp14="http://schemas.microsoft.com/office/word/2010/wordprocessingDrawing" xmlns:wp="http://schemas.openxmlformats.org/drawingml/2006/wordprocessingDrawing" xmlns:wpc="http://schemas.microsoft.com/office/word/2010/wordprocessingCanvas" xmlns:wpg="http://schemas.microsoft.com/office/word/2010/wordprocessingGroup" xmlns:wpi="http://schemas.microsoft.com/office/word/2010/wordprocessingInk" xmlns:wps="http://schemas.microsoft.com/office/word/2010/wordprocessingShape" mc:Ignorable="w14 wp14">
+<w:ftr xmlns:mc="http://schemas.openxmlformats.org/markup-compatibility/2006" xmlns:w="http://schemas.openxmlformats.org/wordprocessingml/2006/main" xmlns:m="http://schemas.openxmlformats.org/officeDocument/2006/math" xmlns:mo="http://schemas.microsoft.com/office/mac/office/2008/main" xmlns:mv="urn:schemas-microsoft-com:mac:vml" xmlns:o="urn:schemas-microsoft-com:office:office" xmlns:r="http://schemas.openxmlformats.org/officeDocument/2006/relationships" xmlns:v="urn:schemas-microsoft-com:vml" xmlns:w10="urn:schemas-microsoft-com:office:word" xmlns:w14="http://schemas.microsoft.com/office/word/2010/wordml" xmlns:wne="http://schemas.microsoft.com/office/word/2006/wordml" xmlns:wp14="http://schemas.microsoft.com/office/word/2010/wordprocessingDrawing" xmlns:wp="http://schemas.openxmlformats.org/drawingml/2006/wordprocessingDrawing" xmlns:wpc="http://schemas.microsoft.com/office/word/2010/wordprocessingCanvas" xmlns:wpg="http://schemas.microsoft.com/office/word/2010/wordprocessingGroup" xmlns:wpi="http://schemas.microsoft.com/office/word/2010/wordprocessingInk" xmlns:wps="http://schemas.microsoft.com/office/word/2010/wordprocessingShape" mc:Ignorable="w14 wp14">
   <w:p>
     <w:pPr>
       <w:pStyle w:val="Footer"/>
@@ -3329,12 +3641,14 @@
     </w:pPr>
     <w:r>
       <w:rPr>
+        <w:rFonts w:eastAsia="黑体"/>
         <w:sz w:val="18"/>
       </w:rPr>
       <w:t xml:space="preserve">第 </w:t>
     </w:r>
     <w:r>
       <w:rPr>
+        <w:rFonts w:eastAsia="黑体"/>
         <w:sz w:val="18"/>
       </w:rPr>
       <w:fldChar w:fldCharType="begin"/>
@@ -3343,6 +3657,7 @@
     </w:r>
     <w:r>
       <w:rPr>
+        <w:rFonts w:eastAsia="黑体"/>
         <w:sz w:val="18"/>
       </w:rPr>
       <w:t xml:space="preserve"> 页</w:t>
@@ -3356,6 +3671,9 @@
   <w:footnote w:type="continuationSeparator" w:id="0">
     <w:p>
       <w:r>
+        <w:rPr>
+          <w:rFonts w:eastAsia="黑体"/>
+        </w:rPr>
         <w:continuationSeparator/>
       </w:r>
     </w:p>
@@ -3363,6 +3681,9 @@
   <w:footnote w:type="separator" w:id="-1">
     <w:p>
       <w:r>
+        <w:rPr>
+          <w:rFonts w:eastAsia="黑体"/>
+        </w:rPr>
         <w:separator/>
       </w:r>
     </w:p>
@@ -3371,7 +3692,7 @@
 </file>
 
 <file path=word/header1.xml><?xml version="1.0" encoding="utf-8"?>
-<w:hdr xmlns:m="http://schemas.openxmlformats.org/officeDocument/2006/math" xmlns:mc="http://schemas.openxmlformats.org/markup-compatibility/2006" xmlns:mo="http://schemas.microsoft.com/office/mac/office/2008/main" xmlns:mv="urn:schemas-microsoft-com:mac:vml" xmlns:o="urn:schemas-microsoft-com:office:office" xmlns:r="http://schemas.openxmlformats.org/officeDocument/2006/relationships" xmlns:v="urn:schemas-microsoft-com:vml" xmlns:w10="urn:schemas-microsoft-com:office:word" xmlns:w14="http://schemas.microsoft.com/office/word/2010/wordml" xmlns:w="http://schemas.openxmlformats.org/wordprocessingml/2006/main" xmlns:wne="http://schemas.microsoft.com/office/word/2006/wordml" xmlns:wp14="http://schemas.microsoft.com/office/word/2010/wordprocessingDrawing" xmlns:wp="http://schemas.openxmlformats.org/drawingml/2006/wordprocessingDrawing" xmlns:wpc="http://schemas.microsoft.com/office/word/2010/wordprocessingCanvas" xmlns:wpg="http://schemas.microsoft.com/office/word/2010/wordprocessingGroup" xmlns:wpi="http://schemas.microsoft.com/office/word/2010/wordprocessingInk" xmlns:wps="http://schemas.microsoft.com/office/word/2010/wordprocessingShape" mc:Ignorable="w14 wp14">
+<w:hdr xmlns:mc="http://schemas.openxmlformats.org/markup-compatibility/2006" xmlns:w="http://schemas.openxmlformats.org/wordprocessingml/2006/main" xmlns:m="http://schemas.openxmlformats.org/officeDocument/2006/math" xmlns:mo="http://schemas.microsoft.com/office/mac/office/2008/main" xmlns:mv="urn:schemas-microsoft-com:mac:vml" xmlns:o="urn:schemas-microsoft-com:office:office" xmlns:r="http://schemas.openxmlformats.org/officeDocument/2006/relationships" xmlns:v="urn:schemas-microsoft-com:vml" xmlns:w10="urn:schemas-microsoft-com:office:word" xmlns:w14="http://schemas.microsoft.com/office/word/2010/wordml" xmlns:wne="http://schemas.microsoft.com/office/word/2006/wordml" xmlns:wp14="http://schemas.microsoft.com/office/word/2010/wordprocessingDrawing" xmlns:wp="http://schemas.openxmlformats.org/drawingml/2006/wordprocessingDrawing" xmlns:wpc="http://schemas.microsoft.com/office/word/2010/wordprocessingCanvas" xmlns:wpg="http://schemas.microsoft.com/office/word/2010/wordprocessingGroup" xmlns:wpi="http://schemas.microsoft.com/office/word/2010/wordprocessingInk" xmlns:wps="http://schemas.microsoft.com/office/word/2010/wordprocessingShape" mc:Ignorable="w14 wp14">
   <w:p>
     <w:pPr>
       <w:pStyle w:val="Header"/>
@@ -3379,7 +3700,7 @@
     </w:pPr>
     <w:r>
       <w:rPr>
-        <w:rFonts w:ascii="Times New Roman" w:hAnsi="Times New Roman"/>
+        <w:rFonts w:ascii="Times New Roman" w:hAnsi="Times New Roman" w:eastAsia="黑体"/>
         <w:sz w:val="18"/>
         <w:rFonts w:eastAsia="黑体"/>
         <w:rFonts w:eastAsia="黑体"/>
@@ -3391,7 +3712,7 @@
 </file>
 
 <file path=word/numbering.xml><?xml version="1.0" encoding="utf-8"?>
-<w:numbering xmlns:m="http://schemas.openxmlformats.org/officeDocument/2006/math" xmlns:mc="http://schemas.openxmlformats.org/markup-compatibility/2006" xmlns:mo="http://schemas.microsoft.com/office/mac/office/2008/main" xmlns:mv="urn:schemas-microsoft-com:mac:vml" xmlns:o="urn:schemas-microsoft-com:office:office" xmlns:r="http://schemas.openxmlformats.org/officeDocument/2006/relationships" xmlns:v="urn:schemas-microsoft-com:vml" xmlns:w="http://schemas.openxmlformats.org/wordprocessingml/2006/main" xmlns:w10="urn:schemas-microsoft-com:office:word" xmlns:w14="http://schemas.microsoft.com/office/word/2010/wordml" xmlns:wne="http://schemas.microsoft.com/office/word/2006/wordml" xmlns:wp="http://schemas.openxmlformats.org/drawingml/2006/wordprocessingDrawing" xmlns:wp14="http://schemas.microsoft.com/office/word/2010/wordprocessingDrawing" xmlns:wpc="http://schemas.microsoft.com/office/word/2010/wordprocessingCanvas" xmlns:wpg="http://schemas.microsoft.com/office/word/2010/wordprocessingGroup" xmlns:wpi="http://schemas.microsoft.com/office/word/2010/wordprocessingInk" xmlns:wps="http://schemas.microsoft.com/office/word/2010/wordprocessingShape" mc:Ignorable="w14 wp14">
+<w:numbering xmlns:mc="http://schemas.openxmlformats.org/markup-compatibility/2006" xmlns:w="http://schemas.openxmlformats.org/wordprocessingml/2006/main" xmlns:m="http://schemas.openxmlformats.org/officeDocument/2006/math" xmlns:mo="http://schemas.microsoft.com/office/mac/office/2008/main" xmlns:mv="urn:schemas-microsoft-com:mac:vml" xmlns:o="urn:schemas-microsoft-com:office:office" xmlns:r="http://schemas.openxmlformats.org/officeDocument/2006/relationships" xmlns:v="urn:schemas-microsoft-com:vml" xmlns:w10="urn:schemas-microsoft-com:office:word" xmlns:w14="http://schemas.microsoft.com/office/word/2010/wordml" xmlns:wne="http://schemas.microsoft.com/office/word/2006/wordml" xmlns:wp="http://schemas.openxmlformats.org/drawingml/2006/wordprocessingDrawing" xmlns:wp14="http://schemas.microsoft.com/office/word/2010/wordprocessingDrawing" xmlns:wpc="http://schemas.microsoft.com/office/word/2010/wordprocessingCanvas" xmlns:wpg="http://schemas.microsoft.com/office/word/2010/wordprocessingGroup" xmlns:wpi="http://schemas.microsoft.com/office/word/2010/wordprocessingInk" xmlns:wps="http://schemas.microsoft.com/office/word/2010/wordprocessingShape" mc:Ignorable="w14 wp14">
   <w:abstractNum w:abstractNumId="0">
     <w:nsid w:val="FFFFFF7C"/>
     <w:multiLevelType w:val="singleLevel"/>
@@ -3478,7 +3799,7 @@
         <w:ind w:hanging="360" w:left="1440"/>
       </w:pPr>
       <w:rPr>
-        <w:rFonts w:ascii="Symbol" w:hAnsi="Symbol" w:hint="default"/>
+        <w:rFonts w:ascii="Symbol" w:hAnsi="Symbol" w:hint="default" w:eastAsia="黑体"/>
       </w:rPr>
     </w:lvl>
   </w:abstractNum>
@@ -3499,7 +3820,7 @@
         <w:ind w:hanging="360" w:left="1080"/>
       </w:pPr>
       <w:rPr>
-        <w:rFonts w:ascii="Symbol" w:hAnsi="Symbol" w:hint="default"/>
+        <w:rFonts w:ascii="Symbol" w:hAnsi="Symbol" w:hint="default" w:eastAsia="黑体"/>
       </w:rPr>
     </w:lvl>
   </w:abstractNum>
@@ -3520,7 +3841,7 @@
         <w:ind w:hanging="360" w:left="720"/>
       </w:pPr>
       <w:rPr>
-        <w:rFonts w:ascii="Symbol" w:hAnsi="Symbol" w:hint="default"/>
+        <w:rFonts w:ascii="Symbol" w:hAnsi="Symbol" w:hint="default" w:eastAsia="黑体"/>
       </w:rPr>
     </w:lvl>
   </w:abstractNum>
@@ -3559,7 +3880,7 @@
         <w:ind w:hanging="360" w:left="360"/>
       </w:pPr>
       <w:rPr>
-        <w:rFonts w:ascii="Symbol" w:hAnsi="Symbol" w:hint="default"/>
+        <w:rFonts w:ascii="Symbol" w:hAnsi="Symbol" w:hint="default" w:eastAsia="黑体"/>
       </w:rPr>
     </w:lvl>
   </w:abstractNum>
@@ -3650,7 +3971,7 @@
         <w:ind w:left="720" w:hanging="360"/>
       </w:pPr>
       <w:rPr>
-        <w:rFonts w:ascii="Symbol" w:hAnsi="Symbol" w:cs="Symbol" w:hint="default"/>
+        <w:rFonts w:ascii="Symbol" w:hAnsi="Symbol" w:cs="Symbol" w:hint="default" w:eastAsia="黑体"/>
       </w:rPr>
     </w:lvl>
     <w:lvl w:ilvl="1">
@@ -3661,7 +3982,7 @@
         <w:ind w:left="1440" w:hanging="360"/>
       </w:pPr>
       <w:rPr>
-        <w:rFonts w:ascii="Courier New" w:hAnsi="Courier New" w:cs="Courier New" w:hint="default"/>
+        <w:rFonts w:ascii="Courier New" w:hAnsi="Courier New" w:cs="Courier New" w:hint="default" w:eastAsia="黑体"/>
       </w:rPr>
     </w:lvl>
     <w:lvl w:ilvl="2">
@@ -3672,7 +3993,7 @@
         <w:ind w:left="2160" w:hanging="360"/>
       </w:pPr>
       <w:rPr>
-        <w:rFonts w:ascii="Wingdings" w:hAnsi="Wingdings" w:cs="Wingdings" w:hint="default"/>
+        <w:rFonts w:ascii="Wingdings" w:hAnsi="Wingdings" w:cs="Wingdings" w:hint="default" w:eastAsia="黑体"/>
       </w:rPr>
     </w:lvl>
     <w:lvl w:ilvl="3">
@@ -3683,7 +4004,7 @@
         <w:ind w:left="2880" w:hanging="360"/>
       </w:pPr>
       <w:rPr>
-        <w:rFonts w:ascii="Symbol" w:hAnsi="Symbol" w:cs="Symbol" w:hint="default"/>
+        <w:rFonts w:ascii="Symbol" w:hAnsi="Symbol" w:cs="Symbol" w:hint="default" w:eastAsia="黑体"/>
       </w:rPr>
     </w:lvl>
     <w:lvl w:ilvl="4">
@@ -3694,7 +4015,7 @@
         <w:ind w:left="3600" w:hanging="360"/>
       </w:pPr>
       <w:rPr>
-        <w:rFonts w:ascii="Courier New" w:hAnsi="Courier New" w:cs="Courier New" w:hint="default"/>
+        <w:rFonts w:ascii="Courier New" w:hAnsi="Courier New" w:cs="Courier New" w:hint="default" w:eastAsia="黑体"/>
       </w:rPr>
     </w:lvl>
     <w:lvl w:ilvl="5">
@@ -3705,7 +4026,7 @@
         <w:ind w:left="4320" w:hanging="360"/>
       </w:pPr>
       <w:rPr>
-        <w:rFonts w:ascii="Wingdings" w:hAnsi="Wingdings" w:cs="Wingdings" w:hint="default"/>
+        <w:rFonts w:ascii="Wingdings" w:hAnsi="Wingdings" w:cs="Wingdings" w:hint="default" w:eastAsia="黑体"/>
       </w:rPr>
     </w:lvl>
     <w:lvl w:ilvl="6">
@@ -3716,7 +4037,7 @@
         <w:ind w:left="5040" w:hanging="360"/>
       </w:pPr>
       <w:rPr>
-        <w:rFonts w:ascii="Symbol" w:hAnsi="Symbol" w:cs="Symbol" w:hint="default"/>
+        <w:rFonts w:ascii="Symbol" w:hAnsi="Symbol" w:cs="Symbol" w:hint="default" w:eastAsia="黑体"/>
       </w:rPr>
     </w:lvl>
     <w:lvl w:ilvl="7">
@@ -3727,7 +4048,7 @@
         <w:ind w:left="5760" w:hanging="360"/>
       </w:pPr>
       <w:rPr>
-        <w:rFonts w:ascii="Courier New" w:hAnsi="Courier New" w:cs="Courier New" w:hint="default"/>
+        <w:rFonts w:ascii="Courier New" w:hAnsi="Courier New" w:cs="Courier New" w:hint="default" w:eastAsia="黑体"/>
       </w:rPr>
     </w:lvl>
     <w:lvl w:ilvl="8">
@@ -3738,7 +4059,7 @@
         <w:ind w:left="6480" w:hanging="360"/>
       </w:pPr>
       <w:rPr>
-        <w:rFonts w:ascii="Wingdings" w:hAnsi="Wingdings" w:cs="Wingdings" w:hint="default"/>
+        <w:rFonts w:ascii="Wingdings" w:hAnsi="Wingdings" w:cs="Wingdings" w:hint="default" w:eastAsia="黑体"/>
       </w:rPr>
     </w:lvl>
   </w:abstractNum>
@@ -3794,11 +4115,11 @@
 </file>
 
 <file path=word/styles.xml><?xml version="1.0" encoding="utf-8"?>
-<w:styles xmlns:mc="http://schemas.openxmlformats.org/markup-compatibility/2006" xmlns:r="http://schemas.openxmlformats.org/officeDocument/2006/relationships" xmlns:w="http://schemas.openxmlformats.org/wordprocessingml/2006/main" xmlns:w14="http://schemas.microsoft.com/office/word/2010/wordml" mc:Ignorable="w14">
+<w:styles xmlns:mc="http://schemas.openxmlformats.org/markup-compatibility/2006" xmlns:w="http://schemas.openxmlformats.org/wordprocessingml/2006/main" xmlns:r="http://schemas.openxmlformats.org/officeDocument/2006/relationships" xmlns:w14="http://schemas.microsoft.com/office/word/2010/wordml" mc:Ignorable="w14">
   <w:docDefaults>
     <w:rPrDefault>
       <w:rPr>
-        <w:rFonts w:asciiTheme="minorHAnsi" w:cstheme="minorBidi" w:eastAsiaTheme="minorEastAsia" w:hAnsiTheme="minorHAnsi"/>
+        <w:rFonts w:asciiTheme="minorHAnsi" w:cstheme="minorBidi" w:hAnsiTheme="minorHAnsi" w:eastAsia="黑体"/>
         <w:sz w:val="22"/>
         <w:szCs w:val="22"/>
         <w:lang w:bidi="ar-SA" w:eastAsia="en-US" w:val="en-US"/>
@@ -4020,7 +4341,7 @@
       <w:outlineLvl w:val="0"/>
     </w:pPr>
     <w:rPr>
-      <w:rFonts w:ascii="Times New Roman" w:asciiTheme="majorHAnsi" w:cstheme="majorBidi" w:eastAsia="黑体" w:eastAsiaTheme="majorEastAsia" w:hAnsi="Times New Roman" w:hAnsiTheme="majorHAnsi"/>
+      <w:rFonts w:ascii="Times New Roman" w:asciiTheme="majorHAnsi" w:cstheme="majorBidi" w:eastAsia="黑体" w:hAnsi="Times New Roman" w:hAnsiTheme="majorHAnsi"/>
       <w:b/>
       <w:bCs/>
       <w:color w:val="1F3864"/>
@@ -4044,7 +4365,7 @@
       <w:outlineLvl w:val="1"/>
     </w:pPr>
     <w:rPr>
-      <w:rFonts w:ascii="Times New Roman" w:asciiTheme="majorHAnsi" w:cstheme="majorBidi" w:eastAsia="黑体" w:eastAsiaTheme="majorEastAsia" w:hAnsi="Times New Roman" w:hAnsiTheme="majorHAnsi"/>
+      <w:rFonts w:ascii="Times New Roman" w:asciiTheme="majorHAnsi" w:cstheme="majorBidi" w:eastAsia="黑体" w:hAnsi="Times New Roman" w:hAnsiTheme="majorHAnsi"/>
       <w:b/>
       <w:bCs/>
       <w:color w:val="2E4E7E"/>
@@ -4068,7 +4389,7 @@
       <w:outlineLvl w:val="2"/>
     </w:pPr>
     <w:rPr>
-      <w:rFonts w:ascii="Times New Roman" w:asciiTheme="majorHAnsi" w:cstheme="majorBidi" w:eastAsia="黑体" w:eastAsiaTheme="majorEastAsia" w:hAnsi="Times New Roman" w:hAnsiTheme="majorHAnsi"/>
+      <w:rFonts w:ascii="Times New Roman" w:asciiTheme="majorHAnsi" w:cstheme="majorBidi" w:eastAsia="黑体" w:hAnsi="Times New Roman" w:hAnsiTheme="majorHAnsi"/>
       <w:b/>
       <w:bCs/>
       <w:color w:val="2E4E7E"/>
@@ -4092,7 +4413,7 @@
       <w:outlineLvl w:val="3"/>
     </w:pPr>
     <w:rPr>
-      <w:rFonts w:ascii="Times New Roman" w:asciiTheme="majorHAnsi" w:cstheme="majorBidi" w:eastAsia="黑体" w:eastAsiaTheme="majorEastAsia" w:hAnsi="Times New Roman" w:hAnsiTheme="majorHAnsi"/>
+      <w:rFonts w:ascii="Times New Roman" w:asciiTheme="majorHAnsi" w:cstheme="majorBidi" w:eastAsia="黑体" w:hAnsi="Times New Roman" w:hAnsiTheme="majorHAnsi"/>
       <w:b/>
       <w:bCs/>
       <w:i/>
@@ -4118,7 +4439,7 @@
       <w:outlineLvl w:val="4"/>
     </w:pPr>
     <w:rPr>
-      <w:rFonts w:ascii="Times New Roman" w:asciiTheme="majorHAnsi" w:cstheme="majorBidi" w:eastAsia="黑体" w:eastAsiaTheme="majorEastAsia" w:hAnsi="Times New Roman" w:hAnsiTheme="majorHAnsi"/>
+      <w:rFonts w:ascii="Times New Roman" w:asciiTheme="majorHAnsi" w:cstheme="majorBidi" w:eastAsia="黑体" w:hAnsi="Times New Roman" w:hAnsiTheme="majorHAnsi"/>
       <w:b/>
       <w:color w:val="333333"/>
       <w:sz w:val="22"/>
@@ -4141,7 +4462,7 @@
       <w:outlineLvl w:val="5"/>
     </w:pPr>
     <w:rPr>
-      <w:rFonts w:asciiTheme="majorHAnsi" w:cstheme="majorBidi" w:eastAsiaTheme="majorEastAsia" w:hAnsiTheme="majorHAnsi"/>
+      <w:rFonts w:asciiTheme="majorHAnsi" w:cstheme="majorBidi" w:hAnsiTheme="majorHAnsi" w:eastAsia="黑体"/>
       <w:i/>
       <w:iCs/>
       <w:color w:themeColor="accent1" w:themeShade="7F" w:val="243F60"/>
@@ -4164,7 +4485,7 @@
       <w:outlineLvl w:val="6"/>
     </w:pPr>
     <w:rPr>
-      <w:rFonts w:asciiTheme="majorHAnsi" w:cstheme="majorBidi" w:eastAsiaTheme="majorEastAsia" w:hAnsiTheme="majorHAnsi"/>
+      <w:rFonts w:asciiTheme="majorHAnsi" w:cstheme="majorBidi" w:hAnsiTheme="majorHAnsi" w:eastAsia="黑体"/>
       <w:i/>
       <w:iCs/>
       <w:color w:themeColor="text1" w:themeTint="BF" w:val="404040"/>
@@ -4187,7 +4508,7 @@
       <w:outlineLvl w:val="7"/>
     </w:pPr>
     <w:rPr>
-      <w:rFonts w:asciiTheme="majorHAnsi" w:cstheme="majorBidi" w:eastAsiaTheme="majorEastAsia" w:hAnsiTheme="majorHAnsi"/>
+      <w:rFonts w:asciiTheme="majorHAnsi" w:cstheme="majorBidi" w:hAnsiTheme="majorHAnsi" w:eastAsia="黑体"/>
       <w:color w:themeColor="accent1" w:val="4F81BD"/>
       <w:sz w:val="20"/>
       <w:szCs w:val="20"/>
@@ -4210,7 +4531,7 @@
       <w:outlineLvl w:val="8"/>
     </w:pPr>
     <w:rPr>
-      <w:rFonts w:asciiTheme="majorHAnsi" w:cstheme="majorBidi" w:eastAsiaTheme="majorEastAsia" w:hAnsiTheme="majorHAnsi"/>
+      <w:rFonts w:asciiTheme="majorHAnsi" w:cstheme="majorBidi" w:hAnsiTheme="majorHAnsi" w:eastAsia="黑体"/>
       <w:i/>
       <w:iCs/>
       <w:color w:themeColor="text1" w:themeTint="BF" w:val="404040"/>
@@ -4261,7 +4582,7 @@
     <w:uiPriority w:val="9"/>
     <w:rsid w:val="00FC693F"/>
     <w:rPr>
-      <w:rFonts w:asciiTheme="majorHAnsi" w:cstheme="majorBidi" w:eastAsiaTheme="majorEastAsia" w:hAnsiTheme="majorHAnsi"/>
+      <w:rFonts w:asciiTheme="majorHAnsi" w:cstheme="majorBidi" w:hAnsiTheme="majorHAnsi" w:eastAsia="黑体"/>
       <w:b/>
       <w:bCs/>
       <w:color w:themeColor="accent1" w:themeShade="BF" w:val="365F91"/>
@@ -4276,7 +4597,7 @@
     <w:uiPriority w:val="9"/>
     <w:rsid w:val="00FC693F"/>
     <w:rPr>
-      <w:rFonts w:asciiTheme="majorHAnsi" w:cstheme="majorBidi" w:eastAsiaTheme="majorEastAsia" w:hAnsiTheme="majorHAnsi"/>
+      <w:rFonts w:asciiTheme="majorHAnsi" w:cstheme="majorBidi" w:hAnsiTheme="majorHAnsi" w:eastAsia="黑体"/>
       <w:b/>
       <w:bCs/>
       <w:color w:themeColor="accent1" w:val="4F81BD"/>
@@ -4291,7 +4612,7 @@
     <w:uiPriority w:val="9"/>
     <w:rsid w:val="00FC693F"/>
     <w:rPr>
-      <w:rFonts w:asciiTheme="majorHAnsi" w:cstheme="majorBidi" w:eastAsiaTheme="majorEastAsia" w:hAnsiTheme="majorHAnsi"/>
+      <w:rFonts w:asciiTheme="majorHAnsi" w:cstheme="majorBidi" w:hAnsiTheme="majorHAnsi" w:eastAsia="黑体"/>
       <w:b/>
       <w:bCs/>
       <w:color w:themeColor="accent1" w:val="4F81BD"/>
@@ -4314,7 +4635,7 @@
       <w:contextualSpacing/>
     </w:pPr>
     <w:rPr>
-      <w:rFonts w:ascii="Times New Roman" w:asciiTheme="majorHAnsi" w:cstheme="majorBidi" w:eastAsia="黑体" w:eastAsiaTheme="majorEastAsia" w:hAnsi="Times New Roman" w:hAnsiTheme="majorHAnsi"/>
+      <w:rFonts w:ascii="Times New Roman" w:asciiTheme="majorHAnsi" w:cstheme="majorBidi" w:eastAsia="黑体" w:hAnsi="Times New Roman" w:hAnsiTheme="majorHAnsi"/>
       <w:b/>
       <w:color w:val="1F3864"/>
       <w:spacing w:val="5"/>
@@ -4330,7 +4651,7 @@
     <w:uiPriority w:val="10"/>
     <w:rsid w:val="00FC693F"/>
     <w:rPr>
-      <w:rFonts w:asciiTheme="majorHAnsi" w:cstheme="majorBidi" w:eastAsiaTheme="majorEastAsia" w:hAnsiTheme="majorHAnsi"/>
+      <w:rFonts w:asciiTheme="majorHAnsi" w:cstheme="majorBidi" w:hAnsiTheme="majorHAnsi" w:eastAsia="黑体"/>
       <w:color w:themeColor="text2" w:themeShade="BF" w:val="17365D"/>
       <w:spacing w:val="5"/>
       <w:kern w:val="28"/>
@@ -4352,7 +4673,7 @@
       </w:numPr>
     </w:pPr>
     <w:rPr>
-      <w:rFonts w:asciiTheme="majorHAnsi" w:cstheme="majorBidi" w:eastAsiaTheme="majorEastAsia" w:hAnsiTheme="majorHAnsi"/>
+      <w:rFonts w:asciiTheme="majorHAnsi" w:cstheme="majorBidi" w:hAnsiTheme="majorHAnsi" w:eastAsia="黑体"/>
       <w:i/>
       <w:iCs/>
       <w:color w:themeColor="accent1" w:val="4F81BD"/>
@@ -4368,7 +4689,7 @@
     <w:uiPriority w:val="11"/>
     <w:rsid w:val="00FC693F"/>
     <w:rPr>
-      <w:rFonts w:asciiTheme="majorHAnsi" w:cstheme="majorBidi" w:eastAsiaTheme="majorEastAsia" w:hAnsiTheme="majorHAnsi"/>
+      <w:rFonts w:asciiTheme="majorHAnsi" w:cstheme="majorBidi" w:hAnsiTheme="majorHAnsi" w:eastAsia="黑体"/>
       <w:i/>
       <w:iCs/>
       <w:color w:themeColor="accent1" w:val="4F81BD"/>
@@ -4435,6 +4756,7 @@
       <w:spacing w:after="120"/>
     </w:pPr>
     <w:rPr>
+      <w:rFonts w:eastAsia="黑体"/>
       <w:sz w:val="16"/>
       <w:szCs w:val="16"/>
     </w:rPr>
@@ -4446,6 +4768,7 @@
     <w:uiPriority w:val="99"/>
     <w:rsid w:val="00AA1D8D"/>
     <w:rPr>
+      <w:rFonts w:eastAsia="黑体"/>
       <w:sz w:val="16"/>
       <w:szCs w:val="16"/>
     </w:rPr>
@@ -4615,7 +4938,7 @@
       </w:tabs>
     </w:pPr>
     <w:rPr>
-      <w:rFonts w:ascii="Courier" w:hAnsi="Courier"/>
+      <w:rFonts w:ascii="Courier" w:hAnsi="Courier" w:eastAsia="黑体"/>
       <w:sz w:val="20"/>
       <w:szCs w:val="20"/>
     </w:rPr>
@@ -4627,7 +4950,7 @@
     <w:uiPriority w:val="99"/>
     <w:rsid w:val="0029639D"/>
     <w:rPr>
-      <w:rFonts w:ascii="Courier" w:hAnsi="Courier"/>
+      <w:rFonts w:ascii="Courier" w:hAnsi="Courier" w:eastAsia="黑体"/>
       <w:sz w:val="20"/>
       <w:szCs w:val="20"/>
     </w:rPr>
@@ -4663,6 +4986,7 @@
     <w:uiPriority w:val="29"/>
     <w:rsid w:val="00FC693F"/>
     <w:rPr>
+      <w:rFonts w:eastAsia="黑体"/>
       <w:i/>
       <w:iCs/>
       <w:color w:themeColor="text1" w:val="000000"/>
@@ -4676,7 +5000,7 @@
     <w:semiHidden/>
     <w:rsid w:val="00FC693F"/>
     <w:rPr>
-      <w:rFonts w:asciiTheme="majorHAnsi" w:cstheme="majorBidi" w:eastAsiaTheme="majorEastAsia" w:hAnsiTheme="majorHAnsi"/>
+      <w:rFonts w:asciiTheme="majorHAnsi" w:cstheme="majorBidi" w:hAnsiTheme="majorHAnsi" w:eastAsia="黑体"/>
       <w:b/>
       <w:bCs/>
       <w:i/>
@@ -4692,7 +5016,7 @@
     <w:semiHidden/>
     <w:rsid w:val="00FC693F"/>
     <w:rPr>
-      <w:rFonts w:asciiTheme="majorHAnsi" w:cstheme="majorBidi" w:eastAsiaTheme="majorEastAsia" w:hAnsiTheme="majorHAnsi"/>
+      <w:rFonts w:asciiTheme="majorHAnsi" w:cstheme="majorBidi" w:hAnsiTheme="majorHAnsi" w:eastAsia="黑体"/>
       <w:color w:themeColor="accent1" w:themeShade="7F" w:val="243F60"/>
     </w:rPr>
   </w:style>
@@ -4704,7 +5028,7 @@
     <w:semiHidden/>
     <w:rsid w:val="00FC693F"/>
     <w:rPr>
-      <w:rFonts w:asciiTheme="majorHAnsi" w:cstheme="majorBidi" w:eastAsiaTheme="majorEastAsia" w:hAnsiTheme="majorHAnsi"/>
+      <w:rFonts w:asciiTheme="majorHAnsi" w:cstheme="majorBidi" w:hAnsiTheme="majorHAnsi" w:eastAsia="黑体"/>
       <w:i/>
       <w:iCs/>
       <w:color w:themeColor="accent1" w:themeShade="7F" w:val="243F60"/>
@@ -4718,7 +5042,7 @@
     <w:semiHidden/>
     <w:rsid w:val="00FC693F"/>
     <w:rPr>
-      <w:rFonts w:asciiTheme="majorHAnsi" w:cstheme="majorBidi" w:eastAsiaTheme="majorEastAsia" w:hAnsiTheme="majorHAnsi"/>
+      <w:rFonts w:asciiTheme="majorHAnsi" w:cstheme="majorBidi" w:hAnsiTheme="majorHAnsi" w:eastAsia="黑体"/>
       <w:i/>
       <w:iCs/>
       <w:color w:themeColor="text1" w:themeTint="BF" w:val="404040"/>
@@ -4732,7 +5056,7 @@
     <w:semiHidden/>
     <w:rsid w:val="00FC693F"/>
     <w:rPr>
-      <w:rFonts w:asciiTheme="majorHAnsi" w:cstheme="majorBidi" w:eastAsiaTheme="majorEastAsia" w:hAnsiTheme="majorHAnsi"/>
+      <w:rFonts w:asciiTheme="majorHAnsi" w:cstheme="majorBidi" w:hAnsiTheme="majorHAnsi" w:eastAsia="黑体"/>
       <w:color w:themeColor="accent1" w:val="4F81BD"/>
       <w:sz w:val="20"/>
       <w:szCs w:val="20"/>
@@ -4746,7 +5070,7 @@
     <w:semiHidden/>
     <w:rsid w:val="00FC693F"/>
     <w:rPr>
-      <w:rFonts w:asciiTheme="majorHAnsi" w:cstheme="majorBidi" w:eastAsiaTheme="majorEastAsia" w:hAnsiTheme="majorHAnsi"/>
+      <w:rFonts w:asciiTheme="majorHAnsi" w:cstheme="majorBidi" w:hAnsiTheme="majorHAnsi" w:eastAsia="黑体"/>
       <w:i/>
       <w:iCs/>
       <w:color w:themeColor="text1" w:themeTint="BF" w:val="404040"/>
@@ -4767,6 +5091,7 @@
       <w:spacing w:line="240" w:lineRule="auto"/>
     </w:pPr>
     <w:rPr>
+      <w:rFonts w:eastAsia="黑体"/>
       <w:b/>
       <w:bCs/>
       <w:color w:themeColor="accent1" w:val="4F81BD"/>
@@ -4781,6 +5106,7 @@
     <w:qFormat/>
     <w:rsid w:val="00FC693F"/>
     <w:rPr>
+      <w:rFonts w:eastAsia="黑体"/>
       <w:b/>
       <w:bCs/>
     </w:rPr>
@@ -4792,6 +5118,7 @@
     <w:qFormat/>
     <w:rsid w:val="00FC693F"/>
     <w:rPr>
+      <w:rFonts w:eastAsia="黑体"/>
       <w:i/>
       <w:iCs/>
     </w:rPr>
@@ -4812,6 +5139,7 @@
       <w:ind w:left="936" w:right="936"/>
     </w:pPr>
     <w:rPr>
+      <w:rFonts w:eastAsia="黑体"/>
       <w:b/>
       <w:bCs/>
       <w:i/>
@@ -4826,6 +5154,7 @@
     <w:uiPriority w:val="30"/>
     <w:rsid w:val="00FC693F"/>
     <w:rPr>
+      <w:rFonts w:eastAsia="黑体"/>
       <w:b/>
       <w:bCs/>
       <w:i/>
@@ -4840,6 +5169,7 @@
     <w:qFormat/>
     <w:rsid w:val="00FC693F"/>
     <w:rPr>
+      <w:rFonts w:eastAsia="黑体"/>
       <w:i/>
       <w:iCs/>
       <w:color w:themeColor="text1" w:themeTint="7F" w:val="808080"/>
@@ -4852,6 +5182,7 @@
     <w:qFormat/>
     <w:rsid w:val="00FC693F"/>
     <w:rPr>
+      <w:rFonts w:eastAsia="黑体"/>
       <w:b/>
       <w:bCs/>
       <w:i/>
@@ -4866,6 +5197,7 @@
     <w:qFormat/>
     <w:rsid w:val="00FC693F"/>
     <w:rPr>
+      <w:rFonts w:eastAsia="黑体"/>
       <w:smallCaps/>
       <w:color w:themeColor="accent2" w:val="C0504D"/>
       <w:u w:val="single"/>
@@ -4878,6 +5210,7 @@
     <w:qFormat/>
     <w:rsid w:val="00FC693F"/>
     <w:rPr>
+      <w:rFonts w:eastAsia="黑体"/>
       <w:b/>
       <w:bCs/>
       <w:smallCaps/>
@@ -4893,6 +5226,7 @@
     <w:qFormat/>
     <w:rsid w:val="00FC693F"/>
     <w:rPr>
+      <w:rFonts w:eastAsia="黑体"/>
       <w:b/>
       <w:bCs/>
       <w:smallCaps/>
@@ -4947,6 +5281,7 @@
       <w:spacing w:after="0" w:line="240" w:lineRule="auto"/>
     </w:pPr>
     <w:rPr>
+      <w:rFonts w:eastAsia="黑体"/>
       <w:color w:themeColor="text1" w:themeShade="BF" w:val="000000"/>
     </w:rPr>
     <w:tblPr>
@@ -4969,6 +5304,7 @@
         <w:spacing w:after="0" w:before="0" w:line="240" w:lineRule="auto"/>
       </w:pPr>
       <w:rPr>
+        <w:rFonts w:eastAsia="黑体"/>
         <w:b/>
         <w:bCs/>
       </w:rPr>
@@ -4989,6 +5325,7 @@
         <w:spacing w:after="0" w:before="0" w:line="240" w:lineRule="auto"/>
       </w:pPr>
       <w:rPr>
+        <w:rFonts w:eastAsia="黑体"/>
         <w:b/>
         <w:bCs/>
       </w:rPr>
@@ -5006,12 +5343,14 @@
     </w:tblStylePr>
     <w:tblStylePr w:type="firstCol">
       <w:rPr>
+        <w:rFonts w:eastAsia="黑体"/>
         <w:b/>
         <w:bCs/>
       </w:rPr>
     </w:tblStylePr>
     <w:tblStylePr w:type="lastCol">
       <w:rPr>
+        <w:rFonts w:eastAsia="黑体"/>
         <w:b/>
         <w:bCs/>
       </w:rPr>
@@ -5050,6 +5389,7 @@
       <w:spacing w:after="0" w:line="240" w:lineRule="auto"/>
     </w:pPr>
     <w:rPr>
+      <w:rFonts w:eastAsia="黑体"/>
       <w:color w:themeColor="accent1" w:themeShade="BF" w:val="365F91"/>
     </w:rPr>
     <w:tblPr>
@@ -5072,6 +5412,7 @@
         <w:spacing w:after="0" w:before="0" w:line="240" w:lineRule="auto"/>
       </w:pPr>
       <w:rPr>
+        <w:rFonts w:eastAsia="黑体"/>
         <w:b/>
         <w:bCs/>
       </w:rPr>
@@ -5092,6 +5433,7 @@
         <w:spacing w:after="0" w:before="0" w:line="240" w:lineRule="auto"/>
       </w:pPr>
       <w:rPr>
+        <w:rFonts w:eastAsia="黑体"/>
         <w:b/>
         <w:bCs/>
       </w:rPr>
@@ -5109,12 +5451,14 @@
     </w:tblStylePr>
     <w:tblStylePr w:type="firstCol">
       <w:rPr>
+        <w:rFonts w:eastAsia="黑体"/>
         <w:b/>
         <w:bCs/>
       </w:rPr>
     </w:tblStylePr>
     <w:tblStylePr w:type="lastCol">
       <w:rPr>
+        <w:rFonts w:eastAsia="黑体"/>
         <w:b/>
         <w:bCs/>
       </w:rPr>
@@ -5153,6 +5497,7 @@
       <w:spacing w:after="0" w:line="240" w:lineRule="auto"/>
     </w:pPr>
     <w:rPr>
+      <w:rFonts w:eastAsia="黑体"/>
       <w:color w:themeColor="accent2" w:themeShade="BF" w:val="943634"/>
     </w:rPr>
     <w:tblPr>
@@ -5175,6 +5520,7 @@
         <w:spacing w:after="0" w:before="0" w:line="240" w:lineRule="auto"/>
       </w:pPr>
       <w:rPr>
+        <w:rFonts w:eastAsia="黑体"/>
         <w:b/>
         <w:bCs/>
       </w:rPr>
@@ -5195,6 +5541,7 @@
         <w:spacing w:after="0" w:before="0" w:line="240" w:lineRule="auto"/>
       </w:pPr>
       <w:rPr>
+        <w:rFonts w:eastAsia="黑体"/>
         <w:b/>
         <w:bCs/>
       </w:rPr>
@@ -5212,12 +5559,14 @@
     </w:tblStylePr>
     <w:tblStylePr w:type="firstCol">
       <w:rPr>
+        <w:rFonts w:eastAsia="黑体"/>
         <w:b/>
         <w:bCs/>
       </w:rPr>
     </w:tblStylePr>
     <w:tblStylePr w:type="lastCol">
       <w:rPr>
+        <w:rFonts w:eastAsia="黑体"/>
         <w:b/>
         <w:bCs/>
       </w:rPr>
@@ -5256,6 +5605,7 @@
       <w:spacing w:after="0" w:line="240" w:lineRule="auto"/>
     </w:pPr>
     <w:rPr>
+      <w:rFonts w:eastAsia="黑体"/>
       <w:color w:themeColor="accent3" w:themeShade="BF" w:val="76923C"/>
     </w:rPr>
     <w:tblPr>
@@ -5278,6 +5628,7 @@
         <w:spacing w:after="0" w:before="0" w:line="240" w:lineRule="auto"/>
       </w:pPr>
       <w:rPr>
+        <w:rFonts w:eastAsia="黑体"/>
         <w:b/>
         <w:bCs/>
       </w:rPr>
@@ -5298,6 +5649,7 @@
         <w:spacing w:after="0" w:before="0" w:line="240" w:lineRule="auto"/>
       </w:pPr>
       <w:rPr>
+        <w:rFonts w:eastAsia="黑体"/>
         <w:b/>
         <w:bCs/>
       </w:rPr>
@@ -5315,12 +5667,14 @@
     </w:tblStylePr>
     <w:tblStylePr w:type="firstCol">
       <w:rPr>
+        <w:rFonts w:eastAsia="黑体"/>
         <w:b/>
         <w:bCs/>
       </w:rPr>
     </w:tblStylePr>
     <w:tblStylePr w:type="lastCol">
       <w:rPr>
+        <w:rFonts w:eastAsia="黑体"/>
         <w:b/>
         <w:bCs/>
       </w:rPr>
@@ -5359,6 +5713,7 @@
       <w:spacing w:after="0" w:line="240" w:lineRule="auto"/>
     </w:pPr>
     <w:rPr>
+      <w:rFonts w:eastAsia="黑体"/>
       <w:color w:themeColor="accent4" w:themeShade="BF" w:val="5F497A"/>
     </w:rPr>
     <w:tblPr>
@@ -5381,6 +5736,7 @@
         <w:spacing w:after="0" w:before="0" w:line="240" w:lineRule="auto"/>
       </w:pPr>
       <w:rPr>
+        <w:rFonts w:eastAsia="黑体"/>
         <w:b/>
         <w:bCs/>
       </w:rPr>
@@ -5401,6 +5757,7 @@
         <w:spacing w:after="0" w:before="0" w:line="240" w:lineRule="auto"/>
       </w:pPr>
       <w:rPr>
+        <w:rFonts w:eastAsia="黑体"/>
         <w:b/>
         <w:bCs/>
       </w:rPr>
@@ -5418,12 +5775,14 @@
     </w:tblStylePr>
     <w:tblStylePr w:type="firstCol">
       <w:rPr>
+        <w:rFonts w:eastAsia="黑体"/>
         <w:b/>
         <w:bCs/>
       </w:rPr>
     </w:tblStylePr>
     <w:tblStylePr w:type="lastCol">
       <w:rPr>
+        <w:rFonts w:eastAsia="黑体"/>
         <w:b/>
         <w:bCs/>
       </w:rPr>
@@ -5462,6 +5821,7 @@
       <w:spacing w:after="0" w:line="240" w:lineRule="auto"/>
     </w:pPr>
     <w:rPr>
+      <w:rFonts w:eastAsia="黑体"/>
       <w:color w:themeColor="accent5" w:themeShade="BF" w:val="31849B"/>
     </w:rPr>
     <w:tblPr>
@@ -5484,6 +5844,7 @@
         <w:spacing w:after="0" w:before="0" w:line="240" w:lineRule="auto"/>
       </w:pPr>
       <w:rPr>
+        <w:rFonts w:eastAsia="黑体"/>
         <w:b/>
         <w:bCs/>
       </w:rPr>
@@ -5504,6 +5865,7 @@
         <w:spacing w:after="0" w:before="0" w:line="240" w:lineRule="auto"/>
       </w:pPr>
       <w:rPr>
+        <w:rFonts w:eastAsia="黑体"/>
         <w:b/>
         <w:bCs/>
       </w:rPr>
@@ -5521,12 +5883,14 @@
     </w:tblStylePr>
     <w:tblStylePr w:type="firstCol">
       <w:rPr>
+        <w:rFonts w:eastAsia="黑体"/>
         <w:b/>
         <w:bCs/>
       </w:rPr>
     </w:tblStylePr>
     <w:tblStylePr w:type="lastCol">
       <w:rPr>
+        <w:rFonts w:eastAsia="黑体"/>
         <w:b/>
         <w:bCs/>
       </w:rPr>
@@ -5565,6 +5929,7 @@
       <w:spacing w:after="0" w:line="240" w:lineRule="auto"/>
     </w:pPr>
     <w:rPr>
+      <w:rFonts w:eastAsia="黑体"/>
       <w:color w:themeColor="accent6" w:themeShade="BF" w:val="E36C0A"/>
     </w:rPr>
     <w:tblPr>
@@ -5587,6 +5952,7 @@
         <w:spacing w:after="0" w:before="0" w:line="240" w:lineRule="auto"/>
       </w:pPr>
       <w:rPr>
+        <w:rFonts w:eastAsia="黑体"/>
         <w:b/>
         <w:bCs/>
       </w:rPr>
@@ -5607,6 +5973,7 @@
         <w:spacing w:after="0" w:before="0" w:line="240" w:lineRule="auto"/>
       </w:pPr>
       <w:rPr>
+        <w:rFonts w:eastAsia="黑体"/>
         <w:b/>
         <w:bCs/>
       </w:rPr>
@@ -5624,12 +5991,14 @@
     </w:tblStylePr>
     <w:tblStylePr w:type="firstCol">
       <w:rPr>
+        <w:rFonts w:eastAsia="黑体"/>
         <w:b/>
         <w:bCs/>
       </w:rPr>
     </w:tblStylePr>
     <w:tblStylePr w:type="lastCol">
       <w:rPr>
+        <w:rFonts w:eastAsia="黑体"/>
         <w:b/>
         <w:bCs/>
       </w:rPr>
@@ -5689,6 +6058,7 @@
         <w:spacing w:after="0" w:before="0" w:line="240" w:lineRule="auto"/>
       </w:pPr>
       <w:rPr>
+        <w:rFonts w:eastAsia="黑体"/>
         <w:b/>
         <w:bCs/>
         <w:color w:themeColor="background1" w:val="FFFFFF"/>
@@ -5703,6 +6073,7 @@
         <w:spacing w:after="0" w:before="0" w:line="240" w:lineRule="auto"/>
       </w:pPr>
       <w:rPr>
+        <w:rFonts w:eastAsia="黑体"/>
         <w:b/>
         <w:bCs/>
       </w:rPr>
@@ -5718,12 +6089,14 @@
     </w:tblStylePr>
     <w:tblStylePr w:type="firstCol">
       <w:rPr>
+        <w:rFonts w:eastAsia="黑体"/>
         <w:b/>
         <w:bCs/>
       </w:rPr>
     </w:tblStylePr>
     <w:tblStylePr w:type="lastCol">
       <w:rPr>
+        <w:rFonts w:eastAsia="黑体"/>
         <w:b/>
         <w:bCs/>
       </w:rPr>
@@ -5781,6 +6154,7 @@
         <w:spacing w:after="0" w:before="0" w:line="240" w:lineRule="auto"/>
       </w:pPr>
       <w:rPr>
+        <w:rFonts w:eastAsia="黑体"/>
         <w:b/>
         <w:bCs/>
         <w:color w:themeColor="background1" w:val="FFFFFF"/>
@@ -5795,6 +6169,7 @@
         <w:spacing w:after="0" w:before="0" w:line="240" w:lineRule="auto"/>
       </w:pPr>
       <w:rPr>
+        <w:rFonts w:eastAsia="黑体"/>
         <w:b/>
         <w:bCs/>
       </w:rPr>
@@ -5810,12 +6185,14 @@
     </w:tblStylePr>
     <w:tblStylePr w:type="firstCol">
       <w:rPr>
+        <w:rFonts w:eastAsia="黑体"/>
         <w:b/>
         <w:bCs/>
       </w:rPr>
     </w:tblStylePr>
     <w:tblStylePr w:type="lastCol">
       <w:rPr>
+        <w:rFonts w:eastAsia="黑体"/>
         <w:b/>
         <w:bCs/>
       </w:rPr>
@@ -5873,6 +6250,7 @@
         <w:spacing w:after="0" w:before="0" w:line="240" w:lineRule="auto"/>
       </w:pPr>
       <w:rPr>
+        <w:rFonts w:eastAsia="黑体"/>
         <w:b/>
         <w:bCs/>
         <w:color w:themeColor="background1" w:val="FFFFFF"/>
@@ -5887,6 +6265,7 @@
         <w:spacing w:after="0" w:before="0" w:line="240" w:lineRule="auto"/>
       </w:pPr>
       <w:rPr>
+        <w:rFonts w:eastAsia="黑体"/>
         <w:b/>
         <w:bCs/>
       </w:rPr>
@@ -5902,12 +6281,14 @@
     </w:tblStylePr>
     <w:tblStylePr w:type="firstCol">
       <w:rPr>
+        <w:rFonts w:eastAsia="黑体"/>
         <w:b/>
         <w:bCs/>
       </w:rPr>
     </w:tblStylePr>
     <w:tblStylePr w:type="lastCol">
       <w:rPr>
+        <w:rFonts w:eastAsia="黑体"/>
         <w:b/>
         <w:bCs/>
       </w:rPr>
@@ -5965,6 +6346,7 @@
         <w:spacing w:after="0" w:before="0" w:line="240" w:lineRule="auto"/>
       </w:pPr>
       <w:rPr>
+        <w:rFonts w:eastAsia="黑体"/>
         <w:b/>
         <w:bCs/>
         <w:color w:themeColor="background1" w:val="FFFFFF"/>
@@ -5979,6 +6361,7 @@
         <w:spacing w:after="0" w:before="0" w:line="240" w:lineRule="auto"/>
       </w:pPr>
       <w:rPr>
+        <w:rFonts w:eastAsia="黑体"/>
         <w:b/>
         <w:bCs/>
       </w:rPr>
@@ -5994,12 +6377,14 @@
     </w:tblStylePr>
     <w:tblStylePr w:type="firstCol">
       <w:rPr>
+        <w:rFonts w:eastAsia="黑体"/>
         <w:b/>
         <w:bCs/>
       </w:rPr>
     </w:tblStylePr>
     <w:tblStylePr w:type="lastCol">
       <w:rPr>
+        <w:rFonts w:eastAsia="黑体"/>
         <w:b/>
         <w:bCs/>
       </w:rPr>
@@ -6057,6 +6442,7 @@
         <w:spacing w:after="0" w:before="0" w:line="240" w:lineRule="auto"/>
       </w:pPr>
       <w:rPr>
+        <w:rFonts w:eastAsia="黑体"/>
         <w:b/>
         <w:bCs/>
         <w:color w:themeColor="background1" w:val="FFFFFF"/>
@@ -6071,6 +6457,7 @@
         <w:spacing w:after="0" w:before="0" w:line="240" w:lineRule="auto"/>
       </w:pPr>
       <w:rPr>
+        <w:rFonts w:eastAsia="黑体"/>
         <w:b/>
         <w:bCs/>
       </w:rPr>
@@ -6086,12 +6473,14 @@
     </w:tblStylePr>
     <w:tblStylePr w:type="firstCol">
       <w:rPr>
+        <w:rFonts w:eastAsia="黑体"/>
         <w:b/>
         <w:bCs/>
       </w:rPr>
     </w:tblStylePr>
     <w:tblStylePr w:type="lastCol">
       <w:rPr>
+        <w:rFonts w:eastAsia="黑体"/>
         <w:b/>
         <w:bCs/>
       </w:rPr>
@@ -6149,6 +6538,7 @@
         <w:spacing w:after="0" w:before="0" w:line="240" w:lineRule="auto"/>
       </w:pPr>
       <w:rPr>
+        <w:rFonts w:eastAsia="黑体"/>
         <w:b/>
         <w:bCs/>
         <w:color w:themeColor="background1" w:val="FFFFFF"/>
@@ -6163,6 +6553,7 @@
         <w:spacing w:after="0" w:before="0" w:line="240" w:lineRule="auto"/>
       </w:pPr>
       <w:rPr>
+        <w:rFonts w:eastAsia="黑体"/>
         <w:b/>
         <w:bCs/>
       </w:rPr>
@@ -6178,12 +6569,14 @@
     </w:tblStylePr>
     <w:tblStylePr w:type="firstCol">
       <w:rPr>
+        <w:rFonts w:eastAsia="黑体"/>
         <w:b/>
         <w:bCs/>
       </w:rPr>
     </w:tblStylePr>
     <w:tblStylePr w:type="lastCol">
       <w:rPr>
+        <w:rFonts w:eastAsia="黑体"/>
         <w:b/>
         <w:bCs/>
       </w:rPr>
@@ -6241,6 +6634,7 @@
         <w:spacing w:after="0" w:before="0" w:line="240" w:lineRule="auto"/>
       </w:pPr>
       <w:rPr>
+        <w:rFonts w:eastAsia="黑体"/>
         <w:b/>
         <w:bCs/>
         <w:color w:themeColor="background1" w:val="FFFFFF"/>
@@ -6255,6 +6649,7 @@
         <w:spacing w:after="0" w:before="0" w:line="240" w:lineRule="auto"/>
       </w:pPr>
       <w:rPr>
+        <w:rFonts w:eastAsia="黑体"/>
         <w:b/>
         <w:bCs/>
       </w:rPr>
@@ -6270,12 +6665,14 @@
     </w:tblStylePr>
     <w:tblStylePr w:type="firstCol">
       <w:rPr>
+        <w:rFonts w:eastAsia="黑体"/>
         <w:b/>
         <w:bCs/>
       </w:rPr>
     </w:tblStylePr>
     <w:tblStylePr w:type="lastCol">
       <w:rPr>
+        <w:rFonts w:eastAsia="黑体"/>
         <w:b/>
         <w:bCs/>
       </w:rPr>
@@ -6335,7 +6732,7 @@
         <w:spacing w:after="0" w:before="0" w:line="240" w:lineRule="auto"/>
       </w:pPr>
       <w:rPr>
-        <w:rFonts w:asciiTheme="majorHAnsi" w:cstheme="majorBidi" w:eastAsiaTheme="majorEastAsia" w:hAnsiTheme="majorHAnsi"/>
+        <w:rFonts w:asciiTheme="majorHAnsi" w:cstheme="majorBidi" w:hAnsiTheme="majorHAnsi" w:eastAsia="黑体"/>
         <w:b/>
         <w:bCs/>
       </w:rPr>
@@ -6356,7 +6753,7 @@
         <w:spacing w:after="0" w:before="0" w:line="240" w:lineRule="auto"/>
       </w:pPr>
       <w:rPr>
-        <w:rFonts w:asciiTheme="majorHAnsi" w:cstheme="majorBidi" w:eastAsiaTheme="majorEastAsia" w:hAnsiTheme="majorHAnsi"/>
+        <w:rFonts w:asciiTheme="majorHAnsi" w:cstheme="majorBidi" w:hAnsiTheme="majorHAnsi" w:eastAsia="黑体"/>
         <w:b/>
         <w:bCs/>
       </w:rPr>
@@ -6374,14 +6771,14 @@
     </w:tblStylePr>
     <w:tblStylePr w:type="firstCol">
       <w:rPr>
-        <w:rFonts w:asciiTheme="majorHAnsi" w:cstheme="majorBidi" w:eastAsiaTheme="majorEastAsia" w:hAnsiTheme="majorHAnsi"/>
+        <w:rFonts w:asciiTheme="majorHAnsi" w:cstheme="majorBidi" w:hAnsiTheme="majorHAnsi" w:eastAsia="黑体"/>
         <w:b/>
         <w:bCs/>
       </w:rPr>
     </w:tblStylePr>
     <w:tblStylePr w:type="lastCol">
       <w:rPr>
-        <w:rFonts w:asciiTheme="majorHAnsi" w:cstheme="majorBidi" w:eastAsiaTheme="majorEastAsia" w:hAnsiTheme="majorHAnsi"/>
+        <w:rFonts w:asciiTheme="majorHAnsi" w:cstheme="majorBidi" w:hAnsiTheme="majorHAnsi" w:eastAsia="黑体"/>
         <w:b/>
         <w:bCs/>
       </w:rPr>
@@ -6465,7 +6862,7 @@
         <w:spacing w:after="0" w:before="0" w:line="240" w:lineRule="auto"/>
       </w:pPr>
       <w:rPr>
-        <w:rFonts w:asciiTheme="majorHAnsi" w:cstheme="majorBidi" w:eastAsiaTheme="majorEastAsia" w:hAnsiTheme="majorHAnsi"/>
+        <w:rFonts w:asciiTheme="majorHAnsi" w:cstheme="majorBidi" w:hAnsiTheme="majorHAnsi" w:eastAsia="黑体"/>
         <w:b/>
         <w:bCs/>
       </w:rPr>
@@ -6486,7 +6883,7 @@
         <w:spacing w:after="0" w:before="0" w:line="240" w:lineRule="auto"/>
       </w:pPr>
       <w:rPr>
-        <w:rFonts w:asciiTheme="majorHAnsi" w:cstheme="majorBidi" w:eastAsiaTheme="majorEastAsia" w:hAnsiTheme="majorHAnsi"/>
+        <w:rFonts w:asciiTheme="majorHAnsi" w:cstheme="majorBidi" w:hAnsiTheme="majorHAnsi" w:eastAsia="黑体"/>
         <w:b/>
         <w:bCs/>
       </w:rPr>
@@ -6504,14 +6901,14 @@
     </w:tblStylePr>
     <w:tblStylePr w:type="firstCol">
       <w:rPr>
-        <w:rFonts w:asciiTheme="majorHAnsi" w:cstheme="majorBidi" w:eastAsiaTheme="majorEastAsia" w:hAnsiTheme="majorHAnsi"/>
+        <w:rFonts w:asciiTheme="majorHAnsi" w:cstheme="majorBidi" w:hAnsiTheme="majorHAnsi" w:eastAsia="黑体"/>
         <w:b/>
         <w:bCs/>
       </w:rPr>
     </w:tblStylePr>
     <w:tblStylePr w:type="lastCol">
       <w:rPr>
-        <w:rFonts w:asciiTheme="majorHAnsi" w:cstheme="majorBidi" w:eastAsiaTheme="majorEastAsia" w:hAnsiTheme="majorHAnsi"/>
+        <w:rFonts w:asciiTheme="majorHAnsi" w:cstheme="majorBidi" w:hAnsiTheme="majorHAnsi" w:eastAsia="黑体"/>
         <w:b/>
         <w:bCs/>
       </w:rPr>
@@ -6595,7 +6992,7 @@
         <w:spacing w:after="0" w:before="0" w:line="240" w:lineRule="auto"/>
       </w:pPr>
       <w:rPr>
-        <w:rFonts w:asciiTheme="majorHAnsi" w:cstheme="majorBidi" w:eastAsiaTheme="majorEastAsia" w:hAnsiTheme="majorHAnsi"/>
+        <w:rFonts w:asciiTheme="majorHAnsi" w:cstheme="majorBidi" w:hAnsiTheme="majorHAnsi" w:eastAsia="黑体"/>
         <w:b/>
         <w:bCs/>
       </w:rPr>
@@ -6616,7 +7013,7 @@
         <w:spacing w:after="0" w:before="0" w:line="240" w:lineRule="auto"/>
       </w:pPr>
       <w:rPr>
-        <w:rFonts w:asciiTheme="majorHAnsi" w:cstheme="majorBidi" w:eastAsiaTheme="majorEastAsia" w:hAnsiTheme="majorHAnsi"/>
+        <w:rFonts w:asciiTheme="majorHAnsi" w:cstheme="majorBidi" w:hAnsiTheme="majorHAnsi" w:eastAsia="黑体"/>
         <w:b/>
         <w:bCs/>
       </w:rPr>
@@ -6634,14 +7031,14 @@
     </w:tblStylePr>
     <w:tblStylePr w:type="firstCol">
       <w:rPr>
-        <w:rFonts w:asciiTheme="majorHAnsi" w:cstheme="majorBidi" w:eastAsiaTheme="majorEastAsia" w:hAnsiTheme="majorHAnsi"/>
+        <w:rFonts w:asciiTheme="majorHAnsi" w:cstheme="majorBidi" w:hAnsiTheme="majorHAnsi" w:eastAsia="黑体"/>
         <w:b/>
         <w:bCs/>
       </w:rPr>
     </w:tblStylePr>
     <w:tblStylePr w:type="lastCol">
       <w:rPr>
-        <w:rFonts w:asciiTheme="majorHAnsi" w:cstheme="majorBidi" w:eastAsiaTheme="majorEastAsia" w:hAnsiTheme="majorHAnsi"/>
+        <w:rFonts w:asciiTheme="majorHAnsi" w:cstheme="majorBidi" w:hAnsiTheme="majorHAnsi" w:eastAsia="黑体"/>
         <w:b/>
         <w:bCs/>
       </w:rPr>
@@ -6725,7 +7122,7 @@
         <w:spacing w:after="0" w:before="0" w:line="240" w:lineRule="auto"/>
       </w:pPr>
       <w:rPr>
-        <w:rFonts w:asciiTheme="majorHAnsi" w:cstheme="majorBidi" w:eastAsiaTheme="majorEastAsia" w:hAnsiTheme="majorHAnsi"/>
+        <w:rFonts w:asciiTheme="majorHAnsi" w:cstheme="majorBidi" w:hAnsiTheme="majorHAnsi" w:eastAsia="黑体"/>
         <w:b/>
         <w:bCs/>
       </w:rPr>
@@ -6746,7 +7143,7 @@
         <w:spacing w:after="0" w:before="0" w:line="240" w:lineRule="auto"/>
       </w:pPr>
       <w:rPr>
-        <w:rFonts w:asciiTheme="majorHAnsi" w:cstheme="majorBidi" w:eastAsiaTheme="majorEastAsia" w:hAnsiTheme="majorHAnsi"/>
+        <w:rFonts w:asciiTheme="majorHAnsi" w:cstheme="majorBidi" w:hAnsiTheme="majorHAnsi" w:eastAsia="黑体"/>
         <w:b/>
         <w:bCs/>
       </w:rPr>
@@ -6764,14 +7161,14 @@
     </w:tblStylePr>
     <w:tblStylePr w:type="firstCol">
       <w:rPr>
-        <w:rFonts w:asciiTheme="majorHAnsi" w:cstheme="majorBidi" w:eastAsiaTheme="majorEastAsia" w:hAnsiTheme="majorHAnsi"/>
+        <w:rFonts w:asciiTheme="majorHAnsi" w:cstheme="majorBidi" w:hAnsiTheme="majorHAnsi" w:eastAsia="黑体"/>
         <w:b/>
         <w:bCs/>
       </w:rPr>
     </w:tblStylePr>
     <w:tblStylePr w:type="lastCol">
       <w:rPr>
-        <w:rFonts w:asciiTheme="majorHAnsi" w:cstheme="majorBidi" w:eastAsiaTheme="majorEastAsia" w:hAnsiTheme="majorHAnsi"/>
+        <w:rFonts w:asciiTheme="majorHAnsi" w:cstheme="majorBidi" w:hAnsiTheme="majorHAnsi" w:eastAsia="黑体"/>
         <w:b/>
         <w:bCs/>
       </w:rPr>
@@ -6855,7 +7252,7 @@
         <w:spacing w:after="0" w:before="0" w:line="240" w:lineRule="auto"/>
       </w:pPr>
       <w:rPr>
-        <w:rFonts w:asciiTheme="majorHAnsi" w:cstheme="majorBidi" w:eastAsiaTheme="majorEastAsia" w:hAnsiTheme="majorHAnsi"/>
+        <w:rFonts w:asciiTheme="majorHAnsi" w:cstheme="majorBidi" w:hAnsiTheme="majorHAnsi" w:eastAsia="黑体"/>
         <w:b/>
         <w:bCs/>
       </w:rPr>
@@ -6876,7 +7273,7 @@
         <w:spacing w:after="0" w:before="0" w:line="240" w:lineRule="auto"/>
       </w:pPr>
       <w:rPr>
-        <w:rFonts w:asciiTheme="majorHAnsi" w:cstheme="majorBidi" w:eastAsiaTheme="majorEastAsia" w:hAnsiTheme="majorHAnsi"/>
+        <w:rFonts w:asciiTheme="majorHAnsi" w:cstheme="majorBidi" w:hAnsiTheme="majorHAnsi" w:eastAsia="黑体"/>
         <w:b/>
         <w:bCs/>
       </w:rPr>
@@ -6894,14 +7291,14 @@
     </w:tblStylePr>
     <w:tblStylePr w:type="firstCol">
       <w:rPr>
-        <w:rFonts w:asciiTheme="majorHAnsi" w:cstheme="majorBidi" w:eastAsiaTheme="majorEastAsia" w:hAnsiTheme="majorHAnsi"/>
+        <w:rFonts w:asciiTheme="majorHAnsi" w:cstheme="majorBidi" w:hAnsiTheme="majorHAnsi" w:eastAsia="黑体"/>
         <w:b/>
         <w:bCs/>
       </w:rPr>
     </w:tblStylePr>
     <w:tblStylePr w:type="lastCol">
       <w:rPr>
-        <w:rFonts w:asciiTheme="majorHAnsi" w:cstheme="majorBidi" w:eastAsiaTheme="majorEastAsia" w:hAnsiTheme="majorHAnsi"/>
+        <w:rFonts w:asciiTheme="majorHAnsi" w:cstheme="majorBidi" w:hAnsiTheme="majorHAnsi" w:eastAsia="黑体"/>
         <w:b/>
         <w:bCs/>
       </w:rPr>
@@ -6985,7 +7382,7 @@
         <w:spacing w:after="0" w:before="0" w:line="240" w:lineRule="auto"/>
       </w:pPr>
       <w:rPr>
-        <w:rFonts w:asciiTheme="majorHAnsi" w:cstheme="majorBidi" w:eastAsiaTheme="majorEastAsia" w:hAnsiTheme="majorHAnsi"/>
+        <w:rFonts w:asciiTheme="majorHAnsi" w:cstheme="majorBidi" w:hAnsiTheme="majorHAnsi" w:eastAsia="黑体"/>
         <w:b/>
         <w:bCs/>
       </w:rPr>
@@ -7006,7 +7403,7 @@
         <w:spacing w:after="0" w:before="0" w:line="240" w:lineRule="auto"/>
       </w:pPr>
       <w:rPr>
-        <w:rFonts w:asciiTheme="majorHAnsi" w:cstheme="majorBidi" w:eastAsiaTheme="majorEastAsia" w:hAnsiTheme="majorHAnsi"/>
+        <w:rFonts w:asciiTheme="majorHAnsi" w:cstheme="majorBidi" w:hAnsiTheme="majorHAnsi" w:eastAsia="黑体"/>
         <w:b/>
         <w:bCs/>
       </w:rPr>
@@ -7024,14 +7421,14 @@
     </w:tblStylePr>
     <w:tblStylePr w:type="firstCol">
       <w:rPr>
-        <w:rFonts w:asciiTheme="majorHAnsi" w:cstheme="majorBidi" w:eastAsiaTheme="majorEastAsia" w:hAnsiTheme="majorHAnsi"/>
+        <w:rFonts w:asciiTheme="majorHAnsi" w:cstheme="majorBidi" w:hAnsiTheme="majorHAnsi" w:eastAsia="黑体"/>
         <w:b/>
         <w:bCs/>
       </w:rPr>
     </w:tblStylePr>
     <w:tblStylePr w:type="lastCol">
       <w:rPr>
-        <w:rFonts w:asciiTheme="majorHAnsi" w:cstheme="majorBidi" w:eastAsiaTheme="majorEastAsia" w:hAnsiTheme="majorHAnsi"/>
+        <w:rFonts w:asciiTheme="majorHAnsi" w:cstheme="majorBidi" w:hAnsiTheme="majorHAnsi" w:eastAsia="黑体"/>
         <w:b/>
         <w:bCs/>
       </w:rPr>
@@ -7115,7 +7512,7 @@
         <w:spacing w:after="0" w:before="0" w:line="240" w:lineRule="auto"/>
       </w:pPr>
       <w:rPr>
-        <w:rFonts w:asciiTheme="majorHAnsi" w:cstheme="majorBidi" w:eastAsiaTheme="majorEastAsia" w:hAnsiTheme="majorHAnsi"/>
+        <w:rFonts w:asciiTheme="majorHAnsi" w:cstheme="majorBidi" w:hAnsiTheme="majorHAnsi" w:eastAsia="黑体"/>
         <w:b/>
         <w:bCs/>
       </w:rPr>
@@ -7136,7 +7533,7 @@
         <w:spacing w:after="0" w:before="0" w:line="240" w:lineRule="auto"/>
       </w:pPr>
       <w:rPr>
-        <w:rFonts w:asciiTheme="majorHAnsi" w:cstheme="majorBidi" w:eastAsiaTheme="majorEastAsia" w:hAnsiTheme="majorHAnsi"/>
+        <w:rFonts w:asciiTheme="majorHAnsi" w:cstheme="majorBidi" w:hAnsiTheme="majorHAnsi" w:eastAsia="黑体"/>
         <w:b/>
         <w:bCs/>
       </w:rPr>
@@ -7154,14 +7551,14 @@
     </w:tblStylePr>
     <w:tblStylePr w:type="firstCol">
       <w:rPr>
-        <w:rFonts w:asciiTheme="majorHAnsi" w:cstheme="majorBidi" w:eastAsiaTheme="majorEastAsia" w:hAnsiTheme="majorHAnsi"/>
+        <w:rFonts w:asciiTheme="majorHAnsi" w:cstheme="majorBidi" w:hAnsiTheme="majorHAnsi" w:eastAsia="黑体"/>
         <w:b/>
         <w:bCs/>
       </w:rPr>
     </w:tblStylePr>
     <w:tblStylePr w:type="lastCol">
       <w:rPr>
-        <w:rFonts w:asciiTheme="majorHAnsi" w:cstheme="majorBidi" w:eastAsiaTheme="majorEastAsia" w:hAnsiTheme="majorHAnsi"/>
+        <w:rFonts w:asciiTheme="majorHAnsi" w:cstheme="majorBidi" w:hAnsiTheme="majorHAnsi" w:eastAsia="黑体"/>
         <w:b/>
         <w:bCs/>
       </w:rPr>
@@ -7244,6 +7641,7 @@
         <w:spacing w:after="0" w:before="0" w:line="240" w:lineRule="auto"/>
       </w:pPr>
       <w:rPr>
+        <w:rFonts w:eastAsia="黑体"/>
         <w:b/>
         <w:bCs/>
         <w:color w:themeColor="background1" w:val="FFFFFF"/>
@@ -7266,6 +7664,7 @@
         <w:spacing w:after="0" w:before="0" w:line="240" w:lineRule="auto"/>
       </w:pPr>
       <w:rPr>
+        <w:rFonts w:eastAsia="黑体"/>
         <w:b/>
         <w:bCs/>
       </w:rPr>
@@ -7283,12 +7682,14 @@
     </w:tblStylePr>
     <w:tblStylePr w:type="firstCol">
       <w:rPr>
+        <w:rFonts w:eastAsia="黑体"/>
         <w:b/>
         <w:bCs/>
       </w:rPr>
     </w:tblStylePr>
     <w:tblStylePr w:type="lastCol">
       <w:rPr>
+        <w:rFonts w:eastAsia="黑体"/>
         <w:b/>
         <w:bCs/>
       </w:rPr>
@@ -7350,6 +7751,7 @@
         <w:spacing w:after="0" w:before="0" w:line="240" w:lineRule="auto"/>
       </w:pPr>
       <w:rPr>
+        <w:rFonts w:eastAsia="黑体"/>
         <w:b/>
         <w:bCs/>
         <w:color w:themeColor="background1" w:val="FFFFFF"/>
@@ -7372,6 +7774,7 @@
         <w:spacing w:after="0" w:before="0" w:line="240" w:lineRule="auto"/>
       </w:pPr>
       <w:rPr>
+        <w:rFonts w:eastAsia="黑体"/>
         <w:b/>
         <w:bCs/>
       </w:rPr>
@@ -7389,12 +7792,14 @@
     </w:tblStylePr>
     <w:tblStylePr w:type="firstCol">
       <w:rPr>
+        <w:rFonts w:eastAsia="黑体"/>
         <w:b/>
         <w:bCs/>
       </w:rPr>
     </w:tblStylePr>
     <w:tblStylePr w:type="lastCol">
       <w:rPr>
+        <w:rFonts w:eastAsia="黑体"/>
         <w:b/>
         <w:bCs/>
       </w:rPr>
@@ -7456,6 +7861,7 @@
         <w:spacing w:after="0" w:before="0" w:line="240" w:lineRule="auto"/>
       </w:pPr>
       <w:rPr>
+        <w:rFonts w:eastAsia="黑体"/>
         <w:b/>
         <w:bCs/>
         <w:color w:themeColor="background1" w:val="FFFFFF"/>
@@ -7478,6 +7884,7 @@
         <w:spacing w:after="0" w:before="0" w:line="240" w:lineRule="auto"/>
       </w:pPr>
       <w:rPr>
+        <w:rFonts w:eastAsia="黑体"/>
         <w:b/>
         <w:bCs/>
       </w:rPr>
@@ -7495,12 +7902,14 @@
     </w:tblStylePr>
     <w:tblStylePr w:type="firstCol">
       <w:rPr>
+        <w:rFonts w:eastAsia="黑体"/>
         <w:b/>
         <w:bCs/>
       </w:rPr>
     </w:tblStylePr>
     <w:tblStylePr w:type="lastCol">
       <w:rPr>
+        <w:rFonts w:eastAsia="黑体"/>
         <w:b/>
         <w:bCs/>
       </w:rPr>
@@ -7562,6 +7971,7 @@
         <w:spacing w:after="0" w:before="0" w:line="240" w:lineRule="auto"/>
       </w:pPr>
       <w:rPr>
+        <w:rFonts w:eastAsia="黑体"/>
         <w:b/>
         <w:bCs/>
         <w:color w:themeColor="background1" w:val="FFFFFF"/>
@@ -7584,6 +7994,7 @@
         <w:spacing w:after="0" w:before="0" w:line="240" w:lineRule="auto"/>
       </w:pPr>
       <w:rPr>
+        <w:rFonts w:eastAsia="黑体"/>
         <w:b/>
         <w:bCs/>
       </w:rPr>
@@ -7601,12 +8012,14 @@
     </w:tblStylePr>
     <w:tblStylePr w:type="firstCol">
       <w:rPr>
+        <w:rFonts w:eastAsia="黑体"/>
         <w:b/>
         <w:bCs/>
       </w:rPr>
     </w:tblStylePr>
     <w:tblStylePr w:type="lastCol">
       <w:rPr>
+        <w:rFonts w:eastAsia="黑体"/>
         <w:b/>
         <w:bCs/>
       </w:rPr>
@@ -7668,6 +8081,7 @@
         <w:spacing w:after="0" w:before="0" w:line="240" w:lineRule="auto"/>
       </w:pPr>
       <w:rPr>
+        <w:rFonts w:eastAsia="黑体"/>
         <w:b/>
         <w:bCs/>
         <w:color w:themeColor="background1" w:val="FFFFFF"/>
@@ -7690,6 +8104,7 @@
         <w:spacing w:after="0" w:before="0" w:line="240" w:lineRule="auto"/>
       </w:pPr>
       <w:rPr>
+        <w:rFonts w:eastAsia="黑体"/>
         <w:b/>
         <w:bCs/>
       </w:rPr>
@@ -7707,12 +8122,14 @@
     </w:tblStylePr>
     <w:tblStylePr w:type="firstCol">
       <w:rPr>
+        <w:rFonts w:eastAsia="黑体"/>
         <w:b/>
         <w:bCs/>
       </w:rPr>
     </w:tblStylePr>
     <w:tblStylePr w:type="lastCol">
       <w:rPr>
+        <w:rFonts w:eastAsia="黑体"/>
         <w:b/>
         <w:bCs/>
       </w:rPr>
@@ -7774,6 +8191,7 @@
         <w:spacing w:after="0" w:before="0" w:line="240" w:lineRule="auto"/>
       </w:pPr>
       <w:rPr>
+        <w:rFonts w:eastAsia="黑体"/>
         <w:b/>
         <w:bCs/>
         <w:color w:themeColor="background1" w:val="FFFFFF"/>
@@ -7796,6 +8214,7 @@
         <w:spacing w:after="0" w:before="0" w:line="240" w:lineRule="auto"/>
       </w:pPr>
       <w:rPr>
+        <w:rFonts w:eastAsia="黑体"/>
         <w:b/>
         <w:bCs/>
       </w:rPr>
@@ -7813,12 +8232,14 @@
     </w:tblStylePr>
     <w:tblStylePr w:type="firstCol">
       <w:rPr>
+        <w:rFonts w:eastAsia="黑体"/>
         <w:b/>
         <w:bCs/>
       </w:rPr>
     </w:tblStylePr>
     <w:tblStylePr w:type="lastCol">
       <w:rPr>
+        <w:rFonts w:eastAsia="黑体"/>
         <w:b/>
         <w:bCs/>
       </w:rPr>
@@ -7880,6 +8301,7 @@
         <w:spacing w:after="0" w:before="0" w:line="240" w:lineRule="auto"/>
       </w:pPr>
       <w:rPr>
+        <w:rFonts w:eastAsia="黑体"/>
         <w:b/>
         <w:bCs/>
         <w:color w:themeColor="background1" w:val="FFFFFF"/>
@@ -7902,6 +8324,7 @@
         <w:spacing w:after="0" w:before="0" w:line="240" w:lineRule="auto"/>
       </w:pPr>
       <w:rPr>
+        <w:rFonts w:eastAsia="黑体"/>
         <w:b/>
         <w:bCs/>
       </w:rPr>
@@ -7919,12 +8342,14 @@
     </w:tblStylePr>
     <w:tblStylePr w:type="firstCol">
       <w:rPr>
+        <w:rFonts w:eastAsia="黑体"/>
         <w:b/>
         <w:bCs/>
       </w:rPr>
     </w:tblStylePr>
     <w:tblStylePr w:type="lastCol">
       <w:rPr>
+        <w:rFonts w:eastAsia="黑体"/>
         <w:b/>
         <w:bCs/>
       </w:rPr>
@@ -7983,6 +8408,7 @@
         <w:spacing w:after="0" w:before="0" w:line="240" w:lineRule="auto"/>
       </w:pPr>
       <w:rPr>
+        <w:rFonts w:eastAsia="黑体"/>
         <w:b/>
         <w:bCs/>
         <w:color w:themeColor="background1" w:val="FFFFFF"/>
@@ -8005,6 +8431,7 @@
         <w:spacing w:after="0" w:before="0" w:line="240" w:lineRule="auto"/>
       </w:pPr>
       <w:rPr>
+        <w:rFonts w:eastAsia="黑体"/>
         <w:color w:val="auto"/>
       </w:rPr>
       <w:tblPr/>
@@ -8022,6 +8449,7 @@
     </w:tblStylePr>
     <w:tblStylePr w:type="firstCol">
       <w:rPr>
+        <w:rFonts w:eastAsia="黑体"/>
         <w:b/>
         <w:bCs/>
         <w:color w:themeColor="background1" w:val="FFFFFF"/>
@@ -8041,6 +8469,7 @@
     </w:tblStylePr>
     <w:tblStylePr w:type="lastCol">
       <w:rPr>
+        <w:rFonts w:eastAsia="黑体"/>
         <w:b/>
         <w:bCs/>
         <w:color w:themeColor="background1" w:val="FFFFFF"/>
@@ -8089,6 +8518,7 @@
     </w:tblStylePr>
     <w:tblStylePr w:type="nwCell">
       <w:rPr>
+        <w:rFonts w:eastAsia="黑体"/>
         <w:color w:themeColor="background1" w:val="FFFFFF"/>
       </w:rPr>
       <w:tblPr/>
@@ -8132,6 +8562,7 @@
         <w:spacing w:after="0" w:before="0" w:line="240" w:lineRule="auto"/>
       </w:pPr>
       <w:rPr>
+        <w:rFonts w:eastAsia="黑体"/>
         <w:b/>
         <w:bCs/>
         <w:color w:themeColor="background1" w:val="FFFFFF"/>
@@ -8154,6 +8585,7 @@
         <w:spacing w:after="0" w:before="0" w:line="240" w:lineRule="auto"/>
       </w:pPr>
       <w:rPr>
+        <w:rFonts w:eastAsia="黑体"/>
         <w:color w:val="auto"/>
       </w:rPr>
       <w:tblPr/>
@@ -8171,6 +8603,7 @@
     </w:tblStylePr>
     <w:tblStylePr w:type="firstCol">
       <w:rPr>
+        <w:rFonts w:eastAsia="黑体"/>
         <w:b/>
         <w:bCs/>
         <w:color w:themeColor="background1" w:val="FFFFFF"/>
@@ -8190,6 +8623,7 @@
     </w:tblStylePr>
     <w:tblStylePr w:type="lastCol">
       <w:rPr>
+        <w:rFonts w:eastAsia="黑体"/>
         <w:b/>
         <w:bCs/>
         <w:color w:themeColor="background1" w:val="FFFFFF"/>
@@ -8238,6 +8672,7 @@
     </w:tblStylePr>
     <w:tblStylePr w:type="nwCell">
       <w:rPr>
+        <w:rFonts w:eastAsia="黑体"/>
         <w:color w:themeColor="background1" w:val="FFFFFF"/>
       </w:rPr>
       <w:tblPr/>
@@ -8281,6 +8716,7 @@
         <w:spacing w:after="0" w:before="0" w:line="240" w:lineRule="auto"/>
       </w:pPr>
       <w:rPr>
+        <w:rFonts w:eastAsia="黑体"/>
         <w:b/>
         <w:bCs/>
         <w:color w:themeColor="background1" w:val="FFFFFF"/>
@@ -8303,6 +8739,7 @@
         <w:spacing w:after="0" w:before="0" w:line="240" w:lineRule="auto"/>
       </w:pPr>
       <w:rPr>
+        <w:rFonts w:eastAsia="黑体"/>
         <w:color w:val="auto"/>
       </w:rPr>
       <w:tblPr/>
@@ -8320,6 +8757,7 @@
     </w:tblStylePr>
     <w:tblStylePr w:type="firstCol">
       <w:rPr>
+        <w:rFonts w:eastAsia="黑体"/>
         <w:b/>
         <w:bCs/>
         <w:color w:themeColor="background1" w:val="FFFFFF"/>
@@ -8339,6 +8777,7 @@
     </w:tblStylePr>
     <w:tblStylePr w:type="lastCol">
       <w:rPr>
+        <w:rFonts w:eastAsia="黑体"/>
         <w:b/>
         <w:bCs/>
         <w:color w:themeColor="background1" w:val="FFFFFF"/>
@@ -8387,6 +8826,7 @@
     </w:tblStylePr>
     <w:tblStylePr w:type="nwCell">
       <w:rPr>
+        <w:rFonts w:eastAsia="黑体"/>
         <w:color w:themeColor="background1" w:val="FFFFFF"/>
       </w:rPr>
       <w:tblPr/>
@@ -8430,6 +8870,7 @@
         <w:spacing w:after="0" w:before="0" w:line="240" w:lineRule="auto"/>
       </w:pPr>
       <w:rPr>
+        <w:rFonts w:eastAsia="黑体"/>
         <w:b/>
         <w:bCs/>
         <w:color w:themeColor="background1" w:val="FFFFFF"/>
@@ -8452,6 +8893,7 @@
         <w:spacing w:after="0" w:before="0" w:line="240" w:lineRule="auto"/>
       </w:pPr>
       <w:rPr>
+        <w:rFonts w:eastAsia="黑体"/>
         <w:color w:val="auto"/>
       </w:rPr>
       <w:tblPr/>
@@ -8469,6 +8911,7 @@
     </w:tblStylePr>
     <w:tblStylePr w:type="firstCol">
       <w:rPr>
+        <w:rFonts w:eastAsia="黑体"/>
         <w:b/>
         <w:bCs/>
         <w:color w:themeColor="background1" w:val="FFFFFF"/>
@@ -8488,6 +8931,7 @@
     </w:tblStylePr>
     <w:tblStylePr w:type="lastCol">
       <w:rPr>
+        <w:rFonts w:eastAsia="黑体"/>
         <w:b/>
         <w:bCs/>
         <w:color w:themeColor="background1" w:val="FFFFFF"/>
@@ -8536,6 +8980,7 @@
     </w:tblStylePr>
     <w:tblStylePr w:type="nwCell">
       <w:rPr>
+        <w:rFonts w:eastAsia="黑体"/>
         <w:color w:themeColor="background1" w:val="FFFFFF"/>
       </w:rPr>
       <w:tblPr/>
@@ -8579,6 +9024,7 @@
         <w:spacing w:after="0" w:before="0" w:line="240" w:lineRule="auto"/>
       </w:pPr>
       <w:rPr>
+        <w:rFonts w:eastAsia="黑体"/>
         <w:b/>
         <w:bCs/>
         <w:color w:themeColor="background1" w:val="FFFFFF"/>
@@ -8601,6 +9047,7 @@
         <w:spacing w:after="0" w:before="0" w:line="240" w:lineRule="auto"/>
       </w:pPr>
       <w:rPr>
+        <w:rFonts w:eastAsia="黑体"/>
         <w:color w:val="auto"/>
       </w:rPr>
       <w:tblPr/>
@@ -8618,6 +9065,7 @@
     </w:tblStylePr>
     <w:tblStylePr w:type="firstCol">
       <w:rPr>
+        <w:rFonts w:eastAsia="黑体"/>
         <w:b/>
         <w:bCs/>
         <w:color w:themeColor="background1" w:val="FFFFFF"/>
@@ -8637,6 +9085,7 @@
     </w:tblStylePr>
     <w:tblStylePr w:type="lastCol">
       <w:rPr>
+        <w:rFonts w:eastAsia="黑体"/>
         <w:b/>
         <w:bCs/>
         <w:color w:themeColor="background1" w:val="FFFFFF"/>
@@ -8685,6 +9134,7 @@
     </w:tblStylePr>
     <w:tblStylePr w:type="nwCell">
       <w:rPr>
+        <w:rFonts w:eastAsia="黑体"/>
         <w:color w:themeColor="background1" w:val="FFFFFF"/>
       </w:rPr>
       <w:tblPr/>
@@ -8728,6 +9178,7 @@
         <w:spacing w:after="0" w:before="0" w:line="240" w:lineRule="auto"/>
       </w:pPr>
       <w:rPr>
+        <w:rFonts w:eastAsia="黑体"/>
         <w:b/>
         <w:bCs/>
         <w:color w:themeColor="background1" w:val="FFFFFF"/>
@@ -8750,6 +9201,7 @@
         <w:spacing w:after="0" w:before="0" w:line="240" w:lineRule="auto"/>
       </w:pPr>
       <w:rPr>
+        <w:rFonts w:eastAsia="黑体"/>
         <w:color w:val="auto"/>
       </w:rPr>
       <w:tblPr/>
@@ -8767,6 +9219,7 @@
     </w:tblStylePr>
     <w:tblStylePr w:type="firstCol">
       <w:rPr>
+        <w:rFonts w:eastAsia="黑体"/>
         <w:b/>
         <w:bCs/>
         <w:color w:themeColor="background1" w:val="FFFFFF"/>
@@ -8786,6 +9239,7 @@
     </w:tblStylePr>
     <w:tblStylePr w:type="lastCol">
       <w:rPr>
+        <w:rFonts w:eastAsia="黑体"/>
         <w:b/>
         <w:bCs/>
         <w:color w:themeColor="background1" w:val="FFFFFF"/>
@@ -8834,6 +9288,7 @@
     </w:tblStylePr>
     <w:tblStylePr w:type="nwCell">
       <w:rPr>
+        <w:rFonts w:eastAsia="黑体"/>
         <w:color w:themeColor="background1" w:val="FFFFFF"/>
       </w:rPr>
       <w:tblPr/>
@@ -8877,6 +9332,7 @@
         <w:spacing w:after="0" w:before="0" w:line="240" w:lineRule="auto"/>
       </w:pPr>
       <w:rPr>
+        <w:rFonts w:eastAsia="黑体"/>
         <w:b/>
         <w:bCs/>
         <w:color w:themeColor="background1" w:val="FFFFFF"/>
@@ -8899,6 +9355,7 @@
         <w:spacing w:after="0" w:before="0" w:line="240" w:lineRule="auto"/>
       </w:pPr>
       <w:rPr>
+        <w:rFonts w:eastAsia="黑体"/>
         <w:color w:val="auto"/>
       </w:rPr>
       <w:tblPr/>
@@ -8916,6 +9373,7 @@
     </w:tblStylePr>
     <w:tblStylePr w:type="firstCol">
       <w:rPr>
+        <w:rFonts w:eastAsia="黑体"/>
         <w:b/>
         <w:bCs/>
         <w:color w:themeColor="background1" w:val="FFFFFF"/>
@@ -8935,6 +9393,7 @@
     </w:tblStylePr>
     <w:tblStylePr w:type="lastCol">
       <w:rPr>
+        <w:rFonts w:eastAsia="黑体"/>
         <w:b/>
         <w:bCs/>
         <w:color w:themeColor="background1" w:val="FFFFFF"/>
@@ -8983,6 +9442,7 @@
     </w:tblStylePr>
     <w:tblStylePr w:type="nwCell">
       <w:rPr>
+        <w:rFonts w:eastAsia="黑体"/>
         <w:color w:themeColor="background1" w:val="FFFFFF"/>
       </w:rPr>
       <w:tblPr/>
@@ -9007,6 +9467,7 @@
       <w:spacing w:after="0" w:line="240" w:lineRule="auto"/>
     </w:pPr>
     <w:rPr>
+      <w:rFonts w:eastAsia="黑体"/>
       <w:color w:themeColor="text1" w:val="000000"/>
     </w:rPr>
     <w:tblPr>
@@ -9026,7 +9487,7 @@
     </w:tblPr>
     <w:tblStylePr w:type="firstRow">
       <w:rPr>
-        <w:rFonts w:asciiTheme="majorHAnsi" w:cstheme="majorBidi" w:eastAsiaTheme="majorEastAsia" w:hAnsiTheme="majorHAnsi"/>
+        <w:rFonts w:asciiTheme="majorHAnsi" w:cstheme="majorBidi" w:hAnsiTheme="majorHAnsi" w:eastAsia="黑体"/>
       </w:rPr>
       <w:tblPr/>
       <w:tcPr>
@@ -9038,6 +9499,7 @@
     </w:tblStylePr>
     <w:tblStylePr w:type="lastRow">
       <w:rPr>
+        <w:rFonts w:eastAsia="黑体"/>
         <w:b/>
         <w:bCs/>
         <w:color w:themeColor="text2" w:val="1F497D"/>
@@ -9052,12 +9514,14 @@
     </w:tblStylePr>
     <w:tblStylePr w:type="firstCol">
       <w:rPr>
+        <w:rFonts w:eastAsia="黑体"/>
         <w:b/>
         <w:bCs/>
       </w:rPr>
     </w:tblStylePr>
     <w:tblStylePr w:type="lastCol">
       <w:rPr>
+        <w:rFonts w:eastAsia="黑体"/>
         <w:b/>
         <w:bCs/>
       </w:rPr>
@@ -9091,6 +9555,7 @@
       <w:spacing w:after="0" w:line="240" w:lineRule="auto"/>
     </w:pPr>
     <w:rPr>
+      <w:rFonts w:eastAsia="黑体"/>
       <w:color w:themeColor="text1" w:val="000000"/>
     </w:rPr>
     <w:tblPr>
@@ -9110,7 +9575,7 @@
     </w:tblPr>
     <w:tblStylePr w:type="firstRow">
       <w:rPr>
-        <w:rFonts w:asciiTheme="majorHAnsi" w:cstheme="majorBidi" w:eastAsiaTheme="majorEastAsia" w:hAnsiTheme="majorHAnsi"/>
+        <w:rFonts w:asciiTheme="majorHAnsi" w:cstheme="majorBidi" w:hAnsiTheme="majorHAnsi" w:eastAsia="黑体"/>
       </w:rPr>
       <w:tblPr/>
       <w:tcPr>
@@ -9122,6 +9587,7 @@
     </w:tblStylePr>
     <w:tblStylePr w:type="lastRow">
       <w:rPr>
+        <w:rFonts w:eastAsia="黑体"/>
         <w:b/>
         <w:bCs/>
         <w:color w:themeColor="text2" w:val="1F497D"/>
@@ -9136,12 +9602,14 @@
     </w:tblStylePr>
     <w:tblStylePr w:type="firstCol">
       <w:rPr>
+        <w:rFonts w:eastAsia="黑体"/>
         <w:b/>
         <w:bCs/>
       </w:rPr>
     </w:tblStylePr>
     <w:tblStylePr w:type="lastCol">
       <w:rPr>
+        <w:rFonts w:eastAsia="黑体"/>
         <w:b/>
         <w:bCs/>
       </w:rPr>
@@ -9175,6 +9643,7 @@
       <w:spacing w:after="0" w:line="240" w:lineRule="auto"/>
     </w:pPr>
     <w:rPr>
+      <w:rFonts w:eastAsia="黑体"/>
       <w:color w:themeColor="text1" w:val="000000"/>
     </w:rPr>
     <w:tblPr>
@@ -9194,7 +9663,7 @@
     </w:tblPr>
     <w:tblStylePr w:type="firstRow">
       <w:rPr>
-        <w:rFonts w:asciiTheme="majorHAnsi" w:cstheme="majorBidi" w:eastAsiaTheme="majorEastAsia" w:hAnsiTheme="majorHAnsi"/>
+        <w:rFonts w:asciiTheme="majorHAnsi" w:cstheme="majorBidi" w:hAnsiTheme="majorHAnsi" w:eastAsia="黑体"/>
       </w:rPr>
       <w:tblPr/>
       <w:tcPr>
@@ -9206,6 +9675,7 @@
     </w:tblStylePr>
     <w:tblStylePr w:type="lastRow">
       <w:rPr>
+        <w:rFonts w:eastAsia="黑体"/>
         <w:b/>
         <w:bCs/>
         <w:color w:themeColor="text2" w:val="1F497D"/>
@@ -9220,12 +9690,14 @@
     </w:tblStylePr>
     <w:tblStylePr w:type="firstCol">
       <w:rPr>
+        <w:rFonts w:eastAsia="黑体"/>
         <w:b/>
         <w:bCs/>
       </w:rPr>
     </w:tblStylePr>
     <w:tblStylePr w:type="lastCol">
       <w:rPr>
+        <w:rFonts w:eastAsia="黑体"/>
         <w:b/>
         <w:bCs/>
       </w:rPr>
@@ -9259,6 +9731,7 @@
       <w:spacing w:after="0" w:line="240" w:lineRule="auto"/>
     </w:pPr>
     <w:rPr>
+      <w:rFonts w:eastAsia="黑体"/>
       <w:color w:themeColor="text1" w:val="000000"/>
     </w:rPr>
     <w:tblPr>
@@ -9278,7 +9751,7 @@
     </w:tblPr>
     <w:tblStylePr w:type="firstRow">
       <w:rPr>
-        <w:rFonts w:asciiTheme="majorHAnsi" w:cstheme="majorBidi" w:eastAsiaTheme="majorEastAsia" w:hAnsiTheme="majorHAnsi"/>
+        <w:rFonts w:asciiTheme="majorHAnsi" w:cstheme="majorBidi" w:hAnsiTheme="majorHAnsi" w:eastAsia="黑体"/>
       </w:rPr>
       <w:tblPr/>
       <w:tcPr>
@@ -9290,6 +9763,7 @@
     </w:tblStylePr>
     <w:tblStylePr w:type="lastRow">
       <w:rPr>
+        <w:rFonts w:eastAsia="黑体"/>
         <w:b/>
         <w:bCs/>
         <w:color w:themeColor="text2" w:val="1F497D"/>
@@ -9304,12 +9778,14 @@
     </w:tblStylePr>
     <w:tblStylePr w:type="firstCol">
       <w:rPr>
+        <w:rFonts w:eastAsia="黑体"/>
         <w:b/>
         <w:bCs/>
       </w:rPr>
     </w:tblStylePr>
     <w:tblStylePr w:type="lastCol">
       <w:rPr>
+        <w:rFonts w:eastAsia="黑体"/>
         <w:b/>
         <w:bCs/>
       </w:rPr>
@@ -9343,6 +9819,7 @@
       <w:spacing w:after="0" w:line="240" w:lineRule="auto"/>
     </w:pPr>
     <w:rPr>
+      <w:rFonts w:eastAsia="黑体"/>
       <w:color w:themeColor="text1" w:val="000000"/>
     </w:rPr>
     <w:tblPr>
@@ -9362,7 +9839,7 @@
     </w:tblPr>
     <w:tblStylePr w:type="firstRow">
       <w:rPr>
-        <w:rFonts w:asciiTheme="majorHAnsi" w:cstheme="majorBidi" w:eastAsiaTheme="majorEastAsia" w:hAnsiTheme="majorHAnsi"/>
+        <w:rFonts w:asciiTheme="majorHAnsi" w:cstheme="majorBidi" w:hAnsiTheme="majorHAnsi" w:eastAsia="黑体"/>
       </w:rPr>
       <w:tblPr/>
       <w:tcPr>
@@ -9374,6 +9851,7 @@
     </w:tblStylePr>
     <w:tblStylePr w:type="lastRow">
       <w:rPr>
+        <w:rFonts w:eastAsia="黑体"/>
         <w:b/>
         <w:bCs/>
         <w:color w:themeColor="text2" w:val="1F497D"/>
@@ -9388,12 +9866,14 @@
     </w:tblStylePr>
     <w:tblStylePr w:type="firstCol">
       <w:rPr>
+        <w:rFonts w:eastAsia="黑体"/>
         <w:b/>
         <w:bCs/>
       </w:rPr>
     </w:tblStylePr>
     <w:tblStylePr w:type="lastCol">
       <w:rPr>
+        <w:rFonts w:eastAsia="黑体"/>
         <w:b/>
         <w:bCs/>
       </w:rPr>
@@ -9427,6 +9907,7 @@
       <w:spacing w:after="0" w:line="240" w:lineRule="auto"/>
     </w:pPr>
     <w:rPr>
+      <w:rFonts w:eastAsia="黑体"/>
       <w:color w:themeColor="text1" w:val="000000"/>
     </w:rPr>
     <w:tblPr>
@@ -9446,7 +9927,7 @@
     </w:tblPr>
     <w:tblStylePr w:type="firstRow">
       <w:rPr>
-        <w:rFonts w:asciiTheme="majorHAnsi" w:cstheme="majorBidi" w:eastAsiaTheme="majorEastAsia" w:hAnsiTheme="majorHAnsi"/>
+        <w:rFonts w:asciiTheme="majorHAnsi" w:cstheme="majorBidi" w:hAnsiTheme="majorHAnsi" w:eastAsia="黑体"/>
       </w:rPr>
       <w:tblPr/>
       <w:tcPr>
@@ -9458,6 +9939,7 @@
     </w:tblStylePr>
     <w:tblStylePr w:type="lastRow">
       <w:rPr>
+        <w:rFonts w:eastAsia="黑体"/>
         <w:b/>
         <w:bCs/>
         <w:color w:themeColor="text2" w:val="1F497D"/>
@@ -9472,12 +9954,14 @@
     </w:tblStylePr>
     <w:tblStylePr w:type="firstCol">
       <w:rPr>
+        <w:rFonts w:eastAsia="黑体"/>
         <w:b/>
         <w:bCs/>
       </w:rPr>
     </w:tblStylePr>
     <w:tblStylePr w:type="lastCol">
       <w:rPr>
+        <w:rFonts w:eastAsia="黑体"/>
         <w:b/>
         <w:bCs/>
       </w:rPr>
@@ -9511,6 +9995,7 @@
       <w:spacing w:after="0" w:line="240" w:lineRule="auto"/>
     </w:pPr>
     <w:rPr>
+      <w:rFonts w:eastAsia="黑体"/>
       <w:color w:themeColor="text1" w:val="000000"/>
     </w:rPr>
     <w:tblPr>
@@ -9530,7 +10015,7 @@
     </w:tblPr>
     <w:tblStylePr w:type="firstRow">
       <w:rPr>
-        <w:rFonts w:asciiTheme="majorHAnsi" w:cstheme="majorBidi" w:eastAsiaTheme="majorEastAsia" w:hAnsiTheme="majorHAnsi"/>
+        <w:rFonts w:asciiTheme="majorHAnsi" w:cstheme="majorBidi" w:hAnsiTheme="majorHAnsi" w:eastAsia="黑体"/>
       </w:rPr>
       <w:tblPr/>
       <w:tcPr>
@@ -9542,6 +10027,7 @@
     </w:tblStylePr>
     <w:tblStylePr w:type="lastRow">
       <w:rPr>
+        <w:rFonts w:eastAsia="黑体"/>
         <w:b/>
         <w:bCs/>
         <w:color w:themeColor="text2" w:val="1F497D"/>
@@ -9556,12 +10042,14 @@
     </w:tblStylePr>
     <w:tblStylePr w:type="firstCol">
       <w:rPr>
+        <w:rFonts w:eastAsia="黑体"/>
         <w:b/>
         <w:bCs/>
       </w:rPr>
     </w:tblStylePr>
     <w:tblStylePr w:type="lastCol">
       <w:rPr>
+        <w:rFonts w:eastAsia="黑体"/>
         <w:b/>
         <w:bCs/>
       </w:rPr>
@@ -9595,7 +10083,7 @@
       <w:spacing w:after="0" w:line="240" w:lineRule="auto"/>
     </w:pPr>
     <w:rPr>
-      <w:rFonts w:asciiTheme="majorHAnsi" w:cstheme="majorBidi" w:eastAsiaTheme="majorEastAsia" w:hAnsiTheme="majorHAnsi"/>
+      <w:rFonts w:asciiTheme="majorHAnsi" w:cstheme="majorBidi" w:hAnsiTheme="majorHAnsi" w:eastAsia="黑体"/>
       <w:color w:themeColor="text1" w:val="000000"/>
     </w:rPr>
     <w:tblPr>
@@ -9617,6 +10105,7 @@
     </w:tblPr>
     <w:tblStylePr w:type="firstRow">
       <w:rPr>
+        <w:rFonts w:eastAsia="黑体"/>
         <w:sz w:val="24"/>
         <w:szCs w:val="24"/>
       </w:rPr>
@@ -9723,7 +10212,7 @@
       <w:spacing w:after="0" w:line="240" w:lineRule="auto"/>
     </w:pPr>
     <w:rPr>
-      <w:rFonts w:asciiTheme="majorHAnsi" w:cstheme="majorBidi" w:eastAsiaTheme="majorEastAsia" w:hAnsiTheme="majorHAnsi"/>
+      <w:rFonts w:asciiTheme="majorHAnsi" w:cstheme="majorBidi" w:hAnsiTheme="majorHAnsi" w:eastAsia="黑体"/>
       <w:color w:themeColor="text1" w:val="000000"/>
     </w:rPr>
     <w:tblPr>
@@ -9745,6 +10234,7 @@
     </w:tblPr>
     <w:tblStylePr w:type="firstRow">
       <w:rPr>
+        <w:rFonts w:eastAsia="黑体"/>
         <w:sz w:val="24"/>
         <w:szCs w:val="24"/>
       </w:rPr>
@@ -9851,7 +10341,7 @@
       <w:spacing w:after="0" w:line="240" w:lineRule="auto"/>
     </w:pPr>
     <w:rPr>
-      <w:rFonts w:asciiTheme="majorHAnsi" w:cstheme="majorBidi" w:eastAsiaTheme="majorEastAsia" w:hAnsiTheme="majorHAnsi"/>
+      <w:rFonts w:asciiTheme="majorHAnsi" w:cstheme="majorBidi" w:hAnsiTheme="majorHAnsi" w:eastAsia="黑体"/>
       <w:color w:themeColor="text1" w:val="000000"/>
     </w:rPr>
     <w:tblPr>
@@ -9873,6 +10363,7 @@
     </w:tblPr>
     <w:tblStylePr w:type="firstRow">
       <w:rPr>
+        <w:rFonts w:eastAsia="黑体"/>
         <w:sz w:val="24"/>
         <w:szCs w:val="24"/>
       </w:rPr>
@@ -9979,7 +10470,7 @@
       <w:spacing w:after="0" w:line="240" w:lineRule="auto"/>
     </w:pPr>
     <w:rPr>
-      <w:rFonts w:asciiTheme="majorHAnsi" w:cstheme="majorBidi" w:eastAsiaTheme="majorEastAsia" w:hAnsiTheme="majorHAnsi"/>
+      <w:rFonts w:asciiTheme="majorHAnsi" w:cstheme="majorBidi" w:hAnsiTheme="majorHAnsi" w:eastAsia="黑体"/>
       <w:color w:themeColor="text1" w:val="000000"/>
     </w:rPr>
     <w:tblPr>
@@ -10001,6 +10492,7 @@
     </w:tblPr>
     <w:tblStylePr w:type="firstRow">
       <w:rPr>
+        <w:rFonts w:eastAsia="黑体"/>
         <w:sz w:val="24"/>
         <w:szCs w:val="24"/>
       </w:rPr>
@@ -10107,7 +10599,7 @@
       <w:spacing w:after="0" w:line="240" w:lineRule="auto"/>
     </w:pPr>
     <w:rPr>
-      <w:rFonts w:asciiTheme="majorHAnsi" w:cstheme="majorBidi" w:eastAsiaTheme="majorEastAsia" w:hAnsiTheme="majorHAnsi"/>
+      <w:rFonts w:asciiTheme="majorHAnsi" w:cstheme="majorBidi" w:hAnsiTheme="majorHAnsi" w:eastAsia="黑体"/>
       <w:color w:themeColor="text1" w:val="000000"/>
     </w:rPr>
     <w:tblPr>
@@ -10129,6 +10621,7 @@
     </w:tblPr>
     <w:tblStylePr w:type="firstRow">
       <w:rPr>
+        <w:rFonts w:eastAsia="黑体"/>
         <w:sz w:val="24"/>
         <w:szCs w:val="24"/>
       </w:rPr>
@@ -10235,7 +10728,7 @@
       <w:spacing w:after="0" w:line="240" w:lineRule="auto"/>
     </w:pPr>
     <w:rPr>
-      <w:rFonts w:asciiTheme="majorHAnsi" w:cstheme="majorBidi" w:eastAsiaTheme="majorEastAsia" w:hAnsiTheme="majorHAnsi"/>
+      <w:rFonts w:asciiTheme="majorHAnsi" w:cstheme="majorBidi" w:hAnsiTheme="majorHAnsi" w:eastAsia="黑体"/>
       <w:color w:themeColor="text1" w:val="000000"/>
     </w:rPr>
     <w:tblPr>
@@ -10257,6 +10750,7 @@
     </w:tblPr>
     <w:tblStylePr w:type="firstRow">
       <w:rPr>
+        <w:rFonts w:eastAsia="黑体"/>
         <w:sz w:val="24"/>
         <w:szCs w:val="24"/>
       </w:rPr>
@@ -10363,7 +10857,7 @@
       <w:spacing w:after="0" w:line="240" w:lineRule="auto"/>
     </w:pPr>
     <w:rPr>
-      <w:rFonts w:asciiTheme="majorHAnsi" w:cstheme="majorBidi" w:eastAsiaTheme="majorEastAsia" w:hAnsiTheme="majorHAnsi"/>
+      <w:rFonts w:asciiTheme="majorHAnsi" w:cstheme="majorBidi" w:hAnsiTheme="majorHAnsi" w:eastAsia="黑体"/>
       <w:color w:themeColor="text1" w:val="000000"/>
     </w:rPr>
     <w:tblPr>
@@ -10385,6 +10879,7 @@
     </w:tblPr>
     <w:tblStylePr w:type="firstRow">
       <w:rPr>
+        <w:rFonts w:eastAsia="黑体"/>
         <w:sz w:val="24"/>
         <w:szCs w:val="24"/>
       </w:rPr>
@@ -10514,12 +11009,14 @@
     </w:tcPr>
     <w:tblStylePr w:type="firstRow">
       <w:rPr>
+        <w:rFonts w:eastAsia="黑体"/>
         <w:b/>
         <w:bCs/>
       </w:rPr>
     </w:tblStylePr>
     <w:tblStylePr w:type="lastRow">
       <w:rPr>
+        <w:rFonts w:eastAsia="黑体"/>
         <w:b/>
         <w:bCs/>
       </w:rPr>
@@ -10532,12 +11029,14 @@
     </w:tblStylePr>
     <w:tblStylePr w:type="firstCol">
       <w:rPr>
+        <w:rFonts w:eastAsia="黑体"/>
         <w:b/>
         <w:bCs/>
       </w:rPr>
     </w:tblStylePr>
     <w:tblStylePr w:type="lastCol">
       <w:rPr>
+        <w:rFonts w:eastAsia="黑体"/>
         <w:b/>
         <w:bCs/>
       </w:rPr>
@@ -10587,12 +11086,14 @@
     </w:tcPr>
     <w:tblStylePr w:type="firstRow">
       <w:rPr>
+        <w:rFonts w:eastAsia="黑体"/>
         <w:b/>
         <w:bCs/>
       </w:rPr>
     </w:tblStylePr>
     <w:tblStylePr w:type="lastRow">
       <w:rPr>
+        <w:rFonts w:eastAsia="黑体"/>
         <w:b/>
         <w:bCs/>
       </w:rPr>
@@ -10605,12 +11106,14 @@
     </w:tblStylePr>
     <w:tblStylePr w:type="firstCol">
       <w:rPr>
+        <w:rFonts w:eastAsia="黑体"/>
         <w:b/>
         <w:bCs/>
       </w:rPr>
     </w:tblStylePr>
     <w:tblStylePr w:type="lastCol">
       <w:rPr>
+        <w:rFonts w:eastAsia="黑体"/>
         <w:b/>
         <w:bCs/>
       </w:rPr>
@@ -10660,12 +11163,14 @@
     </w:tcPr>
     <w:tblStylePr w:type="firstRow">
       <w:rPr>
+        <w:rFonts w:eastAsia="黑体"/>
         <w:b/>
         <w:bCs/>
       </w:rPr>
     </w:tblStylePr>
     <w:tblStylePr w:type="lastRow">
       <w:rPr>
+        <w:rFonts w:eastAsia="黑体"/>
         <w:b/>
         <w:bCs/>
       </w:rPr>
@@ -10678,12 +11183,14 @@
     </w:tblStylePr>
     <w:tblStylePr w:type="firstCol">
       <w:rPr>
+        <w:rFonts w:eastAsia="黑体"/>
         <w:b/>
         <w:bCs/>
       </w:rPr>
     </w:tblStylePr>
     <w:tblStylePr w:type="lastCol">
       <w:rPr>
+        <w:rFonts w:eastAsia="黑体"/>
         <w:b/>
         <w:bCs/>
       </w:rPr>
@@ -10733,12 +11240,14 @@
     </w:tcPr>
     <w:tblStylePr w:type="firstRow">
       <w:rPr>
+        <w:rFonts w:eastAsia="黑体"/>
         <w:b/>
         <w:bCs/>
       </w:rPr>
     </w:tblStylePr>
     <w:tblStylePr w:type="lastRow">
       <w:rPr>
+        <w:rFonts w:eastAsia="黑体"/>
         <w:b/>
         <w:bCs/>
       </w:rPr>
@@ -10751,12 +11260,14 @@
     </w:tblStylePr>
     <w:tblStylePr w:type="firstCol">
       <w:rPr>
+        <w:rFonts w:eastAsia="黑体"/>
         <w:b/>
         <w:bCs/>
       </w:rPr>
     </w:tblStylePr>
     <w:tblStylePr w:type="lastCol">
       <w:rPr>
+        <w:rFonts w:eastAsia="黑体"/>
         <w:b/>
         <w:bCs/>
       </w:rPr>
@@ -10806,12 +11317,14 @@
     </w:tcPr>
     <w:tblStylePr w:type="firstRow">
       <w:rPr>
+        <w:rFonts w:eastAsia="黑体"/>
         <w:b/>
         <w:bCs/>
       </w:rPr>
     </w:tblStylePr>
     <w:tblStylePr w:type="lastRow">
       <w:rPr>
+        <w:rFonts w:eastAsia="黑体"/>
         <w:b/>
         <w:bCs/>
       </w:rPr>
@@ -10824,12 +11337,14 @@
     </w:tblStylePr>
     <w:tblStylePr w:type="firstCol">
       <w:rPr>
+        <w:rFonts w:eastAsia="黑体"/>
         <w:b/>
         <w:bCs/>
       </w:rPr>
     </w:tblStylePr>
     <w:tblStylePr w:type="lastCol">
       <w:rPr>
+        <w:rFonts w:eastAsia="黑体"/>
         <w:b/>
         <w:bCs/>
       </w:rPr>
@@ -10879,12 +11394,14 @@
     </w:tcPr>
     <w:tblStylePr w:type="firstRow">
       <w:rPr>
+        <w:rFonts w:eastAsia="黑体"/>
         <w:b/>
         <w:bCs/>
       </w:rPr>
     </w:tblStylePr>
     <w:tblStylePr w:type="lastRow">
       <w:rPr>
+        <w:rFonts w:eastAsia="黑体"/>
         <w:b/>
         <w:bCs/>
       </w:rPr>
@@ -10897,12 +11414,14 @@
     </w:tblStylePr>
     <w:tblStylePr w:type="firstCol">
       <w:rPr>
+        <w:rFonts w:eastAsia="黑体"/>
         <w:b/>
         <w:bCs/>
       </w:rPr>
     </w:tblStylePr>
     <w:tblStylePr w:type="lastCol">
       <w:rPr>
+        <w:rFonts w:eastAsia="黑体"/>
         <w:b/>
         <w:bCs/>
       </w:rPr>
@@ -10952,12 +11471,14 @@
     </w:tcPr>
     <w:tblStylePr w:type="firstRow">
       <w:rPr>
+        <w:rFonts w:eastAsia="黑体"/>
         <w:b/>
         <w:bCs/>
       </w:rPr>
     </w:tblStylePr>
     <w:tblStylePr w:type="lastRow">
       <w:rPr>
+        <w:rFonts w:eastAsia="黑体"/>
         <w:b/>
         <w:bCs/>
       </w:rPr>
@@ -10970,12 +11491,14 @@
     </w:tblStylePr>
     <w:tblStylePr w:type="firstCol">
       <w:rPr>
+        <w:rFonts w:eastAsia="黑体"/>
         <w:b/>
         <w:bCs/>
       </w:rPr>
     </w:tblStylePr>
     <w:tblStylePr w:type="lastCol">
       <w:rPr>
+        <w:rFonts w:eastAsia="黑体"/>
         <w:b/>
         <w:bCs/>
       </w:rPr>
@@ -11002,7 +11525,7 @@
       <w:spacing w:after="0" w:line="240" w:lineRule="auto"/>
     </w:pPr>
     <w:rPr>
-      <w:rFonts w:asciiTheme="majorHAnsi" w:cstheme="majorBidi" w:eastAsiaTheme="majorEastAsia" w:hAnsiTheme="majorHAnsi"/>
+      <w:rFonts w:asciiTheme="majorHAnsi" w:cstheme="majorBidi" w:hAnsiTheme="majorHAnsi" w:eastAsia="黑体"/>
       <w:color w:themeColor="text1" w:val="000000"/>
     </w:rPr>
     <w:tblPr>
@@ -11029,6 +11552,7 @@
     </w:tcPr>
     <w:tblStylePr w:type="firstRow">
       <w:rPr>
+        <w:rFonts w:eastAsia="黑体"/>
         <w:b/>
         <w:bCs/>
         <w:color w:themeColor="text1" w:val="000000"/>
@@ -11040,6 +11564,7 @@
     </w:tblStylePr>
     <w:tblStylePr w:type="lastRow">
       <w:rPr>
+        <w:rFonts w:eastAsia="黑体"/>
         <w:b/>
         <w:bCs/>
         <w:color w:themeColor="text1" w:val="000000"/>
@@ -11059,6 +11584,7 @@
     </w:tblStylePr>
     <w:tblStylePr w:type="firstCol">
       <w:rPr>
+        <w:rFonts w:eastAsia="黑体"/>
         <w:b/>
         <w:bCs/>
         <w:color w:themeColor="text1" w:val="000000"/>
@@ -11078,6 +11604,7 @@
     </w:tblStylePr>
     <w:tblStylePr w:type="lastCol">
       <w:rPr>
+        <w:rFonts w:eastAsia="黑体"/>
         <w:b w:val="0"/>
         <w:bCs w:val="0"/>
         <w:color w:themeColor="text1" w:val="000000"/>
@@ -11127,7 +11654,7 @@
       <w:spacing w:after="0" w:line="240" w:lineRule="auto"/>
     </w:pPr>
     <w:rPr>
-      <w:rFonts w:asciiTheme="majorHAnsi" w:cstheme="majorBidi" w:eastAsiaTheme="majorEastAsia" w:hAnsiTheme="majorHAnsi"/>
+      <w:rFonts w:asciiTheme="majorHAnsi" w:cstheme="majorBidi" w:hAnsiTheme="majorHAnsi" w:eastAsia="黑体"/>
       <w:color w:themeColor="text1" w:val="000000"/>
     </w:rPr>
     <w:tblPr>
@@ -11154,6 +11681,7 @@
     </w:tcPr>
     <w:tblStylePr w:type="firstRow">
       <w:rPr>
+        <w:rFonts w:eastAsia="黑体"/>
         <w:b/>
         <w:bCs/>
         <w:color w:themeColor="text1" w:val="000000"/>
@@ -11165,6 +11693,7 @@
     </w:tblStylePr>
     <w:tblStylePr w:type="lastRow">
       <w:rPr>
+        <w:rFonts w:eastAsia="黑体"/>
         <w:b/>
         <w:bCs/>
         <w:color w:themeColor="text1" w:val="000000"/>
@@ -11184,6 +11713,7 @@
     </w:tblStylePr>
     <w:tblStylePr w:type="firstCol">
       <w:rPr>
+        <w:rFonts w:eastAsia="黑体"/>
         <w:b/>
         <w:bCs/>
         <w:color w:themeColor="text1" w:val="000000"/>
@@ -11203,6 +11733,7 @@
     </w:tblStylePr>
     <w:tblStylePr w:type="lastCol">
       <w:rPr>
+        <w:rFonts w:eastAsia="黑体"/>
         <w:b w:val="0"/>
         <w:bCs w:val="0"/>
         <w:color w:themeColor="text1" w:val="000000"/>
@@ -11252,7 +11783,7 @@
       <w:spacing w:after="0" w:line="240" w:lineRule="auto"/>
     </w:pPr>
     <w:rPr>
-      <w:rFonts w:asciiTheme="majorHAnsi" w:cstheme="majorBidi" w:eastAsiaTheme="majorEastAsia" w:hAnsiTheme="majorHAnsi"/>
+      <w:rFonts w:asciiTheme="majorHAnsi" w:cstheme="majorBidi" w:hAnsiTheme="majorHAnsi" w:eastAsia="黑体"/>
       <w:color w:themeColor="text1" w:val="000000"/>
     </w:rPr>
     <w:tblPr>
@@ -11279,6 +11810,7 @@
     </w:tcPr>
     <w:tblStylePr w:type="firstRow">
       <w:rPr>
+        <w:rFonts w:eastAsia="黑体"/>
         <w:b/>
         <w:bCs/>
         <w:color w:themeColor="text1" w:val="000000"/>
@@ -11290,6 +11822,7 @@
     </w:tblStylePr>
     <w:tblStylePr w:type="lastRow">
       <w:rPr>
+        <w:rFonts w:eastAsia="黑体"/>
         <w:b/>
         <w:bCs/>
         <w:color w:themeColor="text1" w:val="000000"/>
@@ -11309,6 +11842,7 @@
     </w:tblStylePr>
     <w:tblStylePr w:type="firstCol">
       <w:rPr>
+        <w:rFonts w:eastAsia="黑体"/>
         <w:b/>
         <w:bCs/>
         <w:color w:themeColor="text1" w:val="000000"/>
@@ -11328,6 +11862,7 @@
     </w:tblStylePr>
     <w:tblStylePr w:type="lastCol">
       <w:rPr>
+        <w:rFonts w:eastAsia="黑体"/>
         <w:b w:val="0"/>
         <w:bCs w:val="0"/>
         <w:color w:themeColor="text1" w:val="000000"/>
@@ -11377,7 +11912,7 @@
       <w:spacing w:after="0" w:line="240" w:lineRule="auto"/>
     </w:pPr>
     <w:rPr>
-      <w:rFonts w:asciiTheme="majorHAnsi" w:cstheme="majorBidi" w:eastAsiaTheme="majorEastAsia" w:hAnsiTheme="majorHAnsi"/>
+      <w:rFonts w:asciiTheme="majorHAnsi" w:cstheme="majorBidi" w:hAnsiTheme="majorHAnsi" w:eastAsia="黑体"/>
       <w:color w:themeColor="text1" w:val="000000"/>
     </w:rPr>
     <w:tblPr>
@@ -11404,6 +11939,7 @@
     </w:tcPr>
     <w:tblStylePr w:type="firstRow">
       <w:rPr>
+        <w:rFonts w:eastAsia="黑体"/>
         <w:b/>
         <w:bCs/>
         <w:color w:themeColor="text1" w:val="000000"/>
@@ -11415,6 +11951,7 @@
     </w:tblStylePr>
     <w:tblStylePr w:type="lastRow">
       <w:rPr>
+        <w:rFonts w:eastAsia="黑体"/>
         <w:b/>
         <w:bCs/>
         <w:color w:themeColor="text1" w:val="000000"/>
@@ -11434,6 +11971,7 @@
     </w:tblStylePr>
     <w:tblStylePr w:type="firstCol">
       <w:rPr>
+        <w:rFonts w:eastAsia="黑体"/>
         <w:b/>
         <w:bCs/>
         <w:color w:themeColor="text1" w:val="000000"/>
@@ -11453,6 +11991,7 @@
     </w:tblStylePr>
     <w:tblStylePr w:type="lastCol">
       <w:rPr>
+        <w:rFonts w:eastAsia="黑体"/>
         <w:b w:val="0"/>
         <w:bCs w:val="0"/>
         <w:color w:themeColor="text1" w:val="000000"/>
@@ -11502,7 +12041,7 @@
       <w:spacing w:after="0" w:line="240" w:lineRule="auto"/>
     </w:pPr>
     <w:rPr>
-      <w:rFonts w:asciiTheme="majorHAnsi" w:cstheme="majorBidi" w:eastAsiaTheme="majorEastAsia" w:hAnsiTheme="majorHAnsi"/>
+      <w:rFonts w:asciiTheme="majorHAnsi" w:cstheme="majorBidi" w:hAnsiTheme="majorHAnsi" w:eastAsia="黑体"/>
       <w:color w:themeColor="text1" w:val="000000"/>
     </w:rPr>
     <w:tblPr>
@@ -11529,6 +12068,7 @@
     </w:tcPr>
     <w:tblStylePr w:type="firstRow">
       <w:rPr>
+        <w:rFonts w:eastAsia="黑体"/>
         <w:b/>
         <w:bCs/>
         <w:color w:themeColor="text1" w:val="000000"/>
@@ -11540,6 +12080,7 @@
     </w:tblStylePr>
     <w:tblStylePr w:type="lastRow">
       <w:rPr>
+        <w:rFonts w:eastAsia="黑体"/>
         <w:b/>
         <w:bCs/>
         <w:color w:themeColor="text1" w:val="000000"/>
@@ -11559,6 +12100,7 @@
     </w:tblStylePr>
     <w:tblStylePr w:type="firstCol">
       <w:rPr>
+        <w:rFonts w:eastAsia="黑体"/>
         <w:b/>
         <w:bCs/>
         <w:color w:themeColor="text1" w:val="000000"/>
@@ -11578,6 +12120,7 @@
     </w:tblStylePr>
     <w:tblStylePr w:type="lastCol">
       <w:rPr>
+        <w:rFonts w:eastAsia="黑体"/>
         <w:b w:val="0"/>
         <w:bCs w:val="0"/>
         <w:color w:themeColor="text1" w:val="000000"/>
@@ -11627,7 +12170,7 @@
       <w:spacing w:after="0" w:line="240" w:lineRule="auto"/>
     </w:pPr>
     <w:rPr>
-      <w:rFonts w:asciiTheme="majorHAnsi" w:cstheme="majorBidi" w:eastAsiaTheme="majorEastAsia" w:hAnsiTheme="majorHAnsi"/>
+      <w:rFonts w:asciiTheme="majorHAnsi" w:cstheme="majorBidi" w:hAnsiTheme="majorHAnsi" w:eastAsia="黑体"/>
       <w:color w:themeColor="text1" w:val="000000"/>
     </w:rPr>
     <w:tblPr>
@@ -11654,6 +12197,7 @@
     </w:tcPr>
     <w:tblStylePr w:type="firstRow">
       <w:rPr>
+        <w:rFonts w:eastAsia="黑体"/>
         <w:b/>
         <w:bCs/>
         <w:color w:themeColor="text1" w:val="000000"/>
@@ -11665,6 +12209,7 @@
     </w:tblStylePr>
     <w:tblStylePr w:type="lastRow">
       <w:rPr>
+        <w:rFonts w:eastAsia="黑体"/>
         <w:b/>
         <w:bCs/>
         <w:color w:themeColor="text1" w:val="000000"/>
@@ -11684,6 +12229,7 @@
     </w:tblStylePr>
     <w:tblStylePr w:type="firstCol">
       <w:rPr>
+        <w:rFonts w:eastAsia="黑体"/>
         <w:b/>
         <w:bCs/>
         <w:color w:themeColor="text1" w:val="000000"/>
@@ -11703,6 +12249,7 @@
     </w:tblStylePr>
     <w:tblStylePr w:type="lastCol">
       <w:rPr>
+        <w:rFonts w:eastAsia="黑体"/>
         <w:b w:val="0"/>
         <w:bCs w:val="0"/>
         <w:color w:themeColor="text1" w:val="000000"/>
@@ -11752,7 +12299,7 @@
       <w:spacing w:after="0" w:line="240" w:lineRule="auto"/>
     </w:pPr>
     <w:rPr>
-      <w:rFonts w:asciiTheme="majorHAnsi" w:cstheme="majorBidi" w:eastAsiaTheme="majorEastAsia" w:hAnsiTheme="majorHAnsi"/>
+      <w:rFonts w:asciiTheme="majorHAnsi" w:cstheme="majorBidi" w:hAnsiTheme="majorHAnsi" w:eastAsia="黑体"/>
       <w:color w:themeColor="text1" w:val="000000"/>
     </w:rPr>
     <w:tblPr>
@@ -11779,6 +12326,7 @@
     </w:tcPr>
     <w:tblStylePr w:type="firstRow">
       <w:rPr>
+        <w:rFonts w:eastAsia="黑体"/>
         <w:b/>
         <w:bCs/>
         <w:color w:themeColor="text1" w:val="000000"/>
@@ -11790,6 +12338,7 @@
     </w:tblStylePr>
     <w:tblStylePr w:type="lastRow">
       <w:rPr>
+        <w:rFonts w:eastAsia="黑体"/>
         <w:b/>
         <w:bCs/>
         <w:color w:themeColor="text1" w:val="000000"/>
@@ -11809,6 +12358,7 @@
     </w:tblStylePr>
     <w:tblStylePr w:type="firstCol">
       <w:rPr>
+        <w:rFonts w:eastAsia="黑体"/>
         <w:b/>
         <w:bCs/>
         <w:color w:themeColor="text1" w:val="000000"/>
@@ -11828,6 +12378,7 @@
     </w:tblStylePr>
     <w:tblStylePr w:type="lastCol">
       <w:rPr>
+        <w:rFonts w:eastAsia="黑体"/>
         <w:b w:val="0"/>
         <w:bCs w:val="0"/>
         <w:color w:themeColor="text1" w:val="000000"/>
@@ -11900,6 +12451,7 @@
     </w:tcPr>
     <w:tblStylePr w:type="firstRow">
       <w:rPr>
+        <w:rFonts w:eastAsia="黑体"/>
         <w:b/>
         <w:bCs/>
         <w:i w:val="0"/>
@@ -11921,6 +12473,7 @@
     </w:tblStylePr>
     <w:tblStylePr w:type="lastRow">
       <w:rPr>
+        <w:rFonts w:eastAsia="黑体"/>
         <w:b/>
         <w:bCs/>
         <w:i w:val="0"/>
@@ -11942,6 +12495,7 @@
     </w:tblStylePr>
     <w:tblStylePr w:type="firstCol">
       <w:rPr>
+        <w:rFonts w:eastAsia="黑体"/>
         <w:b/>
         <w:bCs/>
         <w:i w:val="0"/>
@@ -11961,6 +12515,7 @@
     </w:tblStylePr>
     <w:tblStylePr w:type="lastCol">
       <w:rPr>
+        <w:rFonts w:eastAsia="黑体"/>
         <w:b/>
         <w:bCs/>
         <w:i w:val="0"/>
@@ -12041,6 +12596,7 @@
     </w:tcPr>
     <w:tblStylePr w:type="firstRow">
       <w:rPr>
+        <w:rFonts w:eastAsia="黑体"/>
         <w:b/>
         <w:bCs/>
         <w:i w:val="0"/>
@@ -12062,6 +12618,7 @@
     </w:tblStylePr>
     <w:tblStylePr w:type="lastRow">
       <w:rPr>
+        <w:rFonts w:eastAsia="黑体"/>
         <w:b/>
         <w:bCs/>
         <w:i w:val="0"/>
@@ -12083,6 +12640,7 @@
     </w:tblStylePr>
     <w:tblStylePr w:type="firstCol">
       <w:rPr>
+        <w:rFonts w:eastAsia="黑体"/>
         <w:b/>
         <w:bCs/>
         <w:i w:val="0"/>
@@ -12102,6 +12660,7 @@
     </w:tblStylePr>
     <w:tblStylePr w:type="lastCol">
       <w:rPr>
+        <w:rFonts w:eastAsia="黑体"/>
         <w:b/>
         <w:bCs/>
         <w:i w:val="0"/>
@@ -12182,6 +12741,7 @@
     </w:tcPr>
     <w:tblStylePr w:type="firstRow">
       <w:rPr>
+        <w:rFonts w:eastAsia="黑体"/>
         <w:b/>
         <w:bCs/>
         <w:i w:val="0"/>
@@ -12203,6 +12763,7 @@
     </w:tblStylePr>
     <w:tblStylePr w:type="lastRow">
       <w:rPr>
+        <w:rFonts w:eastAsia="黑体"/>
         <w:b/>
         <w:bCs/>
         <w:i w:val="0"/>
@@ -12224,6 +12785,7 @@
     </w:tblStylePr>
     <w:tblStylePr w:type="firstCol">
       <w:rPr>
+        <w:rFonts w:eastAsia="黑体"/>
         <w:b/>
         <w:bCs/>
         <w:i w:val="0"/>
@@ -12243,6 +12805,7 @@
     </w:tblStylePr>
     <w:tblStylePr w:type="lastCol">
       <w:rPr>
+        <w:rFonts w:eastAsia="黑体"/>
         <w:b/>
         <w:bCs/>
         <w:i w:val="0"/>
@@ -12323,6 +12886,7 @@
     </w:tcPr>
     <w:tblStylePr w:type="firstRow">
       <w:rPr>
+        <w:rFonts w:eastAsia="黑体"/>
         <w:b/>
         <w:bCs/>
         <w:i w:val="0"/>
@@ -12344,6 +12908,7 @@
     </w:tblStylePr>
     <w:tblStylePr w:type="lastRow">
       <w:rPr>
+        <w:rFonts w:eastAsia="黑体"/>
         <w:b/>
         <w:bCs/>
         <w:i w:val="0"/>
@@ -12365,6 +12930,7 @@
     </w:tblStylePr>
     <w:tblStylePr w:type="firstCol">
       <w:rPr>
+        <w:rFonts w:eastAsia="黑体"/>
         <w:b/>
         <w:bCs/>
         <w:i w:val="0"/>
@@ -12384,6 +12950,7 @@
     </w:tblStylePr>
     <w:tblStylePr w:type="lastCol">
       <w:rPr>
+        <w:rFonts w:eastAsia="黑体"/>
         <w:b/>
         <w:bCs/>
         <w:i w:val="0"/>
@@ -12464,6 +13031,7 @@
     </w:tcPr>
     <w:tblStylePr w:type="firstRow">
       <w:rPr>
+        <w:rFonts w:eastAsia="黑体"/>
         <w:b/>
         <w:bCs/>
         <w:i w:val="0"/>
@@ -12485,6 +13053,7 @@
     </w:tblStylePr>
     <w:tblStylePr w:type="lastRow">
       <w:rPr>
+        <w:rFonts w:eastAsia="黑体"/>
         <w:b/>
         <w:bCs/>
         <w:i w:val="0"/>
@@ -12506,6 +13075,7 @@
     </w:tblStylePr>
     <w:tblStylePr w:type="firstCol">
       <w:rPr>
+        <w:rFonts w:eastAsia="黑体"/>
         <w:b/>
         <w:bCs/>
         <w:i w:val="0"/>
@@ -12525,6 +13095,7 @@
     </w:tblStylePr>
     <w:tblStylePr w:type="lastCol">
       <w:rPr>
+        <w:rFonts w:eastAsia="黑体"/>
         <w:b/>
         <w:bCs/>
         <w:i w:val="0"/>
@@ -12605,6 +13176,7 @@
     </w:tcPr>
     <w:tblStylePr w:type="firstRow">
       <w:rPr>
+        <w:rFonts w:eastAsia="黑体"/>
         <w:b/>
         <w:bCs/>
         <w:i w:val="0"/>
@@ -12626,6 +13198,7 @@
     </w:tblStylePr>
     <w:tblStylePr w:type="lastRow">
       <w:rPr>
+        <w:rFonts w:eastAsia="黑体"/>
         <w:b/>
         <w:bCs/>
         <w:i w:val="0"/>
@@ -12647,6 +13220,7 @@
     </w:tblStylePr>
     <w:tblStylePr w:type="firstCol">
       <w:rPr>
+        <w:rFonts w:eastAsia="黑体"/>
         <w:b/>
         <w:bCs/>
         <w:i w:val="0"/>
@@ -12666,6 +13240,7 @@
     </w:tblStylePr>
     <w:tblStylePr w:type="lastCol">
       <w:rPr>
+        <w:rFonts w:eastAsia="黑体"/>
         <w:b/>
         <w:bCs/>
         <w:i w:val="0"/>
@@ -12746,6 +13321,7 @@
     </w:tcPr>
     <w:tblStylePr w:type="firstRow">
       <w:rPr>
+        <w:rFonts w:eastAsia="黑体"/>
         <w:b/>
         <w:bCs/>
         <w:i w:val="0"/>
@@ -12767,6 +13343,7 @@
     </w:tblStylePr>
     <w:tblStylePr w:type="lastRow">
       <w:rPr>
+        <w:rFonts w:eastAsia="黑体"/>
         <w:b/>
         <w:bCs/>
         <w:i w:val="0"/>
@@ -12788,6 +13365,7 @@
     </w:tblStylePr>
     <w:tblStylePr w:type="firstCol">
       <w:rPr>
+        <w:rFonts w:eastAsia="黑体"/>
         <w:b/>
         <w:bCs/>
         <w:i w:val="0"/>
@@ -12807,6 +13385,7 @@
     </w:tblStylePr>
     <w:tblStylePr w:type="lastCol">
       <w:rPr>
+        <w:rFonts w:eastAsia="黑体"/>
         <w:b/>
         <w:bCs/>
         <w:i w:val="0"/>
@@ -12864,6 +13443,7 @@
       <w:spacing w:after="0" w:line="240" w:lineRule="auto"/>
     </w:pPr>
     <w:rPr>
+      <w:rFonts w:eastAsia="黑体"/>
       <w:color w:themeColor="background1" w:val="FFFFFF"/>
     </w:rPr>
     <w:tblPr>
@@ -12882,6 +13462,7 @@
     </w:tcPr>
     <w:tblStylePr w:type="firstRow">
       <w:rPr>
+        <w:rFonts w:eastAsia="黑体"/>
         <w:b/>
         <w:bCs/>
       </w:rPr>
@@ -12978,6 +13559,7 @@
       <w:spacing w:after="0" w:line="240" w:lineRule="auto"/>
     </w:pPr>
     <w:rPr>
+      <w:rFonts w:eastAsia="黑体"/>
       <w:color w:themeColor="background1" w:val="FFFFFF"/>
     </w:rPr>
     <w:tblPr>
@@ -12996,6 +13578,7 @@
     </w:tcPr>
     <w:tblStylePr w:type="firstRow">
       <w:rPr>
+        <w:rFonts w:eastAsia="黑体"/>
         <w:b/>
         <w:bCs/>
       </w:rPr>
@@ -13092,6 +13675,7 @@
       <w:spacing w:after="0" w:line="240" w:lineRule="auto"/>
     </w:pPr>
     <w:rPr>
+      <w:rFonts w:eastAsia="黑体"/>
       <w:color w:themeColor="background1" w:val="FFFFFF"/>
     </w:rPr>
     <w:tblPr>
@@ -13110,6 +13694,7 @@
     </w:tcPr>
     <w:tblStylePr w:type="firstRow">
       <w:rPr>
+        <w:rFonts w:eastAsia="黑体"/>
         <w:b/>
         <w:bCs/>
       </w:rPr>
@@ -13206,6 +13791,7 @@
       <w:spacing w:after="0" w:line="240" w:lineRule="auto"/>
     </w:pPr>
     <w:rPr>
+      <w:rFonts w:eastAsia="黑体"/>
       <w:color w:themeColor="background1" w:val="FFFFFF"/>
     </w:rPr>
     <w:tblPr>
@@ -13224,6 +13810,7 @@
     </w:tcPr>
     <w:tblStylePr w:type="firstRow">
       <w:rPr>
+        <w:rFonts w:eastAsia="黑体"/>
         <w:b/>
         <w:bCs/>
       </w:rPr>
@@ -13320,6 +13907,7 @@
       <w:spacing w:after="0" w:line="240" w:lineRule="auto"/>
     </w:pPr>
     <w:rPr>
+      <w:rFonts w:eastAsia="黑体"/>
       <w:color w:themeColor="background1" w:val="FFFFFF"/>
     </w:rPr>
     <w:tblPr>
@@ -13338,6 +13926,7 @@
     </w:tcPr>
     <w:tblStylePr w:type="firstRow">
       <w:rPr>
+        <w:rFonts w:eastAsia="黑体"/>
         <w:b/>
         <w:bCs/>
       </w:rPr>
@@ -13434,6 +14023,7 @@
       <w:spacing w:after="0" w:line="240" w:lineRule="auto"/>
     </w:pPr>
     <w:rPr>
+      <w:rFonts w:eastAsia="黑体"/>
       <w:color w:themeColor="background1" w:val="FFFFFF"/>
     </w:rPr>
     <w:tblPr>
@@ -13452,6 +14042,7 @@
     </w:tcPr>
     <w:tblStylePr w:type="firstRow">
       <w:rPr>
+        <w:rFonts w:eastAsia="黑体"/>
         <w:b/>
         <w:bCs/>
       </w:rPr>
@@ -13548,6 +14139,7 @@
       <w:spacing w:after="0" w:line="240" w:lineRule="auto"/>
     </w:pPr>
     <w:rPr>
+      <w:rFonts w:eastAsia="黑体"/>
       <w:color w:themeColor="background1" w:val="FFFFFF"/>
     </w:rPr>
     <w:tblPr>
@@ -13566,6 +14158,7 @@
     </w:tcPr>
     <w:tblStylePr w:type="firstRow">
       <w:rPr>
+        <w:rFonts w:eastAsia="黑体"/>
         <w:b/>
         <w:bCs/>
       </w:rPr>
@@ -13662,6 +14255,7 @@
       <w:spacing w:after="0" w:line="240" w:lineRule="auto"/>
     </w:pPr>
     <w:rPr>
+      <w:rFonts w:eastAsia="黑体"/>
       <w:color w:themeColor="text1" w:val="000000"/>
     </w:rPr>
     <w:tblPr>
@@ -13688,6 +14282,7 @@
     </w:tcPr>
     <w:tblStylePr w:type="firstRow">
       <w:rPr>
+        <w:rFonts w:eastAsia="黑体"/>
         <w:b/>
         <w:bCs/>
       </w:rPr>
@@ -13706,6 +14301,7 @@
     </w:tblStylePr>
     <w:tblStylePr w:type="lastRow">
       <w:rPr>
+        <w:rFonts w:eastAsia="黑体"/>
         <w:b/>
         <w:bCs/>
         <w:color w:themeColor="background1" w:val="FFFFFF"/>
@@ -13720,6 +14316,7 @@
     </w:tblStylePr>
     <w:tblStylePr w:type="firstCol">
       <w:rPr>
+        <w:rFonts w:eastAsia="黑体"/>
         <w:color w:themeColor="background1" w:val="FFFFFF"/>
       </w:rPr>
       <w:tblPr/>
@@ -13737,6 +14334,7 @@
     </w:tblStylePr>
     <w:tblStylePr w:type="lastCol">
       <w:rPr>
+        <w:rFonts w:eastAsia="黑体"/>
         <w:color w:themeColor="background1" w:val="FFFFFF"/>
       </w:rPr>
       <w:tblPr/>
@@ -13766,11 +14364,13 @@
     </w:tblStylePr>
     <w:tblStylePr w:type="neCell">
       <w:rPr>
+        <w:rFonts w:eastAsia="黑体"/>
         <w:color w:themeColor="text1" w:val="000000"/>
       </w:rPr>
     </w:tblStylePr>
     <w:tblStylePr w:type="nwCell">
       <w:rPr>
+        <w:rFonts w:eastAsia="黑体"/>
         <w:color w:themeColor="text1" w:val="000000"/>
       </w:rPr>
     </w:tblStylePr>
@@ -13784,6 +14384,7 @@
       <w:spacing w:after="0" w:line="240" w:lineRule="auto"/>
     </w:pPr>
     <w:rPr>
+      <w:rFonts w:eastAsia="黑体"/>
       <w:color w:themeColor="text1" w:val="000000"/>
     </w:rPr>
     <w:tblPr>
@@ -13810,6 +14411,7 @@
     </w:tcPr>
     <w:tblStylePr w:type="firstRow">
       <w:rPr>
+        <w:rFonts w:eastAsia="黑体"/>
         <w:b/>
         <w:bCs/>
       </w:rPr>
@@ -13828,6 +14430,7 @@
     </w:tblStylePr>
     <w:tblStylePr w:type="lastRow">
       <w:rPr>
+        <w:rFonts w:eastAsia="黑体"/>
         <w:b/>
         <w:bCs/>
         <w:color w:themeColor="background1" w:val="FFFFFF"/>
@@ -13842,6 +14445,7 @@
     </w:tblStylePr>
     <w:tblStylePr w:type="firstCol">
       <w:rPr>
+        <w:rFonts w:eastAsia="黑体"/>
         <w:color w:themeColor="background1" w:val="FFFFFF"/>
       </w:rPr>
       <w:tblPr/>
@@ -13859,6 +14463,7 @@
     </w:tblStylePr>
     <w:tblStylePr w:type="lastCol">
       <w:rPr>
+        <w:rFonts w:eastAsia="黑体"/>
         <w:color w:themeColor="background1" w:val="FFFFFF"/>
       </w:rPr>
       <w:tblPr/>
@@ -13888,11 +14493,13 @@
     </w:tblStylePr>
     <w:tblStylePr w:type="neCell">
       <w:rPr>
+        <w:rFonts w:eastAsia="黑体"/>
         <w:color w:themeColor="text1" w:val="000000"/>
       </w:rPr>
     </w:tblStylePr>
     <w:tblStylePr w:type="nwCell">
       <w:rPr>
+        <w:rFonts w:eastAsia="黑体"/>
         <w:color w:themeColor="text1" w:val="000000"/>
       </w:rPr>
     </w:tblStylePr>
@@ -13906,6 +14513,7 @@
       <w:spacing w:after="0" w:line="240" w:lineRule="auto"/>
     </w:pPr>
     <w:rPr>
+      <w:rFonts w:eastAsia="黑体"/>
       <w:color w:themeColor="text1" w:val="000000"/>
     </w:rPr>
     <w:tblPr>
@@ -13932,6 +14540,7 @@
     </w:tcPr>
     <w:tblStylePr w:type="firstRow">
       <w:rPr>
+        <w:rFonts w:eastAsia="黑体"/>
         <w:b/>
         <w:bCs/>
       </w:rPr>
@@ -13950,6 +14559,7 @@
     </w:tblStylePr>
     <w:tblStylePr w:type="lastRow">
       <w:rPr>
+        <w:rFonts w:eastAsia="黑体"/>
         <w:b/>
         <w:bCs/>
         <w:color w:themeColor="background1" w:val="FFFFFF"/>
@@ -13964,6 +14574,7 @@
     </w:tblStylePr>
     <w:tblStylePr w:type="firstCol">
       <w:rPr>
+        <w:rFonts w:eastAsia="黑体"/>
         <w:color w:themeColor="background1" w:val="FFFFFF"/>
       </w:rPr>
       <w:tblPr/>
@@ -13981,6 +14592,7 @@
     </w:tblStylePr>
     <w:tblStylePr w:type="lastCol">
       <w:rPr>
+        <w:rFonts w:eastAsia="黑体"/>
         <w:color w:themeColor="background1" w:val="FFFFFF"/>
       </w:rPr>
       <w:tblPr/>
@@ -14010,11 +14622,13 @@
     </w:tblStylePr>
     <w:tblStylePr w:type="neCell">
       <w:rPr>
+        <w:rFonts w:eastAsia="黑体"/>
         <w:color w:themeColor="text1" w:val="000000"/>
       </w:rPr>
     </w:tblStylePr>
     <w:tblStylePr w:type="nwCell">
       <w:rPr>
+        <w:rFonts w:eastAsia="黑体"/>
         <w:color w:themeColor="text1" w:val="000000"/>
       </w:rPr>
     </w:tblStylePr>
@@ -14028,6 +14642,7 @@
       <w:spacing w:after="0" w:line="240" w:lineRule="auto"/>
     </w:pPr>
     <w:rPr>
+      <w:rFonts w:eastAsia="黑体"/>
       <w:color w:themeColor="text1" w:val="000000"/>
     </w:rPr>
     <w:tblPr>
@@ -14054,6 +14669,7 @@
     </w:tcPr>
     <w:tblStylePr w:type="firstRow">
       <w:rPr>
+        <w:rFonts w:eastAsia="黑体"/>
         <w:b/>
         <w:bCs/>
       </w:rPr>
@@ -14072,6 +14688,7 @@
     </w:tblStylePr>
     <w:tblStylePr w:type="lastRow">
       <w:rPr>
+        <w:rFonts w:eastAsia="黑体"/>
         <w:b/>
         <w:bCs/>
         <w:color w:themeColor="background1" w:val="FFFFFF"/>
@@ -14086,6 +14703,7 @@
     </w:tblStylePr>
     <w:tblStylePr w:type="firstCol">
       <w:rPr>
+        <w:rFonts w:eastAsia="黑体"/>
         <w:color w:themeColor="background1" w:val="FFFFFF"/>
       </w:rPr>
       <w:tblPr/>
@@ -14103,6 +14721,7 @@
     </w:tblStylePr>
     <w:tblStylePr w:type="lastCol">
       <w:rPr>
+        <w:rFonts w:eastAsia="黑体"/>
         <w:color w:themeColor="background1" w:val="FFFFFF"/>
       </w:rPr>
       <w:tblPr/>
@@ -14140,6 +14759,7 @@
       <w:spacing w:after="0" w:line="240" w:lineRule="auto"/>
     </w:pPr>
     <w:rPr>
+      <w:rFonts w:eastAsia="黑体"/>
       <w:color w:themeColor="text1" w:val="000000"/>
     </w:rPr>
     <w:tblPr>
@@ -14166,6 +14786,7 @@
     </w:tcPr>
     <w:tblStylePr w:type="firstRow">
       <w:rPr>
+        <w:rFonts w:eastAsia="黑体"/>
         <w:b/>
         <w:bCs/>
       </w:rPr>
@@ -14184,6 +14805,7 @@
     </w:tblStylePr>
     <w:tblStylePr w:type="lastRow">
       <w:rPr>
+        <w:rFonts w:eastAsia="黑体"/>
         <w:b/>
         <w:bCs/>
         <w:color w:themeColor="background1" w:val="FFFFFF"/>
@@ -14198,6 +14820,7 @@
     </w:tblStylePr>
     <w:tblStylePr w:type="firstCol">
       <w:rPr>
+        <w:rFonts w:eastAsia="黑体"/>
         <w:color w:themeColor="background1" w:val="FFFFFF"/>
       </w:rPr>
       <w:tblPr/>
@@ -14215,6 +14838,7 @@
     </w:tblStylePr>
     <w:tblStylePr w:type="lastCol">
       <w:rPr>
+        <w:rFonts w:eastAsia="黑体"/>
         <w:color w:themeColor="background1" w:val="FFFFFF"/>
       </w:rPr>
       <w:tblPr/>
@@ -14244,11 +14868,13 @@
     </w:tblStylePr>
     <w:tblStylePr w:type="neCell">
       <w:rPr>
+        <w:rFonts w:eastAsia="黑体"/>
         <w:color w:themeColor="text1" w:val="000000"/>
       </w:rPr>
     </w:tblStylePr>
     <w:tblStylePr w:type="nwCell">
       <w:rPr>
+        <w:rFonts w:eastAsia="黑体"/>
         <w:color w:themeColor="text1" w:val="000000"/>
       </w:rPr>
     </w:tblStylePr>
@@ -14262,6 +14888,7 @@
       <w:spacing w:after="0" w:line="240" w:lineRule="auto"/>
     </w:pPr>
     <w:rPr>
+      <w:rFonts w:eastAsia="黑体"/>
       <w:color w:themeColor="text1" w:val="000000"/>
     </w:rPr>
     <w:tblPr>
@@ -14288,6 +14915,7 @@
     </w:tcPr>
     <w:tblStylePr w:type="firstRow">
       <w:rPr>
+        <w:rFonts w:eastAsia="黑体"/>
         <w:b/>
         <w:bCs/>
       </w:rPr>
@@ -14306,6 +14934,7 @@
     </w:tblStylePr>
     <w:tblStylePr w:type="lastRow">
       <w:rPr>
+        <w:rFonts w:eastAsia="黑体"/>
         <w:b/>
         <w:bCs/>
         <w:color w:themeColor="background1" w:val="FFFFFF"/>
@@ -14320,6 +14949,7 @@
     </w:tblStylePr>
     <w:tblStylePr w:type="firstCol">
       <w:rPr>
+        <w:rFonts w:eastAsia="黑体"/>
         <w:color w:themeColor="background1" w:val="FFFFFF"/>
       </w:rPr>
       <w:tblPr/>
@@ -14337,6 +14967,7 @@
     </w:tblStylePr>
     <w:tblStylePr w:type="lastCol">
       <w:rPr>
+        <w:rFonts w:eastAsia="黑体"/>
         <w:color w:themeColor="background1" w:val="FFFFFF"/>
       </w:rPr>
       <w:tblPr/>
@@ -14366,11 +14997,13 @@
     </w:tblStylePr>
     <w:tblStylePr w:type="neCell">
       <w:rPr>
+        <w:rFonts w:eastAsia="黑体"/>
         <w:color w:themeColor="text1" w:val="000000"/>
       </w:rPr>
     </w:tblStylePr>
     <w:tblStylePr w:type="nwCell">
       <w:rPr>
+        <w:rFonts w:eastAsia="黑体"/>
         <w:color w:themeColor="text1" w:val="000000"/>
       </w:rPr>
     </w:tblStylePr>
@@ -14384,6 +15017,7 @@
       <w:spacing w:after="0" w:line="240" w:lineRule="auto"/>
     </w:pPr>
     <w:rPr>
+      <w:rFonts w:eastAsia="黑体"/>
       <w:color w:themeColor="text1" w:val="000000"/>
     </w:rPr>
     <w:tblPr>
@@ -14410,6 +15044,7 @@
     </w:tcPr>
     <w:tblStylePr w:type="firstRow">
       <w:rPr>
+        <w:rFonts w:eastAsia="黑体"/>
         <w:b/>
         <w:bCs/>
       </w:rPr>
@@ -14428,6 +15063,7 @@
     </w:tblStylePr>
     <w:tblStylePr w:type="lastRow">
       <w:rPr>
+        <w:rFonts w:eastAsia="黑体"/>
         <w:b/>
         <w:bCs/>
         <w:color w:themeColor="background1" w:val="FFFFFF"/>
@@ -14442,6 +15078,7 @@
     </w:tblStylePr>
     <w:tblStylePr w:type="firstCol">
       <w:rPr>
+        <w:rFonts w:eastAsia="黑体"/>
         <w:color w:themeColor="background1" w:val="FFFFFF"/>
       </w:rPr>
       <w:tblPr/>
@@ -14459,6 +15096,7 @@
     </w:tblStylePr>
     <w:tblStylePr w:type="lastCol">
       <w:rPr>
+        <w:rFonts w:eastAsia="黑体"/>
         <w:color w:themeColor="background1" w:val="FFFFFF"/>
       </w:rPr>
       <w:tblPr/>
@@ -14488,11 +15126,13 @@
     </w:tblStylePr>
     <w:tblStylePr w:type="neCell">
       <w:rPr>
+        <w:rFonts w:eastAsia="黑体"/>
         <w:color w:themeColor="text1" w:val="000000"/>
       </w:rPr>
     </w:tblStylePr>
     <w:tblStylePr w:type="nwCell">
       <w:rPr>
+        <w:rFonts w:eastAsia="黑体"/>
         <w:color w:themeColor="text1" w:val="000000"/>
       </w:rPr>
     </w:tblStylePr>
@@ -14506,6 +15146,7 @@
       <w:spacing w:after="0" w:line="240" w:lineRule="auto"/>
     </w:pPr>
     <w:rPr>
+      <w:rFonts w:eastAsia="黑体"/>
       <w:color w:themeColor="text1" w:val="000000"/>
     </w:rPr>
     <w:tblPr>
@@ -14524,6 +15165,7 @@
     </w:tcPr>
     <w:tblStylePr w:type="firstRow">
       <w:rPr>
+        <w:rFonts w:eastAsia="黑体"/>
         <w:b/>
         <w:bCs/>
         <w:color w:themeColor="background1" w:val="FFFFFF"/>
@@ -14538,6 +15180,7 @@
     </w:tblStylePr>
     <w:tblStylePr w:type="lastRow">
       <w:rPr>
+        <w:rFonts w:eastAsia="黑体"/>
         <w:b/>
         <w:bCs/>
         <w:color w:themeColor="accent2" w:themeShade="CC" w:val="9E3A38"/>
@@ -14552,12 +15195,14 @@
     </w:tblStylePr>
     <w:tblStylePr w:type="firstCol">
       <w:rPr>
+        <w:rFonts w:eastAsia="黑体"/>
         <w:b/>
         <w:bCs/>
       </w:rPr>
     </w:tblStylePr>
     <w:tblStylePr w:type="lastCol">
       <w:rPr>
+        <w:rFonts w:eastAsia="黑体"/>
         <w:b/>
         <w:bCs/>
       </w:rPr>
@@ -14592,6 +15237,7 @@
       <w:spacing w:after="0" w:line="240" w:lineRule="auto"/>
     </w:pPr>
     <w:rPr>
+      <w:rFonts w:eastAsia="黑体"/>
       <w:color w:themeColor="text1" w:val="000000"/>
     </w:rPr>
     <w:tblPr>
@@ -14610,6 +15256,7 @@
     </w:tcPr>
     <w:tblStylePr w:type="firstRow">
       <w:rPr>
+        <w:rFonts w:eastAsia="黑体"/>
         <w:b/>
         <w:bCs/>
         <w:color w:themeColor="background1" w:val="FFFFFF"/>
@@ -14624,6 +15271,7 @@
     </w:tblStylePr>
     <w:tblStylePr w:type="lastRow">
       <w:rPr>
+        <w:rFonts w:eastAsia="黑体"/>
         <w:b/>
         <w:bCs/>
         <w:color w:themeColor="accent2" w:themeShade="CC" w:val="9E3A38"/>
@@ -14638,12 +15286,14 @@
     </w:tblStylePr>
     <w:tblStylePr w:type="firstCol">
       <w:rPr>
+        <w:rFonts w:eastAsia="黑体"/>
         <w:b/>
         <w:bCs/>
       </w:rPr>
     </w:tblStylePr>
     <w:tblStylePr w:type="lastCol">
       <w:rPr>
+        <w:rFonts w:eastAsia="黑体"/>
         <w:b/>
         <w:bCs/>
       </w:rPr>
@@ -14678,6 +15328,7 @@
       <w:spacing w:after="0" w:line="240" w:lineRule="auto"/>
     </w:pPr>
     <w:rPr>
+      <w:rFonts w:eastAsia="黑体"/>
       <w:color w:themeColor="text1" w:val="000000"/>
     </w:rPr>
     <w:tblPr>
@@ -14696,6 +15347,7 @@
     </w:tcPr>
     <w:tblStylePr w:type="firstRow">
       <w:rPr>
+        <w:rFonts w:eastAsia="黑体"/>
         <w:b/>
         <w:bCs/>
         <w:color w:themeColor="background1" w:val="FFFFFF"/>
@@ -14710,6 +15362,7 @@
     </w:tblStylePr>
     <w:tblStylePr w:type="lastRow">
       <w:rPr>
+        <w:rFonts w:eastAsia="黑体"/>
         <w:b/>
         <w:bCs/>
         <w:color w:themeColor="accent2" w:themeShade="CC" w:val="9E3A38"/>
@@ -14724,12 +15377,14 @@
     </w:tblStylePr>
     <w:tblStylePr w:type="firstCol">
       <w:rPr>
+        <w:rFonts w:eastAsia="黑体"/>
         <w:b/>
         <w:bCs/>
       </w:rPr>
     </w:tblStylePr>
     <w:tblStylePr w:type="lastCol">
       <w:rPr>
+        <w:rFonts w:eastAsia="黑体"/>
         <w:b/>
         <w:bCs/>
       </w:rPr>
@@ -14764,6 +15419,7 @@
       <w:spacing w:after="0" w:line="240" w:lineRule="auto"/>
     </w:pPr>
     <w:rPr>
+      <w:rFonts w:eastAsia="黑体"/>
       <w:color w:themeColor="text1" w:val="000000"/>
     </w:rPr>
     <w:tblPr>
@@ -14782,6 +15438,7 @@
     </w:tcPr>
     <w:tblStylePr w:type="firstRow">
       <w:rPr>
+        <w:rFonts w:eastAsia="黑体"/>
         <w:b/>
         <w:bCs/>
         <w:color w:themeColor="background1" w:val="FFFFFF"/>
@@ -14796,6 +15453,7 @@
     </w:tblStylePr>
     <w:tblStylePr w:type="lastRow">
       <w:rPr>
+        <w:rFonts w:eastAsia="黑体"/>
         <w:b/>
         <w:bCs/>
         <w:color w:themeColor="accent4" w:themeShade="CC" w:val="664E82"/>
@@ -14810,12 +15468,14 @@
     </w:tblStylePr>
     <w:tblStylePr w:type="firstCol">
       <w:rPr>
+        <w:rFonts w:eastAsia="黑体"/>
         <w:b/>
         <w:bCs/>
       </w:rPr>
     </w:tblStylePr>
     <w:tblStylePr w:type="lastCol">
       <w:rPr>
+        <w:rFonts w:eastAsia="黑体"/>
         <w:b/>
         <w:bCs/>
       </w:rPr>
@@ -14850,6 +15510,7 @@
       <w:spacing w:after="0" w:line="240" w:lineRule="auto"/>
     </w:pPr>
     <w:rPr>
+      <w:rFonts w:eastAsia="黑体"/>
       <w:color w:themeColor="text1" w:val="000000"/>
     </w:rPr>
     <w:tblPr>
@@ -14868,6 +15529,7 @@
     </w:tcPr>
     <w:tblStylePr w:type="firstRow">
       <w:rPr>
+        <w:rFonts w:eastAsia="黑体"/>
         <w:b/>
         <w:bCs/>
         <w:color w:themeColor="background1" w:val="FFFFFF"/>
@@ -14882,6 +15544,7 @@
     </w:tblStylePr>
     <w:tblStylePr w:type="lastRow">
       <w:rPr>
+        <w:rFonts w:eastAsia="黑体"/>
         <w:b/>
         <w:bCs/>
         <w:color w:themeColor="accent3" w:themeShade="CC" w:val="7E9C40"/>
@@ -14896,12 +15559,14 @@
     </w:tblStylePr>
     <w:tblStylePr w:type="firstCol">
       <w:rPr>
+        <w:rFonts w:eastAsia="黑体"/>
         <w:b/>
         <w:bCs/>
       </w:rPr>
     </w:tblStylePr>
     <w:tblStylePr w:type="lastCol">
       <w:rPr>
+        <w:rFonts w:eastAsia="黑体"/>
         <w:b/>
         <w:bCs/>
       </w:rPr>
@@ -14936,6 +15601,7 @@
       <w:spacing w:after="0" w:line="240" w:lineRule="auto"/>
     </w:pPr>
     <w:rPr>
+      <w:rFonts w:eastAsia="黑体"/>
       <w:color w:themeColor="text1" w:val="000000"/>
     </w:rPr>
     <w:tblPr>
@@ -14954,6 +15620,7 @@
     </w:tcPr>
     <w:tblStylePr w:type="firstRow">
       <w:rPr>
+        <w:rFonts w:eastAsia="黑体"/>
         <w:b/>
         <w:bCs/>
         <w:color w:themeColor="background1" w:val="FFFFFF"/>
@@ -14968,6 +15635,7 @@
     </w:tblStylePr>
     <w:tblStylePr w:type="lastRow">
       <w:rPr>
+        <w:rFonts w:eastAsia="黑体"/>
         <w:b/>
         <w:bCs/>
         <w:color w:themeColor="accent6" w:themeShade="CC" w:val="F2730A"/>
@@ -14982,12 +15650,14 @@
     </w:tblStylePr>
     <w:tblStylePr w:type="firstCol">
       <w:rPr>
+        <w:rFonts w:eastAsia="黑体"/>
         <w:b/>
         <w:bCs/>
       </w:rPr>
     </w:tblStylePr>
     <w:tblStylePr w:type="lastCol">
       <w:rPr>
+        <w:rFonts w:eastAsia="黑体"/>
         <w:b/>
         <w:bCs/>
       </w:rPr>
@@ -15022,6 +15692,7 @@
       <w:spacing w:after="0" w:line="240" w:lineRule="auto"/>
     </w:pPr>
     <w:rPr>
+      <w:rFonts w:eastAsia="黑体"/>
       <w:color w:themeColor="text1" w:val="000000"/>
     </w:rPr>
     <w:tblPr>
@@ -15040,6 +15711,7 @@
     </w:tcPr>
     <w:tblStylePr w:type="firstRow">
       <w:rPr>
+        <w:rFonts w:eastAsia="黑体"/>
         <w:b/>
         <w:bCs/>
         <w:color w:themeColor="background1" w:val="FFFFFF"/>
@@ -15054,6 +15726,7 @@
     </w:tblStylePr>
     <w:tblStylePr w:type="lastRow">
       <w:rPr>
+        <w:rFonts w:eastAsia="黑体"/>
         <w:b/>
         <w:bCs/>
         <w:color w:themeColor="accent5" w:themeShade="CC" w:val="348DA5"/>
@@ -15068,12 +15741,14 @@
     </w:tblStylePr>
     <w:tblStylePr w:type="firstCol">
       <w:rPr>
+        <w:rFonts w:eastAsia="黑体"/>
         <w:b/>
         <w:bCs/>
       </w:rPr>
     </w:tblStylePr>
     <w:tblStylePr w:type="lastCol">
       <w:rPr>
+        <w:rFonts w:eastAsia="黑体"/>
         <w:b/>
         <w:bCs/>
       </w:rPr>
@@ -15108,6 +15783,7 @@
       <w:spacing w:after="0" w:line="240" w:lineRule="auto"/>
     </w:pPr>
     <w:rPr>
+      <w:rFonts w:eastAsia="黑体"/>
       <w:color w:themeColor="text1" w:val="000000"/>
     </w:rPr>
     <w:tblPr>
@@ -15129,6 +15805,7 @@
     </w:tcPr>
     <w:tblStylePr w:type="firstRow">
       <w:rPr>
+        <w:rFonts w:eastAsia="黑体"/>
         <w:b/>
         <w:bCs/>
       </w:rPr>
@@ -15139,6 +15816,7 @@
     </w:tblStylePr>
     <w:tblStylePr w:type="lastRow">
       <w:rPr>
+        <w:rFonts w:eastAsia="黑体"/>
         <w:b/>
         <w:bCs/>
         <w:color w:themeColor="text1" w:val="000000"/>
@@ -15150,6 +15828,7 @@
     </w:tblStylePr>
     <w:tblStylePr w:type="firstCol">
       <w:rPr>
+        <w:rFonts w:eastAsia="黑体"/>
         <w:color w:themeColor="background1" w:val="FFFFFF"/>
       </w:rPr>
       <w:tblPr/>
@@ -15159,6 +15838,7 @@
     </w:tblStylePr>
     <w:tblStylePr w:type="lastCol">
       <w:rPr>
+        <w:rFonts w:eastAsia="黑体"/>
         <w:color w:themeColor="background1" w:val="FFFFFF"/>
       </w:rPr>
       <w:tblPr/>
@@ -15188,6 +15868,7 @@
       <w:spacing w:after="0" w:line="240" w:lineRule="auto"/>
     </w:pPr>
     <w:rPr>
+      <w:rFonts w:eastAsia="黑体"/>
       <w:color w:themeColor="text1" w:val="000000"/>
     </w:rPr>
     <w:tblPr>
@@ -15209,6 +15890,7 @@
     </w:tcPr>
     <w:tblStylePr w:type="firstRow">
       <w:rPr>
+        <w:rFonts w:eastAsia="黑体"/>
         <w:b/>
         <w:bCs/>
       </w:rPr>
@@ -15219,6 +15901,7 @@
     </w:tblStylePr>
     <w:tblStylePr w:type="lastRow">
       <w:rPr>
+        <w:rFonts w:eastAsia="黑体"/>
         <w:b/>
         <w:bCs/>
         <w:color w:themeColor="text1" w:val="000000"/>
@@ -15230,6 +15913,7 @@
     </w:tblStylePr>
     <w:tblStylePr w:type="firstCol">
       <w:rPr>
+        <w:rFonts w:eastAsia="黑体"/>
         <w:color w:themeColor="background1" w:val="FFFFFF"/>
       </w:rPr>
       <w:tblPr/>
@@ -15239,6 +15923,7 @@
     </w:tblStylePr>
     <w:tblStylePr w:type="lastCol">
       <w:rPr>
+        <w:rFonts w:eastAsia="黑体"/>
         <w:color w:themeColor="background1" w:val="FFFFFF"/>
       </w:rPr>
       <w:tblPr/>
@@ -15268,6 +15953,7 @@
       <w:spacing w:after="0" w:line="240" w:lineRule="auto"/>
     </w:pPr>
     <w:rPr>
+      <w:rFonts w:eastAsia="黑体"/>
       <w:color w:themeColor="text1" w:val="000000"/>
     </w:rPr>
     <w:tblPr>
@@ -15289,6 +15975,7 @@
     </w:tcPr>
     <w:tblStylePr w:type="firstRow">
       <w:rPr>
+        <w:rFonts w:eastAsia="黑体"/>
         <w:b/>
         <w:bCs/>
       </w:rPr>
@@ -15299,6 +15986,7 @@
     </w:tblStylePr>
     <w:tblStylePr w:type="lastRow">
       <w:rPr>
+        <w:rFonts w:eastAsia="黑体"/>
         <w:b/>
         <w:bCs/>
         <w:color w:themeColor="text1" w:val="000000"/>
@@ -15310,6 +15998,7 @@
     </w:tblStylePr>
     <w:tblStylePr w:type="firstCol">
       <w:rPr>
+        <w:rFonts w:eastAsia="黑体"/>
         <w:color w:themeColor="background1" w:val="FFFFFF"/>
       </w:rPr>
       <w:tblPr/>
@@ -15319,6 +16008,7 @@
     </w:tblStylePr>
     <w:tblStylePr w:type="lastCol">
       <w:rPr>
+        <w:rFonts w:eastAsia="黑体"/>
         <w:color w:themeColor="background1" w:val="FFFFFF"/>
       </w:rPr>
       <w:tblPr/>
@@ -15348,6 +16038,7 @@
       <w:spacing w:after="0" w:line="240" w:lineRule="auto"/>
     </w:pPr>
     <w:rPr>
+      <w:rFonts w:eastAsia="黑体"/>
       <w:color w:themeColor="text1" w:val="000000"/>
     </w:rPr>
     <w:tblPr>
@@ -15369,6 +16060,7 @@
     </w:tcPr>
     <w:tblStylePr w:type="firstRow">
       <w:rPr>
+        <w:rFonts w:eastAsia="黑体"/>
         <w:b/>
         <w:bCs/>
       </w:rPr>
@@ -15379,6 +16071,7 @@
     </w:tblStylePr>
     <w:tblStylePr w:type="lastRow">
       <w:rPr>
+        <w:rFonts w:eastAsia="黑体"/>
         <w:b/>
         <w:bCs/>
         <w:color w:themeColor="text1" w:val="000000"/>
@@ -15390,6 +16083,7 @@
     </w:tblStylePr>
     <w:tblStylePr w:type="firstCol">
       <w:rPr>
+        <w:rFonts w:eastAsia="黑体"/>
         <w:color w:themeColor="background1" w:val="FFFFFF"/>
       </w:rPr>
       <w:tblPr/>
@@ -15399,6 +16093,7 @@
     </w:tblStylePr>
     <w:tblStylePr w:type="lastCol">
       <w:rPr>
+        <w:rFonts w:eastAsia="黑体"/>
         <w:color w:themeColor="background1" w:val="FFFFFF"/>
       </w:rPr>
       <w:tblPr/>
@@ -15428,6 +16123,7 @@
       <w:spacing w:after="0" w:line="240" w:lineRule="auto"/>
     </w:pPr>
     <w:rPr>
+      <w:rFonts w:eastAsia="黑体"/>
       <w:color w:themeColor="text1" w:val="000000"/>
     </w:rPr>
     <w:tblPr>
@@ -15449,6 +16145,7 @@
     </w:tcPr>
     <w:tblStylePr w:type="firstRow">
       <w:rPr>
+        <w:rFonts w:eastAsia="黑体"/>
         <w:b/>
         <w:bCs/>
       </w:rPr>
@@ -15459,6 +16156,7 @@
     </w:tblStylePr>
     <w:tblStylePr w:type="lastRow">
       <w:rPr>
+        <w:rFonts w:eastAsia="黑体"/>
         <w:b/>
         <w:bCs/>
         <w:color w:themeColor="text1" w:val="000000"/>
@@ -15470,6 +16168,7 @@
     </w:tblStylePr>
     <w:tblStylePr w:type="firstCol">
       <w:rPr>
+        <w:rFonts w:eastAsia="黑体"/>
         <w:color w:themeColor="background1" w:val="FFFFFF"/>
       </w:rPr>
       <w:tblPr/>
@@ -15479,6 +16178,7 @@
     </w:tblStylePr>
     <w:tblStylePr w:type="lastCol">
       <w:rPr>
+        <w:rFonts w:eastAsia="黑体"/>
         <w:color w:themeColor="background1" w:val="FFFFFF"/>
       </w:rPr>
       <w:tblPr/>
@@ -15508,6 +16208,7 @@
       <w:spacing w:after="0" w:line="240" w:lineRule="auto"/>
     </w:pPr>
     <w:rPr>
+      <w:rFonts w:eastAsia="黑体"/>
       <w:color w:themeColor="text1" w:val="000000"/>
     </w:rPr>
     <w:tblPr>
@@ -15529,6 +16230,7 @@
     </w:tcPr>
     <w:tblStylePr w:type="firstRow">
       <w:rPr>
+        <w:rFonts w:eastAsia="黑体"/>
         <w:b/>
         <w:bCs/>
       </w:rPr>
@@ -15539,6 +16241,7 @@
     </w:tblStylePr>
     <w:tblStylePr w:type="lastRow">
       <w:rPr>
+        <w:rFonts w:eastAsia="黑体"/>
         <w:b/>
         <w:bCs/>
         <w:color w:themeColor="text1" w:val="000000"/>
@@ -15550,6 +16253,7 @@
     </w:tblStylePr>
     <w:tblStylePr w:type="firstCol">
       <w:rPr>
+        <w:rFonts w:eastAsia="黑体"/>
         <w:color w:themeColor="background1" w:val="FFFFFF"/>
       </w:rPr>
       <w:tblPr/>
@@ -15559,6 +16263,7 @@
     </w:tblStylePr>
     <w:tblStylePr w:type="lastCol">
       <w:rPr>
+        <w:rFonts w:eastAsia="黑体"/>
         <w:color w:themeColor="background1" w:val="FFFFFF"/>
       </w:rPr>
       <w:tblPr/>
@@ -15588,6 +16293,7 @@
       <w:spacing w:after="0" w:line="240" w:lineRule="auto"/>
     </w:pPr>
     <w:rPr>
+      <w:rFonts w:eastAsia="黑体"/>
       <w:color w:themeColor="text1" w:val="000000"/>
     </w:rPr>
     <w:tblPr>
@@ -15609,6 +16315,7 @@
     </w:tcPr>
     <w:tblStylePr w:type="firstRow">
       <w:rPr>
+        <w:rFonts w:eastAsia="黑体"/>
         <w:b/>
         <w:bCs/>
       </w:rPr>
@@ -15619,6 +16326,7 @@
     </w:tblStylePr>
     <w:tblStylePr w:type="lastRow">
       <w:rPr>
+        <w:rFonts w:eastAsia="黑体"/>
         <w:b/>
         <w:bCs/>
         <w:color w:themeColor="text1" w:val="000000"/>
@@ -15630,6 +16338,7 @@
     </w:tblStylePr>
     <w:tblStylePr w:type="firstCol">
       <w:rPr>
+        <w:rFonts w:eastAsia="黑体"/>
         <w:color w:themeColor="background1" w:val="FFFFFF"/>
       </w:rPr>
       <w:tblPr/>
@@ -15639,6 +16348,7 @@
     </w:tblStylePr>
     <w:tblStylePr w:type="lastCol">
       <w:rPr>
+        <w:rFonts w:eastAsia="黑体"/>
         <w:color w:themeColor="background1" w:val="FFFFFF"/>
       </w:rPr>
       <w:tblPr/>
@@ -15671,6 +16381,7 @@
     <w:name w:val="KeywordTok"/>
     <w:basedOn w:val="VerbatimChar"/>
     <w:rPr>
+      <w:rFonts w:eastAsia="黑体"/>
       <w:b/>
       <w:color w:val="007020"/>
     </w:rPr>
@@ -15679,6 +16390,7 @@
     <w:name w:val="DataTypeTok"/>
     <w:basedOn w:val="VerbatimChar"/>
     <w:rPr>
+      <w:rFonts w:eastAsia="黑体"/>
       <w:color w:val="902000"/>
     </w:rPr>
   </w:style>
@@ -15686,6 +16398,7 @@
     <w:name w:val="DecValTok"/>
     <w:basedOn w:val="VerbatimChar"/>
     <w:rPr>
+      <w:rFonts w:eastAsia="黑体"/>
       <w:color w:val="40a070"/>
     </w:rPr>
   </w:style>
@@ -15693,6 +16406,7 @@
     <w:name w:val="BaseNTok"/>
     <w:basedOn w:val="VerbatimChar"/>
     <w:rPr>
+      <w:rFonts w:eastAsia="黑体"/>
       <w:color w:val="40a070"/>
     </w:rPr>
   </w:style>
@@ -15700,6 +16414,7 @@
     <w:name w:val="FloatTok"/>
     <w:basedOn w:val="VerbatimChar"/>
     <w:rPr>
+      <w:rFonts w:eastAsia="黑体"/>
       <w:color w:val="40a070"/>
     </w:rPr>
   </w:style>
@@ -15707,6 +16422,7 @@
     <w:name w:val="ConstantTok"/>
     <w:basedOn w:val="VerbatimChar"/>
     <w:rPr>
+      <w:rFonts w:eastAsia="黑体"/>
       <w:color w:val="880000"/>
     </w:rPr>
   </w:style>
@@ -15714,6 +16430,7 @@
     <w:name w:val="CharTok"/>
     <w:basedOn w:val="VerbatimChar"/>
     <w:rPr>
+      <w:rFonts w:eastAsia="黑体"/>
       <w:color w:val="4070a0"/>
     </w:rPr>
   </w:style>
@@ -15721,6 +16438,7 @@
     <w:name w:val="SpecialCharTok"/>
     <w:basedOn w:val="VerbatimChar"/>
     <w:rPr>
+      <w:rFonts w:eastAsia="黑体"/>
       <w:color w:val="4070a0"/>
     </w:rPr>
   </w:style>
@@ -15728,6 +16446,7 @@
     <w:name w:val="StringTok"/>
     <w:basedOn w:val="VerbatimChar"/>
     <w:rPr>
+      <w:rFonts w:eastAsia="黑体"/>
       <w:color w:val="4070a0"/>
     </w:rPr>
   </w:style>
@@ -15735,6 +16454,7 @@
     <w:name w:val="VerbatimStringTok"/>
     <w:basedOn w:val="VerbatimChar"/>
     <w:rPr>
+      <w:rFonts w:eastAsia="黑体"/>
       <w:color w:val="4070a0"/>
     </w:rPr>
   </w:style>
@@ -15742,6 +16462,7 @@
     <w:name w:val="SpecialStringTok"/>
     <w:basedOn w:val="VerbatimChar"/>
     <w:rPr>
+      <w:rFonts w:eastAsia="黑体"/>
       <w:color w:val="bb6688"/>
     </w:rPr>
   </w:style>
@@ -15749,6 +16470,7 @@
     <w:name w:val="ImportTok"/>
     <w:basedOn w:val="VerbatimChar"/>
     <w:rPr>
+      <w:rFonts w:eastAsia="黑体"/>
       <w:b/>
       <w:color w:val="008000"/>
     </w:rPr>
@@ -15757,6 +16479,7 @@
     <w:name w:val="CommentTok"/>
     <w:basedOn w:val="VerbatimChar"/>
     <w:rPr>
+      <w:rFonts w:eastAsia="黑体"/>
       <w:i/>
       <w:color w:val="60a0b0"/>
     </w:rPr>
@@ -15765,6 +16488,7 @@
     <w:name w:val="DocumentationTok"/>
     <w:basedOn w:val="VerbatimChar"/>
     <w:rPr>
+      <w:rFonts w:eastAsia="黑体"/>
       <w:i/>
       <w:color w:val="ba2121"/>
     </w:rPr>
@@ -15773,6 +16497,7 @@
     <w:name w:val="AnnotationTok"/>
     <w:basedOn w:val="VerbatimChar"/>
     <w:rPr>
+      <w:rFonts w:eastAsia="黑体"/>
       <w:b/>
       <w:i/>
       <w:color w:val="60a0b0"/>
@@ -15782,6 +16507,7 @@
     <w:name w:val="CommentVarTok"/>
     <w:basedOn w:val="VerbatimChar"/>
     <w:rPr>
+      <w:rFonts w:eastAsia="黑体"/>
       <w:b/>
       <w:i/>
       <w:color w:val="60a0b0"/>
@@ -15791,6 +16517,7 @@
     <w:name w:val="OtherTok"/>
     <w:basedOn w:val="VerbatimChar"/>
     <w:rPr>
+      <w:rFonts w:eastAsia="黑体"/>
       <w:color w:val="007020"/>
     </w:rPr>
   </w:style>
@@ -15798,6 +16525,7 @@
     <w:name w:val="FunctionTok"/>
     <w:basedOn w:val="VerbatimChar"/>
     <w:rPr>
+      <w:rFonts w:eastAsia="黑体"/>
       <w:color w:val="06287e"/>
     </w:rPr>
   </w:style>
@@ -15805,6 +16533,7 @@
     <w:name w:val="VariableTok"/>
     <w:basedOn w:val="VerbatimChar"/>
     <w:rPr>
+      <w:rFonts w:eastAsia="黑体"/>
       <w:color w:val="19177c"/>
     </w:rPr>
   </w:style>
@@ -15812,6 +16541,7 @@
     <w:name w:val="ControlFlowTok"/>
     <w:basedOn w:val="VerbatimChar"/>
     <w:rPr>
+      <w:rFonts w:eastAsia="黑体"/>
       <w:b/>
       <w:color w:val="007020"/>
     </w:rPr>
@@ -15820,6 +16550,7 @@
     <w:name w:val="OperatorTok"/>
     <w:basedOn w:val="VerbatimChar"/>
     <w:rPr>
+      <w:rFonts w:eastAsia="黑体"/>
       <w:color w:val="666666"/>
     </w:rPr>
   </w:style>
@@ -15827,18 +16558,22 @@
     <w:name w:val="BuiltInTok"/>
     <w:basedOn w:val="VerbatimChar"/>
     <w:rPr>
+      <w:rFonts w:eastAsia="黑体"/>
       <w:color w:val="008000"/>
     </w:rPr>
   </w:style>
   <w:style w:type="character" w:customStyle="1" w:styleId="ExtensionTok">
     <w:name w:val="ExtensionTok"/>
     <w:basedOn w:val="VerbatimChar"/>
-    <w:rPr/>
+    <w:rPr>
+      <w:rFonts w:eastAsia="黑体"/>
+    </w:rPr>
   </w:style>
   <w:style w:type="character" w:customStyle="1" w:styleId="PreprocessorTok">
     <w:name w:val="PreprocessorTok"/>
     <w:basedOn w:val="VerbatimChar"/>
     <w:rPr>
+      <w:rFonts w:eastAsia="黑体"/>
       <w:color w:val="bc7a00"/>
     </w:rPr>
   </w:style>
@@ -15846,18 +16581,22 @@
     <w:name w:val="AttributeTok"/>
     <w:basedOn w:val="VerbatimChar"/>
     <w:rPr>
+      <w:rFonts w:eastAsia="黑体"/>
       <w:color w:val="7d9029"/>
     </w:rPr>
   </w:style>
   <w:style w:type="character" w:customStyle="1" w:styleId="RegionMarkerTok">
     <w:name w:val="RegionMarkerTok"/>
     <w:basedOn w:val="VerbatimChar"/>
-    <w:rPr/>
+    <w:rPr>
+      <w:rFonts w:eastAsia="黑体"/>
+    </w:rPr>
   </w:style>
   <w:style w:type="character" w:customStyle="1" w:styleId="InformationTok">
     <w:name w:val="InformationTok"/>
     <w:basedOn w:val="VerbatimChar"/>
     <w:rPr>
+      <w:rFonts w:eastAsia="黑体"/>
       <w:b/>
       <w:i/>
       <w:color w:val="60a0b0"/>
@@ -15867,6 +16606,7 @@
     <w:name w:val="WarningTok"/>
     <w:basedOn w:val="VerbatimChar"/>
     <w:rPr>
+      <w:rFonts w:eastAsia="黑体"/>
       <w:b/>
       <w:i/>
       <w:color w:val="60a0b0"/>
@@ -15876,6 +16616,7 @@
     <w:name w:val="AlertTok"/>
     <w:basedOn w:val="VerbatimChar"/>
     <w:rPr>
+      <w:rFonts w:eastAsia="黑体"/>
       <w:b/>
       <w:color w:val="ff0000"/>
     </w:rPr>
@@ -15884,6 +16625,7 @@
     <w:name w:val="ErrorTok"/>
     <w:basedOn w:val="VerbatimChar"/>
     <w:rPr>
+      <w:rFonts w:eastAsia="黑体"/>
       <w:b/>
       <w:color w:val="ff0000"/>
     </w:rPr>
@@ -15891,7 +16633,9 @@
   <w:style w:type="character" w:customStyle="1" w:styleId="NormalTok">
     <w:name w:val="NormalTok"/>
     <w:basedOn w:val="VerbatimChar"/>
-    <w:rPr/>
+    <w:rPr>
+      <w:rFonts w:eastAsia="黑体"/>
+    </w:rPr>
   </w:style>
 </w:styles>
 </file>
@@ -15940,12 +16684,12 @@
     <a:fontScheme name="Office">
       <a:majorFont>
         <a:latin typeface="Calibri"/>
-        <a:ea typeface=""/>
+        <a:ea typeface="黑体"/>
         <a:cs typeface=""/>
         <a:font script="Jpan" typeface="ＭＳ ゴシック"/>
         <a:font script="Hang" typeface="맑은 고딕"/>
-        <a:font script="Hans" typeface="宋体"/>
-        <a:font script="Hant" typeface="新細明體"/>
+        <a:font script="Hans" typeface="黑体"/>
+        <a:font script="Hant" typeface="黑体"/>
         <a:font script="Arab" typeface="Times New Roman"/>
         <a:font script="Hebr" typeface="Times New Roman"/>
         <a:font script="Thai" typeface="Angsana New"/>
@@ -15975,12 +16719,12 @@
       </a:majorFont>
       <a:minorFont>
         <a:latin typeface="Cambria"/>
-        <a:ea typeface=""/>
+        <a:ea typeface="黑体"/>
         <a:cs typeface=""/>
         <a:font script="Jpan" typeface="ＭＳ 明朝"/>
         <a:font script="Hang" typeface="맑은 고딕"/>
-        <a:font script="Hans" typeface="宋体"/>
-        <a:font script="Hant" typeface="新細明體"/>
+        <a:font script="Hans" typeface="黑体"/>
+        <a:font script="Hant" typeface="黑体"/>
         <a:font script="Arab" typeface="Arial"/>
         <a:font script="Hebr" typeface="Arial"/>
         <a:font script="Thai" typeface="Cordia New"/>

--- a/07-驱动电路/02-LED驱动/恒流LED驱动电路/恒流LED驱动电路.docx
+++ b/07-驱动电路/02-LED驱动/恒流LED驱动电路/恒流LED驱动电路.docx
@@ -3613,7 +3613,7 @@
           <w:color w:val="555555"/>
           <w:sz w:val="21"/>
         </w:rPr>
-        <w:t>材料收集者：杜文杰，WX手机：19519196569，QQ:3478827729</w:t>
+        <w:t>材料收集者：杜文杰，微信/手机：19519196569，QQ:3478827729</w:t>
       </w:r>
     </w:p>
     <w:sectPr>
